--- a/Rapport.docx
+++ b/Rapport.docx
@@ -1,19 +1,304 @@
 
 <file path=word/document.xml><?xml version="1.0" encoding="utf-8"?>
-<w:document xmlns:wpc="http://schemas.microsoft.com/office/word/2010/wordprocessingCanvas" xmlns:cx="http://schemas.microsoft.com/office/drawing/2014/chartex" xmlns:cx1="http://schemas.microsoft.com/office/drawing/2015/9/8/chartex" xmlns:cx2="http://schemas.microsoft.com/office/drawing/2015/10/21/chartex" xmlns:cx3="http://schemas.microsoft.com/office/drawing/2016/5/9/chartex" xmlns:cx4="http://schemas.microsoft.com/office/drawing/2016/5/10/chartex" xmlns:cx5="http://schemas.microsoft.com/office/drawing/2016/5/11/chartex" xmlns:cx6="http://schemas.microsoft.com/office/drawing/2016/5/12/chartex" xmlns:cx7="http://schemas.microsoft.com/office/drawing/2016/5/13/chartex" xmlns:cx8="http://schemas.microsoft.com/office/drawing/2016/5/14/chartex" xmlns:mc="http://schemas.openxmlformats.org/markup-compatibility/2006" xmlns:aink="http://schemas.microsoft.com/office/drawing/2016/ink" xmlns:am3d="http://schemas.microsoft.com/office/drawing/2017/model3d" xmlns:o="urn:schemas-microsoft-com:office:office" xmlns:oel="http://schemas.microsoft.com/office/2019/extlst" xmlns:r="http://schemas.openxmlformats.org/officeDocument/2006/relationships" xmlns:m="http://schemas.openxmlformats.org/officeDocument/2006/math" xmlns:v="urn:schemas-microsoft-com:vml" xmlns:wp14="http://schemas.microsoft.com/office/word/2010/wordprocessingDrawing" xmlns:wp="http://schemas.openxmlformats.org/drawingml/2006/wordprocessingDrawing" xmlns:w10="urn:schemas-microsoft-com:office:word" xmlns:w="http://schemas.openxmlformats.org/wordprocessingml/2006/main" xmlns:w14="http://schemas.microsoft.com/office/word/2010/wordml" xmlns:w15="http://schemas.microsoft.com/office/word/2012/wordml" xmlns:w16cex="http://schemas.microsoft.com/office/word/2018/wordml/cex" xmlns:w16cid="http://schemas.microsoft.com/office/word/2016/wordml/cid" xmlns:w16="http://schemas.microsoft.com/office/word/2018/wordml" xmlns:w16du="http://schemas.microsoft.com/office/word/2023/wordml/word16du" xmlns:w16sdtdh="http://schemas.microsoft.com/office/word/2020/wordml/sdtdatahash" xmlns:w16sdtfl="http://schemas.microsoft.com/office/word/2024/wordml/sdtformatlock" xmlns:w16se="http://schemas.microsoft.com/office/word/2015/wordml/symex" xmlns:wpg="http://schemas.microsoft.com/office/word/2010/wordprocessingGroup" xmlns:wpi="http://schemas.microsoft.com/office/word/2010/wordprocessingInk" xmlns:wne="http://schemas.microsoft.com/office/word/2006/wordml" xmlns:wps="http://schemas.microsoft.com/office/word/2010/wordprocessingShape" mc:Ignorable="w14 w15 w16se w16cid w16 w16cex w16sdtdh w16sdtfl w16du wp14">
+<w:document xmlns:wpc="http://schemas.microsoft.com/office/word/2010/wordprocessingCanvas" xmlns:cx="http://schemas.microsoft.com/office/drawing/2014/chartex" xmlns:cx1="http://schemas.microsoft.com/office/drawing/2015/9/8/chartex" xmlns:cx2="http://schemas.microsoft.com/office/drawing/2015/10/21/chartex" xmlns:cx3="http://schemas.microsoft.com/office/drawing/2016/5/9/chartex" xmlns:cx4="http://schemas.microsoft.com/office/drawing/2016/5/10/chartex" xmlns:cx5="http://schemas.microsoft.com/office/drawing/2016/5/11/chartex" xmlns:cx6="http://schemas.microsoft.com/office/drawing/2016/5/12/chartex" xmlns:cx7="http://schemas.microsoft.com/office/drawing/2016/5/13/chartex" xmlns:cx8="http://schemas.microsoft.com/office/drawing/2016/5/14/chartex" xmlns:mc="http://schemas.openxmlformats.org/markup-compatibility/2006" xmlns:aink="http://schemas.microsoft.com/office/drawing/2016/ink" xmlns:am3d="http://schemas.microsoft.com/office/drawing/2017/model3d" xmlns:o="urn:schemas-microsoft-com:office:office" xmlns:oel="http://schemas.microsoft.com/office/2019/extlst" xmlns:r="http://schemas.openxmlformats.org/officeDocument/2006/relationships" xmlns:m="http://schemas.openxmlformats.org/officeDocument/2006/math" xmlns:v="urn:schemas-microsoft-com:vml" xmlns:wp14="http://schemas.microsoft.com/office/word/2010/wordprocessingDrawing" xmlns:wp="http://schemas.openxmlformats.org/drawingml/2006/wordprocessingDrawing" xmlns:w10="urn:schemas-microsoft-com:office:word" xmlns:w="http://schemas.openxmlformats.org/wordprocessingml/2006/main" xmlns:w14="http://schemas.microsoft.com/office/word/2010/wordml" xmlns:w15="http://schemas.microsoft.com/office/word/2012/wordml" xmlns:w16cex="http://schemas.microsoft.com/office/word/2018/wordml/cex" xmlns:w16cid="http://schemas.microsoft.com/office/word/2016/wordml/cid" xmlns:w16="http://schemas.microsoft.com/office/word/2018/wordml" xmlns:w16du="http://schemas.microsoft.com/office/word/2023/wordml/word16du" xmlns:w16sdtdh="http://schemas.microsoft.com/office/word/2020/wordml/sdtdatahash" xmlns:w16sdtfl="http://schemas.microsoft.com/office/word/2024/wordml/sdtformatlock" xmlns:w16se="http://schemas.microsoft.com/office/word/2015/wordml/symex" xmlns:wpg="http://schemas.microsoft.com/office/word/2010/wordprocessingGroup" xmlns:wpi="http://schemas.microsoft.com/office/word/2010/wordprocessingInk" xmlns:wne="http://schemas.microsoft.com/office/word/2006/wordml" xmlns:wps="http://schemas.microsoft.com/office/word/2010/wordprocessingShape" xmlns:a="http://schemas.openxmlformats.org/drawingml/2006/main" xmlns:pic="http://schemas.openxmlformats.org/drawingml/2006/picture" xmlns:a14="http://schemas.microsoft.com/office/drawing/2010/main" mc:Ignorable="w14 w15 w16se w16cid w16 w16cex w16sdtdh w16sdtfl w16du wp14">
   <w:body>
+    <w:tbl>
+      <w:tblPr>
+        <w:tblStyle w:val="TableGrid"/>
+        <w:tblW w:w="0" w:type="auto"/>
+        <w:jc w:val="center"/>
+        <w:tblBorders>
+          <w:top w:val="none" w:color="auto" w:sz="0" w:space="0"/>
+          <w:left w:val="none" w:color="auto" w:sz="0" w:space="0"/>
+          <w:bottom w:val="none" w:color="auto" w:sz="0" w:space="0"/>
+          <w:right w:val="none" w:color="auto" w:sz="0" w:space="0"/>
+          <w:insideH w:val="none" w:color="auto" w:sz="0" w:space="0"/>
+          <w:insideV w:val="none" w:color="auto" w:sz="0" w:space="0"/>
+        </w:tblBorders>
+        <w:tblLook w:val="04A0" w:firstRow="1" w:lastRow="0" w:firstColumn="1" w:lastColumn="0" w:noHBand="0" w:noVBand="1"/>
+      </w:tblPr>
+      <w:tblGrid>
+        <w:gridCol w:w="9350"/>
+      </w:tblGrid>
+      <w:tr>
+        <w:trPr>
+          <w:trHeight w:val="3410"/>
+          <w:jc w:val="center"/>
+        </w:trPr>
+        <w:tc>
+          <w:tcPr>
+            <w:tcW w:w="9350" w:type="dxa"/>
+            <w:vAlign w:val="center"/>
+          </w:tcPr>
+          <w:p>
+            <w:pPr>
+              <w:jc w:val="center"/>
+              <w:rPr>
+                <w:sz w:val="32"/>
+                <w:szCs w:val="32"/>
+                <w:lang w:val="fr-CA"/>
+              </w:rPr>
+            </w:pPr>
+            <w:r>
+              <w:rPr>
+                <w:sz w:val="32"/>
+                <w:szCs w:val="32"/>
+                <w:lang w:val="fr-CA"/>
+              </w:rPr>
+              <w:t>Challenge de rendu et de dynamique physique</w:t>
+            </w:r>
+          </w:p>
+          <w:p>
+            <w:pPr>
+              <w:jc w:val="center"/>
+              <w:rPr>
+                <w:sz w:val="32"/>
+                <w:szCs w:val="32"/>
+                <w:lang w:val="fr-CA"/>
+              </w:rPr>
+            </w:pPr>
+            <w:r>
+              <w:rPr>
+                <w:sz w:val="32"/>
+                <w:szCs w:val="32"/>
+                <w:lang w:val="fr-CA"/>
+              </w:rPr>
+              <w:t>INFO4900 - Sujets avancés en informatique</w:t>
+            </w:r>
+          </w:p>
+          <w:p>
+            <w:pPr>
+              <w:jc w:val="center"/>
+              <w:rPr>
+                <w:sz w:val="32"/>
+                <w:szCs w:val="32"/>
+                <w:lang w:val="fr-CA"/>
+              </w:rPr>
+            </w:pPr>
+            <w:r>
+              <w:rPr>
+                <w:sz w:val="32"/>
+                <w:szCs w:val="32"/>
+                <w:lang w:val="fr-CA"/>
+              </w:rPr>
+              <w:t>Automne 2025</w:t>
+            </w:r>
+          </w:p>
+        </w:tc>
+      </w:tr>
+      <w:tr>
+        <w:trPr>
+          <w:trHeight w:val="5840"/>
+          <w:jc w:val="center"/>
+        </w:trPr>
+        <w:tc>
+          <w:tcPr>
+            <w:tcW w:w="9350" w:type="dxa"/>
+            <w:vAlign w:val="center"/>
+          </w:tcPr>
+          <w:p>
+            <w:pPr>
+              <w:jc w:val="center"/>
+              <w:rPr>
+                <w:sz w:val="32"/>
+                <w:szCs w:val="32"/>
+                <w:lang w:val="fr-CA"/>
+              </w:rPr>
+            </w:pPr>
+            <w:proofErr w:type="spellStart"/>
+            <w:r>
+              <w:rPr>
+                <w:sz w:val="32"/>
+                <w:szCs w:val="32"/>
+                <w:lang w:val="fr-CA"/>
+              </w:rPr>
+              <w:t>Dyhia</w:t>
+            </w:r>
+            <w:proofErr w:type="spellEnd"/>
+            <w:r>
+              <w:rPr>
+                <w:sz w:val="32"/>
+                <w:szCs w:val="32"/>
+                <w:lang w:val="fr-CA"/>
+              </w:rPr>
+              <w:t xml:space="preserve"> Hamouche</w:t>
+            </w:r>
+          </w:p>
+          <w:p>
+            <w:pPr>
+              <w:jc w:val="center"/>
+              <w:rPr>
+                <w:sz w:val="32"/>
+                <w:szCs w:val="32"/>
+                <w:lang w:val="fr-CA"/>
+              </w:rPr>
+            </w:pPr>
+            <w:r>
+              <w:rPr>
+                <w:sz w:val="32"/>
+                <w:szCs w:val="32"/>
+                <w:lang w:val="fr-CA"/>
+              </w:rPr>
+              <w:t xml:space="preserve">Taieb </w:t>
+            </w:r>
+            <w:proofErr w:type="spellStart"/>
+            <w:r>
+              <w:rPr>
+                <w:sz w:val="32"/>
+                <w:szCs w:val="32"/>
+                <w:lang w:val="fr-CA"/>
+              </w:rPr>
+              <w:t>Jemni</w:t>
+            </w:r>
+            <w:proofErr w:type="spellEnd"/>
+          </w:p>
+          <w:p>
+            <w:pPr>
+              <w:jc w:val="center"/>
+              <w:rPr>
+                <w:sz w:val="32"/>
+                <w:szCs w:val="32"/>
+                <w:lang w:val="fr-CA"/>
+              </w:rPr>
+            </w:pPr>
+            <w:r>
+              <w:rPr>
+                <w:sz w:val="32"/>
+                <w:szCs w:val="32"/>
+                <w:lang w:val="fr-CA"/>
+              </w:rPr>
+              <w:t>Francis-René McLaughlin</w:t>
+            </w:r>
+          </w:p>
+          <w:p>
+            <w:pPr>
+              <w:jc w:val="center"/>
+              <w:rPr>
+                <w:sz w:val="32"/>
+                <w:szCs w:val="32"/>
+              </w:rPr>
+            </w:pPr>
+            <w:r>
+              <w:rPr>
+                <w:sz w:val="32"/>
+                <w:szCs w:val="32"/>
+              </w:rPr>
+              <w:t>Hugo Sonier</w:t>
+            </w:r>
+          </w:p>
+          <w:p>
+            <w:pPr>
+              <w:jc w:val="center"/>
+              <w:rPr>
+                <w:sz w:val="32"/>
+                <w:szCs w:val="32"/>
+                <w:lang w:val="fr-CA"/>
+              </w:rPr>
+            </w:pPr>
+          </w:p>
+        </w:tc>
+      </w:tr>
+      <w:tr>
+        <w:trPr>
+          <w:trHeight w:val="3320"/>
+          <w:jc w:val="center"/>
+        </w:trPr>
+        <w:tc>
+          <w:tcPr>
+            <w:tcW w:w="9350" w:type="dxa"/>
+            <w:vAlign w:val="center"/>
+          </w:tcPr>
+          <w:p>
+            <w:pPr>
+              <w:jc w:val="center"/>
+              <w:rPr>
+                <w:sz w:val="32"/>
+                <w:szCs w:val="32"/>
+                <w:lang w:val="fr-CA"/>
+              </w:rPr>
+            </w:pPr>
+            <w:r>
+              <w:rPr>
+                <w:sz w:val="32"/>
+                <w:szCs w:val="32"/>
+                <w:lang w:val="fr-CA"/>
+              </w:rPr>
+              <w:t>Département d’informatique</w:t>
+            </w:r>
+          </w:p>
+          <w:p>
+            <w:pPr>
+              <w:jc w:val="center"/>
+              <w:rPr>
+                <w:sz w:val="32"/>
+                <w:szCs w:val="32"/>
+                <w:lang w:val="fr-CA"/>
+              </w:rPr>
+            </w:pPr>
+            <w:r>
+              <w:rPr>
+                <w:sz w:val="32"/>
+                <w:szCs w:val="32"/>
+                <w:lang w:val="fr-CA"/>
+              </w:rPr>
+              <w:t>Faculté des sciences</w:t>
+            </w:r>
+          </w:p>
+          <w:p>
+            <w:pPr>
+              <w:jc w:val="center"/>
+              <w:rPr>
+                <w:sz w:val="32"/>
+                <w:szCs w:val="32"/>
+                <w:lang w:val="fr-CA"/>
+              </w:rPr>
+            </w:pPr>
+            <w:r>
+              <w:rPr>
+                <w:sz w:val="32"/>
+                <w:szCs w:val="32"/>
+                <w:lang w:val="fr-CA"/>
+              </w:rPr>
+              <w:t>Université de Moncton, campus de Moncton</w:t>
+            </w:r>
+          </w:p>
+          <w:p>
+            <w:pPr>
+              <w:jc w:val="center"/>
+              <w:rPr>
+                <w:sz w:val="32"/>
+                <w:szCs w:val="32"/>
+                <w:lang w:val="fr-CA"/>
+              </w:rPr>
+            </w:pPr>
+            <w:r>
+              <w:rPr>
+                <w:sz w:val="32"/>
+                <w:szCs w:val="32"/>
+                <w:lang w:val="fr-CA"/>
+              </w:rPr>
+              <w:t>Le 8 décembre 2025</w:t>
+            </w:r>
+          </w:p>
+          <w:p>
+            <w:pPr>
+              <w:jc w:val="center"/>
+              <w:rPr>
+                <w:sz w:val="32"/>
+                <w:szCs w:val="32"/>
+                <w:lang w:val="fr-CA"/>
+              </w:rPr>
+            </w:pPr>
+          </w:p>
+        </w:tc>
+      </w:tr>
+    </w:tbl>
     <w:p>
       <w:pPr>
         <w:rPr>
           <w:lang w:val="fr-CA"/>
         </w:rPr>
       </w:pPr>
-      <w:r>
-        <w:rPr>
-          <w:lang w:val="fr-CA"/>
-        </w:rPr>
-        <w:t>INFO 4900 – Rapport de projet</w:t>
-      </w:r>
     </w:p>
     <w:p>
       <w:pPr>
@@ -21,6 +306,13 @@
           <w:lang w:val="fr-CA"/>
         </w:rPr>
       </w:pPr>
+      <w:r>
+        <w:rPr>
+          <w:lang w:val="fr-CA"/>
+        </w:rPr>
+        <w:lastRenderedPageBreak/>
+        <w:t>Diagramme bref :</w:t>
+      </w:r>
     </w:p>
     <w:p>
       <w:pPr>
@@ -29,10 +321,1592 @@
         </w:rPr>
       </w:pPr>
       <w:r>
-        <w:rPr>
-          <w:lang w:val="fr-CA"/>
-        </w:rPr>
-        <w:t xml:space="preserve">Licences : </w:t>
+        <w:drawing>
+          <wp:inline wp14:editId="08E44398" wp14:anchorId="4F331BC7">
+            <wp:extent cx="5943600" cy="3614814"/>
+            <wp:effectExtent l="0" t="0" r="0" b="5080"/>
+            <wp:docPr id="1850819466" name="Picture 1"/>
+            <wp:cNvGraphicFramePr>
+              <a:graphicFrameLocks noChangeAspect="1"/>
+            </wp:cNvGraphicFramePr>
+            <a:graphic>
+              <a:graphicData xmlns:a="http://schemas.openxmlformats.org/drawingml/2006/main" uri="http://schemas.openxmlformats.org/drawingml/2006/picture">
+                <pic:pic xmlns:pic="http://schemas.openxmlformats.org/drawingml/2006/picture">
+                  <pic:nvPicPr>
+                    <pic:cNvPr id="1850819466" name="Picture 1850819466"/>
+                    <pic:cNvPicPr/>
+                  </pic:nvPicPr>
+                  <pic:blipFill>
+                    <a:blip xmlns:r="http://schemas.openxmlformats.org/officeDocument/2006/relationships" r:embed="rId4">
+                      <a:extLst>
+                        <a:ext uri="{28A0092B-C50C-407E-A947-70E740481C1C}">
+                          <a14:useLocalDpi xmlns:a14="http://schemas.microsoft.com/office/drawing/2010/main" val="0"/>
+                        </a:ext>
+                      </a:extLst>
+                    </a:blip>
+                    <a:stretch>
+                      <a:fillRect/>
+                    </a:stretch>
+                  </pic:blipFill>
+                  <pic:spPr>
+                    <a:xfrm>
+                      <a:off x="0" y="0"/>
+                      <a:ext cx="5943600" cy="3614814"/>
+                    </a:xfrm>
+                    <a:prstGeom prst="rect">
+                      <a:avLst/>
+                    </a:prstGeom>
+                  </pic:spPr>
+                </pic:pic>
+              </a:graphicData>
+            </a:graphic>
+          </wp:inline>
+        </w:drawing>
+      </w:r>
+    </w:p>
+    <w:p>
+      <w:pPr>
+        <w:pStyle w:val="Heading2"/>
+        <w:rPr>
+          <w:noProof w:val="0"/>
+          <w:lang w:val="fr-CA"/>
+        </w:rPr>
+      </w:pPr>
+      <w:r>
+        <w:rPr>
+          <w:noProof w:val="0"/>
+          <w:lang w:val="fr-CA"/>
+        </w:rPr>
+        <w:t>Création du verre et de la cuillère</w:t>
+      </w:r>
+    </w:p>
+    <w:p>
+      <w:pPr>
+        <w:ind w:firstLine="720"/>
+        <w:rPr>
+          <w:lang w:val="fr-CA"/>
+        </w:rPr>
+      </w:pPr>
+      <w:r>
+        <w:rPr>
+          <w:lang w:val="fr-CA"/>
+        </w:rPr>
+        <w:t xml:space="preserve">Nous avons modélisé un verre en utilisant le logiciel Blender. Pour ce faire, un cylindre a été </w:t>
+      </w:r>
+      <w:r>
+        <w:rPr>
+          <w:lang w:val="fr-CA"/>
+        </w:rPr>
+        <w:t xml:space="preserve">créé </w:t>
+      </w:r>
+      <w:r>
+        <w:rPr>
+          <w:lang w:val="fr-CA"/>
+        </w:rPr>
+        <w:t xml:space="preserve">et modifié à l’aide des outils </w:t>
+      </w:r>
+      <w:r>
+        <w:rPr>
+          <w:lang w:val="fr-CA"/>
+        </w:rPr>
+        <w:t xml:space="preserve">de modélisations dans </w:t>
+      </w:r>
+      <w:r>
+        <w:rPr>
+          <w:lang w:val="fr-CA"/>
+        </w:rPr>
+        <w:t>Blender.</w:t>
+      </w:r>
+      <w:r>
+        <w:rPr>
+          <w:lang w:val="fr-CA"/>
+        </w:rPr>
+        <w:t xml:space="preserve"> </w:t>
+      </w:r>
+      <w:r>
+        <w:rPr>
+          <w:lang w:val="fr-CA"/>
+        </w:rPr>
+        <w:t>Nous avons également modélisé une cuillère avec Blender.</w:t>
+      </w:r>
+    </w:p>
+    <w:p>
+      <w:pPr>
+        <w:rPr>
+          <w:lang w:val="fr-CA"/>
+        </w:rPr>
+      </w:pPr>
+      <w:r>
+        <w:rPr>
+          <w:lang w:val="fr-CA"/>
+        </w:rPr>
+        <w:drawing>
+          <wp:inline distT="0" distB="0" distL="0" distR="0" wp14:anchorId="763EADE8" wp14:editId="2D9EDBED">
+            <wp:extent cx="3025775" cy="1773441"/>
+            <wp:effectExtent l="0" t="0" r="3175" b="0"/>
+            <wp:docPr id="837207383" name="Picture 1" descr="A screenshot of a computer&#10;&#10;AI-generated content may be incorrect."/>
+            <wp:cNvGraphicFramePr>
+              <a:graphicFrameLocks xmlns:a="http://schemas.openxmlformats.org/drawingml/2006/main" noChangeAspect="1"/>
+            </wp:cNvGraphicFramePr>
+            <a:graphic xmlns:a="http://schemas.openxmlformats.org/drawingml/2006/main">
+              <a:graphicData uri="http://schemas.openxmlformats.org/drawingml/2006/picture">
+                <pic:pic xmlns:pic="http://schemas.openxmlformats.org/drawingml/2006/picture">
+                  <pic:nvPicPr>
+                    <pic:cNvPr id="837207383" name="Picture 1" descr="A screenshot of a computer&#10;&#10;AI-generated content may be incorrect."/>
+                    <pic:cNvPicPr/>
+                  </pic:nvPicPr>
+                  <pic:blipFill>
+                    <a:blip r:embed="rId5"/>
+                    <a:stretch>
+                      <a:fillRect/>
+                    </a:stretch>
+                  </pic:blipFill>
+                  <pic:spPr>
+                    <a:xfrm>
+                      <a:off x="0" y="0"/>
+                      <a:ext cx="3093756" cy="1813286"/>
+                    </a:xfrm>
+                    <a:prstGeom prst="rect">
+                      <a:avLst/>
+                    </a:prstGeom>
+                  </pic:spPr>
+                </pic:pic>
+              </a:graphicData>
+            </a:graphic>
+          </wp:inline>
+        </w:drawing>
+      </w:r>
+      <w:r>
+        <w:rPr>
+          <w:lang w:val="fr-CA"/>
+        </w:rPr>
+        <w:t xml:space="preserve"> </w:t>
+      </w:r>
+      <w:r>
+        <w:rPr>
+          <w:lang w:val="fr-CA"/>
+        </w:rPr>
+        <w:drawing>
+          <wp:inline distT="0" distB="0" distL="0" distR="0" wp14:anchorId="693BBAAE" wp14:editId="671A5DB6">
+            <wp:extent cx="2849787" cy="1764163"/>
+            <wp:effectExtent l="0" t="0" r="8255" b="7620"/>
+            <wp:docPr id="1270315932" name="Picture 1" descr="A computer screen shot of a spoon&#10;&#10;AI-generated content may be incorrect."/>
+            <wp:cNvGraphicFramePr>
+              <a:graphicFrameLocks xmlns:a="http://schemas.openxmlformats.org/drawingml/2006/main" noChangeAspect="1"/>
+            </wp:cNvGraphicFramePr>
+            <a:graphic xmlns:a="http://schemas.openxmlformats.org/drawingml/2006/main">
+              <a:graphicData uri="http://schemas.openxmlformats.org/drawingml/2006/picture">
+                <pic:pic xmlns:pic="http://schemas.openxmlformats.org/drawingml/2006/picture">
+                  <pic:nvPicPr>
+                    <pic:cNvPr id="1270315932" name="Picture 1" descr="A computer screen shot of a spoon&#10;&#10;AI-generated content may be incorrect."/>
+                    <pic:cNvPicPr/>
+                  </pic:nvPicPr>
+                  <pic:blipFill rotWithShape="1">
+                    <a:blip r:embed="rId6"/>
+                    <a:srcRect r="15521"/>
+                    <a:stretch>
+                      <a:fillRect/>
+                    </a:stretch>
+                  </pic:blipFill>
+                  <pic:spPr bwMode="auto">
+                    <a:xfrm>
+                      <a:off x="0" y="0"/>
+                      <a:ext cx="2957026" cy="1830550"/>
+                    </a:xfrm>
+                    <a:prstGeom prst="rect">
+                      <a:avLst/>
+                    </a:prstGeom>
+                    <a:ln>
+                      <a:noFill/>
+                    </a:ln>
+                    <a:extLst>
+                      <a:ext uri="{53640926-AAD7-44D8-BBD7-CCE9431645EC}">
+                        <a14:shadowObscured xmlns:a14="http://schemas.microsoft.com/office/drawing/2010/main"/>
+                      </a:ext>
+                    </a:extLst>
+                  </pic:spPr>
+                </pic:pic>
+              </a:graphicData>
+            </a:graphic>
+          </wp:inline>
+        </w:drawing>
+      </w:r>
+    </w:p>
+    <w:p>
+      <w:pPr>
+        <w:pStyle w:val="Normal"/>
+        <w:rPr>
+          <w:lang w:val="fr-CA"/>
+        </w:rPr>
+      </w:pPr>
+      <w:r>
+        <w:rPr>
+          <w:lang w:val="fr-CA"/>
+        </w:rPr>
+        <w:t xml:space="preserve">Des modificateurs ont été appliqués </w:t>
+      </w:r>
+      <w:r>
+        <w:rPr>
+          <w:lang w:val="fr-CA"/>
+        </w:rPr>
+        <w:t xml:space="preserve">à ces objets </w:t>
+      </w:r>
+      <w:r>
+        <w:rPr>
+          <w:lang w:val="fr-CA"/>
+        </w:rPr>
+        <w:t>pour obtenir une apparence lisse</w:t>
+      </w:r>
+      <w:r>
+        <w:rPr>
+          <w:lang w:val="fr-CA"/>
+        </w:rPr>
+        <w:t xml:space="preserve"> et augmenter l’épaisseur des objets</w:t>
+      </w:r>
+      <w:r>
+        <w:rPr>
+          <w:lang w:val="fr-CA"/>
+        </w:rPr>
+        <w:t>.</w:t>
+      </w:r>
+      <w:r>
+        <w:rPr>
+          <w:lang w:val="fr-CA"/>
+        </w:rPr>
+        <w:t xml:space="preserve"> Ensuite, ces objets ont été importés dans </w:t>
+      </w:r>
+      <w:r>
+        <w:rPr>
+          <w:lang w:val="fr-CA"/>
+        </w:rPr>
+        <w:t>Unity</w:t>
+      </w:r>
+      <w:r>
+        <w:rPr>
+          <w:lang w:val="fr-CA"/>
+        </w:rPr>
+        <w:t xml:space="preserve"> sous format </w:t>
+      </w:r>
+      <w:r>
+        <w:rPr>
+          <w:lang w:val="fr-CA"/>
+        </w:rPr>
+        <w:t>fbx</w:t>
+      </w:r>
+      <w:r>
+        <w:rPr>
+          <w:lang w:val="fr-CA"/>
+        </w:rPr>
+        <w:t>. Nous avons créé des matéri</w:t>
+      </w:r>
+      <w:r>
+        <w:rPr>
+          <w:lang w:val="fr-CA"/>
+        </w:rPr>
+        <w:t>aux</w:t>
+      </w:r>
+      <w:r>
+        <w:rPr>
+          <w:lang w:val="fr-CA"/>
+        </w:rPr>
+        <w:t xml:space="preserve"> dans </w:t>
+      </w:r>
+      <w:r>
+        <w:rPr>
+          <w:lang w:val="fr-CA"/>
+        </w:rPr>
+        <w:t>Unity</w:t>
+      </w:r>
+      <w:r>
+        <w:rPr>
+          <w:lang w:val="fr-CA"/>
+        </w:rPr>
+        <w:t xml:space="preserve"> pour ces deux objets. Un matériel métallique a été </w:t>
+      </w:r>
+      <w:r>
+        <w:rPr>
+          <w:lang w:val="fr-CA"/>
+        </w:rPr>
+        <w:t>configuré</w:t>
+      </w:r>
+      <w:r>
+        <w:rPr>
+          <w:lang w:val="fr-CA"/>
+        </w:rPr>
+        <w:t xml:space="preserve"> pour la cuillère</w:t>
+      </w:r>
+      <w:r>
+        <w:rPr>
+          <w:lang w:val="fr-CA"/>
+        </w:rPr>
+        <w:t>, où la valeur « </w:t>
+      </w:r>
+      <w:r>
+        <w:rPr>
+          <w:lang w:val="fr-CA"/>
+        </w:rPr>
+        <w:t>Metallic</w:t>
+      </w:r>
+      <w:r>
+        <w:rPr>
+          <w:lang w:val="fr-CA"/>
+        </w:rPr>
+        <w:t> » et « </w:t>
+      </w:r>
+      <w:r>
+        <w:rPr>
+          <w:lang w:val="fr-CA"/>
+        </w:rPr>
+        <w:t>Smoothness</w:t>
+      </w:r>
+      <w:r>
+        <w:rPr>
+          <w:lang w:val="fr-CA"/>
+        </w:rPr>
+        <w:t> » ont été assignés au maximum (1.0), afin d’obtenir un effet métallique accentué. Pour le verre, un matériel transparent a été utilisé, avec la valeur « </w:t>
+      </w:r>
+      <w:r>
+        <w:rPr>
+          <w:lang w:val="fr-CA"/>
+        </w:rPr>
+        <w:t>Smoothness</w:t>
+      </w:r>
+      <w:r>
+        <w:rPr>
+          <w:lang w:val="fr-CA"/>
+        </w:rPr>
+        <w:t> » à 0.9</w:t>
+      </w:r>
+      <w:r>
+        <w:rPr>
+          <w:lang w:val="fr-CA"/>
+        </w:rPr>
+        <w:t xml:space="preserve"> pour obtenir un rendu réaliste</w:t>
+      </w:r>
+      <w:r>
+        <w:rPr>
+          <w:lang w:val="fr-CA"/>
+        </w:rPr>
+        <w:t xml:space="preserve">. </w:t>
+      </w:r>
+      <w:r>
+        <w:rPr>
+          <w:rFonts w:ascii="Aptos" w:hAnsi="Aptos" w:eastAsia="Aptos" w:cs="Aptos"/>
+          <w:noProof w:val="0"/>
+          <w:sz w:val="22"/>
+          <w:szCs w:val="22"/>
+          <w:lang w:val="fr-CA"/>
+        </w:rPr>
+        <w:t xml:space="preserve">Nous avons également ajouté un script de déformation au verre, afin que celui-ci casse lorsqu'il frappe le sol. Pour ce faire, il a fallu créer un deuxième modèle pré-cassé dans Blender à l'aide de la fonction « Fracture </w:t>
+      </w:r>
+      <w:r>
+        <w:rPr>
+          <w:rFonts w:ascii="Aptos" w:hAnsi="Aptos" w:eastAsia="Aptos" w:cs="Aptos"/>
+          <w:noProof w:val="0"/>
+          <w:sz w:val="22"/>
+          <w:szCs w:val="22"/>
+          <w:lang w:val="fr-CA"/>
+        </w:rPr>
+        <w:t>Cell</w:t>
+      </w:r>
+      <w:r>
+        <w:rPr>
+          <w:rFonts w:ascii="Aptos" w:hAnsi="Aptos" w:eastAsia="Aptos" w:cs="Aptos"/>
+          <w:noProof w:val="0"/>
+          <w:sz w:val="22"/>
+          <w:szCs w:val="22"/>
+          <w:lang w:val="fr-CA"/>
+        </w:rPr>
+        <w:t xml:space="preserve"> » et l'importer dans </w:t>
+      </w:r>
+      <w:r>
+        <w:rPr>
+          <w:rFonts w:ascii="Aptos" w:hAnsi="Aptos" w:eastAsia="Aptos" w:cs="Aptos"/>
+          <w:noProof w:val="0"/>
+          <w:sz w:val="22"/>
+          <w:szCs w:val="22"/>
+          <w:lang w:val="fr-CA"/>
+        </w:rPr>
+        <w:t>Unity</w:t>
+      </w:r>
+      <w:r>
+        <w:rPr>
+          <w:rFonts w:ascii="Aptos" w:hAnsi="Aptos" w:eastAsia="Aptos" w:cs="Aptos"/>
+          <w:noProof w:val="0"/>
+          <w:sz w:val="22"/>
+          <w:szCs w:val="22"/>
+          <w:lang w:val="fr-CA"/>
+        </w:rPr>
+        <w:t xml:space="preserve"> en tant que prefab</w:t>
+      </w:r>
+      <w:r>
+        <w:rPr>
+          <w:rFonts w:ascii="Aptos" w:hAnsi="Aptos" w:eastAsia="Aptos" w:cs="Aptos"/>
+          <w:noProof w:val="0"/>
+          <w:sz w:val="22"/>
+          <w:szCs w:val="22"/>
+          <w:lang w:val="fr-CA"/>
+        </w:rPr>
+        <w:t xml:space="preserve">. </w:t>
+      </w:r>
+    </w:p>
+    <w:p>
+      <w:pPr>
+        <w:pStyle w:val="Normal"/>
+        <w:jc w:val="center"/>
+      </w:pPr>
+      <w:r>
+        <w:drawing>
+          <wp:inline wp14:editId="4E428D6D" wp14:anchorId="5A203474">
+            <wp:extent cx="2208457" cy="2229161"/>
+            <wp:effectExtent l="0" t="0" r="0" b="0"/>
+            <wp:docPr id="1860302177" name="drawing"/>
+            <wp:cNvGraphicFramePr>
+              <a:graphicFrameLocks noChangeAspect="1"/>
+            </wp:cNvGraphicFramePr>
+            <a:graphic>
+              <a:graphicData xmlns:a="http://schemas.openxmlformats.org/drawingml/2006/main" uri="http://schemas.openxmlformats.org/drawingml/2006/picture">
+                <pic:pic xmlns:pic="http://schemas.openxmlformats.org/drawingml/2006/picture">
+                  <pic:nvPicPr>
+                    <pic:cNvPr id="1860302177" name="Picture 1860302177"/>
+                    <pic:cNvPicPr/>
+                  </pic:nvPicPr>
+                  <pic:blipFill>
+                    <a:blip xmlns:r="http://schemas.openxmlformats.org/officeDocument/2006/relationships" r:embed="rId1522962985">
+                      <a:extLst>
+                        <a:ext uri="{28A0092B-C50C-407E-A947-70E740481C1C}">
+                          <a14:useLocalDpi xmlns:a14="http://schemas.microsoft.com/office/drawing/2010/main"/>
+                        </a:ext>
+                      </a:extLst>
+                    </a:blip>
+                    <a:stretch>
+                      <a:fillRect/>
+                    </a:stretch>
+                  </pic:blipFill>
+                  <pic:spPr>
+                    <a:xfrm rot="0">
+                      <a:off x="0" y="0"/>
+                      <a:ext cx="2208457" cy="2229161"/>
+                    </a:xfrm>
+                    <a:prstGeom prst="rect">
+                      <a:avLst/>
+                    </a:prstGeom>
+                  </pic:spPr>
+                </pic:pic>
+              </a:graphicData>
+            </a:graphic>
+          </wp:inline>
+        </w:drawing>
+      </w:r>
+    </w:p>
+    <w:p>
+      <w:pPr>
+        <w:pStyle w:val="Normal"/>
+        <w:rPr>
+          <w:lang w:val="fr-CA"/>
+        </w:rPr>
+      </w:pPr>
+      <w:r>
+        <w:rPr>
+          <w:rFonts w:ascii="Aptos" w:hAnsi="Aptos" w:eastAsia="Aptos" w:cs="Aptos"/>
+          <w:noProof w:val="0"/>
+          <w:sz w:val="22"/>
+          <w:szCs w:val="22"/>
+          <w:lang w:val="fr-CA"/>
+        </w:rPr>
+        <w:t xml:space="preserve">Lorsque le verre touche le sol, le script remplace instantanément le verre intact par le </w:t>
+      </w:r>
+      <w:r>
+        <w:rPr>
+          <w:rFonts w:ascii="Aptos" w:hAnsi="Aptos" w:eastAsia="Aptos" w:cs="Aptos"/>
+          <w:noProof w:val="0"/>
+          <w:sz w:val="22"/>
+          <w:szCs w:val="22"/>
+          <w:lang w:val="fr-CA"/>
+        </w:rPr>
+        <w:t>p</w:t>
+      </w:r>
+      <w:r>
+        <w:rPr>
+          <w:rFonts w:ascii="Aptos" w:hAnsi="Aptos" w:eastAsia="Aptos" w:cs="Aptos"/>
+          <w:noProof w:val="0"/>
+          <w:sz w:val="22"/>
+          <w:szCs w:val="22"/>
+          <w:lang w:val="fr-CA"/>
+        </w:rPr>
+        <w:t>refab</w:t>
+      </w:r>
+      <w:r>
+        <w:rPr>
+          <w:rFonts w:ascii="Aptos" w:hAnsi="Aptos" w:eastAsia="Aptos" w:cs="Aptos"/>
+          <w:noProof w:val="0"/>
+          <w:sz w:val="22"/>
+          <w:szCs w:val="22"/>
+          <w:lang w:val="fr-CA"/>
+        </w:rPr>
+        <w:t xml:space="preserve"> </w:t>
+      </w:r>
+      <w:r>
+        <w:rPr>
+          <w:rFonts w:ascii="Aptos" w:hAnsi="Aptos" w:eastAsia="Aptos" w:cs="Aptos"/>
+          <w:noProof w:val="0"/>
+          <w:sz w:val="22"/>
+          <w:szCs w:val="22"/>
+          <w:lang w:val="fr-CA"/>
+        </w:rPr>
+        <w:t xml:space="preserve">pré-cassé et laisse la physique faire le reste du travail, créant ainsi un effet réaliste. </w:t>
+      </w:r>
+    </w:p>
+    <w:p>
+      <w:pPr>
+        <w:pStyle w:val="Normal"/>
+        <w:jc w:val="center"/>
+      </w:pPr>
+      <w:r>
+        <w:drawing>
+          <wp:inline wp14:editId="67C22087" wp14:anchorId="3E3C9D68">
+            <wp:extent cx="2657845" cy="1807765"/>
+            <wp:effectExtent l="0" t="0" r="0" b="0"/>
+            <wp:docPr id="2064345457" name="drawing"/>
+            <wp:cNvGraphicFramePr>
+              <a:graphicFrameLocks noChangeAspect="1"/>
+            </wp:cNvGraphicFramePr>
+            <a:graphic>
+              <a:graphicData xmlns:a="http://schemas.openxmlformats.org/drawingml/2006/main" uri="http://schemas.openxmlformats.org/drawingml/2006/picture">
+                <pic:pic xmlns:pic="http://schemas.openxmlformats.org/drawingml/2006/picture">
+                  <pic:nvPicPr>
+                    <pic:cNvPr id="6170808" name="Picture 6170808"/>
+                    <pic:cNvPicPr/>
+                  </pic:nvPicPr>
+                  <pic:blipFill>
+                    <a:blip xmlns:r="http://schemas.openxmlformats.org/officeDocument/2006/relationships" r:embed="rId1295144367">
+                      <a:extLst>
+                        <a:ext uri="{28A0092B-C50C-407E-A947-70E740481C1C}">
+                          <a14:useLocalDpi xmlns:a14="http://schemas.microsoft.com/office/drawing/2010/main"/>
+                        </a:ext>
+                      </a:extLst>
+                    </a:blip>
+                    <a:stretch>
+                      <a:fillRect/>
+                    </a:stretch>
+                  </pic:blipFill>
+                  <pic:spPr>
+                    <a:xfrm rot="0">
+                      <a:off x="0" y="0"/>
+                      <a:ext cx="2657845" cy="1807765"/>
+                    </a:xfrm>
+                    <a:prstGeom prst="rect">
+                      <a:avLst/>
+                    </a:prstGeom>
+                  </pic:spPr>
+                </pic:pic>
+              </a:graphicData>
+            </a:graphic>
+          </wp:inline>
+        </w:drawing>
+      </w:r>
+      <w:r>
+        <w:drawing>
+          <wp:inline wp14:editId="6ED74D61" wp14:anchorId="4579CB61">
+            <wp:extent cx="2553056" cy="1801591"/>
+            <wp:effectExtent l="0" t="0" r="0" b="0"/>
+            <wp:docPr id="1861948542" name="drawing"/>
+            <wp:cNvGraphicFramePr>
+              <a:graphicFrameLocks noChangeAspect="1"/>
+            </wp:cNvGraphicFramePr>
+            <a:graphic>
+              <a:graphicData xmlns:a="http://schemas.openxmlformats.org/drawingml/2006/main" uri="http://schemas.openxmlformats.org/drawingml/2006/picture">
+                <pic:pic xmlns:pic="http://schemas.openxmlformats.org/drawingml/2006/picture">
+                  <pic:nvPicPr>
+                    <pic:cNvPr id="1861948542" name="Picture 1861948542"/>
+                    <pic:cNvPicPr/>
+                  </pic:nvPicPr>
+                  <pic:blipFill>
+                    <a:blip xmlns:r="http://schemas.openxmlformats.org/officeDocument/2006/relationships" r:embed="rId775467491">
+                      <a:extLst>
+                        <a:ext uri="{28A0092B-C50C-407E-A947-70E740481C1C}">
+                          <a14:useLocalDpi xmlns:a14="http://schemas.microsoft.com/office/drawing/2010/main"/>
+                        </a:ext>
+                      </a:extLst>
+                    </a:blip>
+                    <a:stretch>
+                      <a:fillRect/>
+                    </a:stretch>
+                  </pic:blipFill>
+                  <pic:spPr>
+                    <a:xfrm rot="0">
+                      <a:off x="0" y="0"/>
+                      <a:ext cx="2553056" cy="1801591"/>
+                    </a:xfrm>
+                    <a:prstGeom prst="rect">
+                      <a:avLst/>
+                    </a:prstGeom>
+                  </pic:spPr>
+                </pic:pic>
+              </a:graphicData>
+            </a:graphic>
+          </wp:inline>
+        </w:drawing>
+      </w:r>
+    </w:p>
+    <w:p>
+      <w:pPr>
+        <w:pStyle w:val="Heading2"/>
+      </w:pPr>
+      <w:r>
+        <w:rPr>
+          <w:noProof w:val="0"/>
+          <w:lang w:val="fr-CA"/>
+        </w:rPr>
+        <w:t>Création de la balle souple</w:t>
+      </w:r>
+    </w:p>
+    <w:p>
+      <w:pPr>
+        <w:pStyle w:val="Normal"/>
+        <w:spacing w:before="240" w:beforeAutospacing="off" w:after="240" w:afterAutospacing="off"/>
+        <w:ind w:firstLine="720"/>
+      </w:pPr>
+      <w:r>
+        <w:rPr>
+          <w:rFonts w:ascii="Aptos" w:hAnsi="Aptos" w:eastAsia="Aptos" w:cs="Aptos"/>
+          <w:noProof w:val="0"/>
+          <w:sz w:val="22"/>
+          <w:szCs w:val="22"/>
+          <w:lang w:val="fr-CA"/>
+        </w:rPr>
+        <w:t xml:space="preserve">Pour créer la balle souple, nous avons commencé avec le package </w:t>
+      </w:r>
+      <w:r>
+        <w:rPr>
+          <w:rFonts w:ascii="Aptos" w:hAnsi="Aptos" w:eastAsia="Aptos" w:cs="Aptos"/>
+          <w:noProof w:val="0"/>
+          <w:sz w:val="22"/>
+          <w:szCs w:val="22"/>
+          <w:lang w:val="fr-CA"/>
+        </w:rPr>
+        <w:t>ProBuilder</w:t>
+      </w:r>
+      <w:r>
+        <w:rPr>
+          <w:rFonts w:ascii="Aptos" w:hAnsi="Aptos" w:eastAsia="Aptos" w:cs="Aptos"/>
+          <w:noProof w:val="0"/>
+          <w:sz w:val="22"/>
+          <w:szCs w:val="22"/>
+          <w:lang w:val="fr-CA"/>
+        </w:rPr>
+        <w:t xml:space="preserve"> dans </w:t>
+      </w:r>
+      <w:r>
+        <w:rPr>
+          <w:rFonts w:ascii="Aptos" w:hAnsi="Aptos" w:eastAsia="Aptos" w:cs="Aptos"/>
+          <w:noProof w:val="0"/>
+          <w:sz w:val="22"/>
+          <w:szCs w:val="22"/>
+          <w:lang w:val="fr-CA"/>
+        </w:rPr>
+        <w:t>Unity</w:t>
+      </w:r>
+      <w:r>
+        <w:rPr>
+          <w:rFonts w:ascii="Aptos" w:hAnsi="Aptos" w:eastAsia="Aptos" w:cs="Aptos"/>
+          <w:noProof w:val="0"/>
+          <w:sz w:val="22"/>
+          <w:szCs w:val="22"/>
+          <w:lang w:val="fr-CA"/>
+        </w:rPr>
+        <w:t xml:space="preserve"> pour générer une sphère high poly avec 4 subdivisions, puis nous avons appliqué un </w:t>
+      </w:r>
+      <w:r>
+        <w:rPr>
+          <w:rFonts w:ascii="Aptos" w:hAnsi="Aptos" w:eastAsia="Aptos" w:cs="Aptos"/>
+          <w:noProof w:val="0"/>
+          <w:sz w:val="22"/>
+          <w:szCs w:val="22"/>
+          <w:lang w:val="fr-CA"/>
+        </w:rPr>
+        <w:t>Rigidbody</w:t>
+      </w:r>
+      <w:r>
+        <w:rPr>
+          <w:rFonts w:ascii="Aptos" w:hAnsi="Aptos" w:eastAsia="Aptos" w:cs="Aptos"/>
+          <w:noProof w:val="0"/>
+          <w:sz w:val="22"/>
+          <w:szCs w:val="22"/>
+          <w:lang w:val="fr-CA"/>
+        </w:rPr>
+        <w:t xml:space="preserve"> avec les paramètres « </w:t>
+      </w:r>
+      <w:r>
+        <w:rPr>
+          <w:rFonts w:ascii="Aptos" w:hAnsi="Aptos" w:eastAsia="Aptos" w:cs="Aptos"/>
+          <w:noProof w:val="0"/>
+          <w:sz w:val="22"/>
+          <w:szCs w:val="22"/>
+          <w:lang w:val="fr-CA"/>
+        </w:rPr>
+        <w:t>Interpolate</w:t>
+      </w:r>
+      <w:r>
+        <w:rPr>
+          <w:rFonts w:ascii="Aptos" w:hAnsi="Aptos" w:eastAsia="Aptos" w:cs="Aptos"/>
+          <w:noProof w:val="0"/>
+          <w:sz w:val="22"/>
+          <w:szCs w:val="22"/>
+          <w:lang w:val="fr-CA"/>
+        </w:rPr>
+        <w:t xml:space="preserve"> » et « </w:t>
+      </w:r>
+      <w:r>
+        <w:rPr>
+          <w:rFonts w:ascii="Aptos" w:hAnsi="Aptos" w:eastAsia="Aptos" w:cs="Aptos"/>
+          <w:noProof w:val="0"/>
+          <w:sz w:val="22"/>
+          <w:szCs w:val="22"/>
+          <w:lang w:val="fr-CA"/>
+        </w:rPr>
+        <w:t>Continuous</w:t>
+      </w:r>
+      <w:r>
+        <w:rPr>
+          <w:rFonts w:ascii="Aptos" w:hAnsi="Aptos" w:eastAsia="Aptos" w:cs="Aptos"/>
+          <w:noProof w:val="0"/>
+          <w:sz w:val="22"/>
+          <w:szCs w:val="22"/>
+          <w:lang w:val="fr-CA"/>
+        </w:rPr>
+        <w:t xml:space="preserve"> </w:t>
+      </w:r>
+      <w:r>
+        <w:rPr>
+          <w:rFonts w:ascii="Aptos" w:hAnsi="Aptos" w:eastAsia="Aptos" w:cs="Aptos"/>
+          <w:noProof w:val="0"/>
+          <w:sz w:val="22"/>
+          <w:szCs w:val="22"/>
+          <w:lang w:val="fr-CA"/>
+        </w:rPr>
+        <w:t>Detection</w:t>
+      </w:r>
+      <w:r>
+        <w:rPr>
+          <w:rFonts w:ascii="Aptos" w:hAnsi="Aptos" w:eastAsia="Aptos" w:cs="Aptos"/>
+          <w:noProof w:val="0"/>
+          <w:sz w:val="22"/>
+          <w:szCs w:val="22"/>
+          <w:lang w:val="fr-CA"/>
+        </w:rPr>
+        <w:t xml:space="preserve"> » activés pour essayer de rendre la déformation plus réaliste. Un </w:t>
+      </w:r>
+      <w:r>
+        <w:rPr>
+          <w:rFonts w:ascii="Aptos" w:hAnsi="Aptos" w:eastAsia="Aptos" w:cs="Aptos"/>
+          <w:noProof w:val="0"/>
+          <w:sz w:val="22"/>
+          <w:szCs w:val="22"/>
+          <w:lang w:val="fr-CA"/>
+        </w:rPr>
+        <w:t>Physics</w:t>
+      </w:r>
+      <w:r>
+        <w:rPr>
+          <w:rFonts w:ascii="Aptos" w:hAnsi="Aptos" w:eastAsia="Aptos" w:cs="Aptos"/>
+          <w:noProof w:val="0"/>
+          <w:sz w:val="22"/>
+          <w:szCs w:val="22"/>
+          <w:lang w:val="fr-CA"/>
+        </w:rPr>
+        <w:t xml:space="preserve"> </w:t>
+      </w:r>
+      <w:r>
+        <w:rPr>
+          <w:rFonts w:ascii="Aptos" w:hAnsi="Aptos" w:eastAsia="Aptos" w:cs="Aptos"/>
+          <w:noProof w:val="0"/>
+          <w:sz w:val="22"/>
+          <w:szCs w:val="22"/>
+          <w:lang w:val="fr-CA"/>
+        </w:rPr>
+        <w:t>Material</w:t>
+      </w:r>
+      <w:r>
+        <w:rPr>
+          <w:rFonts w:ascii="Aptos" w:hAnsi="Aptos" w:eastAsia="Aptos" w:cs="Aptos"/>
+          <w:noProof w:val="0"/>
+          <w:sz w:val="22"/>
+          <w:szCs w:val="22"/>
+          <w:lang w:val="fr-CA"/>
+        </w:rPr>
+        <w:t xml:space="preserve"> a également été ajouté pour introduire un léger</w:t>
+      </w:r>
+      <w:r>
+        <w:rPr>
+          <w:rFonts w:ascii="Aptos" w:hAnsi="Aptos" w:eastAsia="Aptos" w:cs="Aptos"/>
+          <w:noProof w:val="0"/>
+          <w:sz w:val="22"/>
+          <w:szCs w:val="22"/>
+          <w:lang w:val="fr-CA"/>
+        </w:rPr>
+        <w:t xml:space="preserve"> rebond, créant ainsi un comportement réaliste lorsque la balle tombe.</w:t>
+      </w:r>
+      <w:r>
+        <w:drawing>
+          <wp:anchor distT="0" distB="0" distL="114300" distR="114300" simplePos="0" relativeHeight="251658240" behindDoc="0" locked="0" layoutInCell="1" allowOverlap="1" wp14:editId="3C398BC0" wp14:anchorId="7BB6EAF0">
+            <wp:simplePos x="0" y="0"/>
+            <wp:positionH relativeFrom="column">
+              <wp:align>right</wp:align>
+            </wp:positionH>
+            <wp:positionV relativeFrom="paragraph">
+              <wp:posOffset>0</wp:posOffset>
+            </wp:positionV>
+            <wp:extent cx="2052664" cy="2028005"/>
+            <wp:effectExtent l="0" t="0" r="0" b="0"/>
+            <wp:wrapSquare wrapText="bothSides"/>
+            <wp:docPr id="2071224735" name="drawing"/>
+            <wp:cNvGraphicFramePr>
+              <a:graphicFrameLocks noChangeAspect="1"/>
+            </wp:cNvGraphicFramePr>
+            <a:graphic>
+              <a:graphicData xmlns:a="http://schemas.openxmlformats.org/drawingml/2006/main" uri="http://schemas.openxmlformats.org/drawingml/2006/picture">
+                <pic:pic xmlns:pic="http://schemas.openxmlformats.org/drawingml/2006/picture">
+                  <pic:nvPicPr>
+                    <pic:cNvPr id="864023134" name="Picture 864023134"/>
+                    <pic:cNvPicPr/>
+                  </pic:nvPicPr>
+                  <pic:blipFill>
+                    <a:blip xmlns:r="http://schemas.openxmlformats.org/officeDocument/2006/relationships" r:embed="rId459117626">
+                      <a:extLst>
+                        <a:ext uri="{28A0092B-C50C-407E-A947-70E740481C1C}">
+                          <a14:useLocalDpi xmlns:a14="http://schemas.microsoft.com/office/drawing/2010/main"/>
+                        </a:ext>
+                      </a:extLst>
+                    </a:blip>
+                    <a:stretch>
+                      <a:fillRect/>
+                    </a:stretch>
+                  </pic:blipFill>
+                  <pic:spPr>
+                    <a:xfrm rot="0">
+                      <a:off x="0" y="0"/>
+                      <a:ext cx="2052664" cy="2028005"/>
+                    </a:xfrm>
+                    <a:prstGeom prst="rect">
+                      <a:avLst/>
+                    </a:prstGeom>
+                  </pic:spPr>
+                </pic:pic>
+              </a:graphicData>
+            </a:graphic>
+            <wp14:sizeRelH relativeFrom="page">
+              <wp14:pctWidth>0</wp14:pctWidth>
+            </wp14:sizeRelH>
+            <wp14:sizeRelV relativeFrom="page">
+              <wp14:pctHeight>0</wp14:pctHeight>
+            </wp14:sizeRelV>
+          </wp:anchor>
+        </w:drawing>
+      </w:r>
+    </w:p>
+    <w:p>
+      <w:pPr>
+        <w:pStyle w:val="Normal"/>
+        <w:spacing w:before="240" w:beforeAutospacing="off" w:after="240" w:afterAutospacing="off"/>
+        <w:ind w:firstLine="720"/>
+      </w:pPr>
+    </w:p>
+    <w:p>
+      <w:pPr>
+        <w:pStyle w:val="Heading2"/>
+      </w:pPr>
+      <w:r>
+        <w:rPr>
+          <w:noProof w:val="0"/>
+          <w:lang w:val="fr-CA"/>
+        </w:rPr>
+        <w:t>Déformation de la balle</w:t>
+      </w:r>
+    </w:p>
+    <w:p>
+      <w:pPr>
+        <w:spacing w:before="240" w:beforeAutospacing="off" w:after="240" w:afterAutospacing="off"/>
+        <w:ind w:firstLine="720"/>
+      </w:pPr>
+      <w:r>
+        <w:rPr>
+          <w:rFonts w:ascii="Aptos" w:hAnsi="Aptos" w:eastAsia="Aptos" w:cs="Aptos"/>
+          <w:noProof w:val="0"/>
+          <w:sz w:val="22"/>
+          <w:szCs w:val="22"/>
+          <w:lang w:val="fr-CA"/>
+        </w:rPr>
+        <w:t xml:space="preserve">Pour la déformation de la balle, après avoir effectué des recherches, nous avons découvert que </w:t>
+      </w:r>
+      <w:r>
+        <w:rPr>
+          <w:rFonts w:ascii="Aptos" w:hAnsi="Aptos" w:eastAsia="Aptos" w:cs="Aptos"/>
+          <w:noProof w:val="0"/>
+          <w:sz w:val="22"/>
+          <w:szCs w:val="22"/>
+          <w:lang w:val="fr-CA"/>
+        </w:rPr>
+        <w:t>Unity</w:t>
+      </w:r>
+      <w:r>
+        <w:rPr>
+          <w:rFonts w:ascii="Aptos" w:hAnsi="Aptos" w:eastAsia="Aptos" w:cs="Aptos"/>
+          <w:noProof w:val="0"/>
+          <w:sz w:val="22"/>
+          <w:szCs w:val="22"/>
+          <w:lang w:val="fr-CA"/>
+        </w:rPr>
+        <w:t xml:space="preserve"> ne permet pas nativement de faire des déformations de ce type. Nous avons trouvé deux options principales, soit acheter un asset qui permet la déformation ou créer notre propre script C# personnalisé pour la déformation de la balle. Nous avons opté pour le script C# personnalisé, mais cela a représenté un défi technique important. Les IA génératives ne peuvent pas facilement générer un script de ce type suffisamment réaliste pour que ce soit copier-coller. Il a fallu des heures de tests afin d'obtenir un résultat satisfaisant, malgré l'aide des IA génératives.</w:t>
+      </w:r>
+    </w:p>
+    <w:p>
+      <w:pPr>
+        <w:spacing w:before="240" w:beforeAutospacing="off" w:after="240" w:afterAutospacing="off"/>
+        <w:rPr>
+          <w:rFonts w:ascii="Aptos" w:hAnsi="Aptos" w:eastAsia="Aptos" w:cs="Aptos"/>
+          <w:noProof w:val="0"/>
+          <w:sz w:val="22"/>
+          <w:szCs w:val="22"/>
+          <w:lang w:val="fr-CA"/>
+        </w:rPr>
+      </w:pPr>
+      <w:r>
+        <w:rPr>
+          <w:rFonts w:ascii="Aptos" w:hAnsi="Aptos" w:eastAsia="Aptos" w:cs="Aptos"/>
+          <w:noProof w:val="0"/>
+          <w:sz w:val="22"/>
+          <w:szCs w:val="22"/>
+          <w:lang w:val="fr-CA"/>
+        </w:rPr>
+        <w:t xml:space="preserve">Le script capture la position et la force de chaque collision, puis identifie les </w:t>
+      </w:r>
+      <w:r>
+        <w:rPr>
+          <w:rFonts w:ascii="Aptos" w:hAnsi="Aptos" w:eastAsia="Aptos" w:cs="Aptos"/>
+          <w:noProof w:val="0"/>
+          <w:sz w:val="22"/>
+          <w:szCs w:val="22"/>
+          <w:lang w:val="fr-CA"/>
+        </w:rPr>
+        <w:t>vertices</w:t>
+      </w:r>
+      <w:r>
+        <w:rPr>
+          <w:rFonts w:ascii="Aptos" w:hAnsi="Aptos" w:eastAsia="Aptos" w:cs="Aptos"/>
+          <w:noProof w:val="0"/>
+          <w:sz w:val="22"/>
+          <w:szCs w:val="22"/>
+          <w:lang w:val="fr-CA"/>
+        </w:rPr>
+        <w:t xml:space="preserve"> proches du point d'impact dans un certain rayon. Ces </w:t>
+      </w:r>
+      <w:r>
+        <w:rPr>
+          <w:rFonts w:ascii="Aptos" w:hAnsi="Aptos" w:eastAsia="Aptos" w:cs="Aptos"/>
+          <w:noProof w:val="0"/>
+          <w:sz w:val="22"/>
+          <w:szCs w:val="22"/>
+          <w:lang w:val="fr-CA"/>
+        </w:rPr>
+        <w:t>vertices</w:t>
+      </w:r>
+      <w:r>
+        <w:rPr>
+          <w:rFonts w:ascii="Aptos" w:hAnsi="Aptos" w:eastAsia="Aptos" w:cs="Aptos"/>
+          <w:noProof w:val="0"/>
+          <w:sz w:val="22"/>
+          <w:szCs w:val="22"/>
+          <w:lang w:val="fr-CA"/>
+        </w:rPr>
+        <w:t xml:space="preserve"> sont déplacés dans la direction opposée à l'impact proportionnellement à leur distance du point de collision. Pour conserver le volume de la balle, le script utilise un ratio de Poisson qui simule le comportement des matériaux élastiques réels. Lorsque la balle est comprimée au point d'impact, les </w:t>
+      </w:r>
+      <w:r>
+        <w:rPr>
+          <w:rFonts w:ascii="Aptos" w:hAnsi="Aptos" w:eastAsia="Aptos" w:cs="Aptos"/>
+          <w:noProof w:val="0"/>
+          <w:sz w:val="22"/>
+          <w:szCs w:val="22"/>
+          <w:lang w:val="fr-CA"/>
+        </w:rPr>
+        <w:t>vertices</w:t>
+      </w:r>
+      <w:r>
+        <w:rPr>
+          <w:rFonts w:ascii="Aptos" w:hAnsi="Aptos" w:eastAsia="Aptos" w:cs="Aptos"/>
+          <w:noProof w:val="0"/>
+          <w:sz w:val="22"/>
+          <w:szCs w:val="22"/>
+          <w:lang w:val="fr-CA"/>
+        </w:rPr>
+        <w:t xml:space="preserve"> perpendiculaires à la collision sont légèrement poussés vers l'extérieur, créant ainsi une déformation réaliste. La déformation diminue progressivement au fil du temps grâce à une fonction d'interpolation lisse (</w:t>
+      </w:r>
+      <w:r>
+        <w:rPr>
+          <w:rFonts w:ascii="Aptos" w:hAnsi="Aptos" w:eastAsia="Aptos" w:cs="Aptos"/>
+          <w:noProof w:val="0"/>
+          <w:sz w:val="22"/>
+          <w:szCs w:val="22"/>
+          <w:lang w:val="fr-CA"/>
+        </w:rPr>
+        <w:t>Lerp</w:t>
+      </w:r>
+      <w:r>
+        <w:rPr>
+          <w:rFonts w:ascii="Aptos" w:hAnsi="Aptos" w:eastAsia="Aptos" w:cs="Aptos"/>
+          <w:noProof w:val="0"/>
+          <w:sz w:val="22"/>
+          <w:szCs w:val="22"/>
+          <w:lang w:val="fr-CA"/>
+        </w:rPr>
+        <w:t>), permettant à la balle de retrouver sa forme sphérique originale après chaque impact.</w:t>
+      </w:r>
+    </w:p>
+    <w:p>
+      <w:pPr>
+        <w:pStyle w:val="Normal"/>
+        <w:spacing w:before="240" w:beforeAutospacing="off" w:after="240" w:afterAutospacing="off"/>
+        <w:jc w:val="center"/>
+      </w:pPr>
+      <w:r>
+        <w:drawing>
+          <wp:inline wp14:editId="258F4C13" wp14:anchorId="47514D0F">
+            <wp:extent cx="2676525" cy="2256173"/>
+            <wp:effectExtent l="0" t="0" r="0" b="0"/>
+            <wp:docPr id="181706150" name="drawing"/>
+            <wp:cNvGraphicFramePr>
+              <a:graphicFrameLocks noChangeAspect="1"/>
+            </wp:cNvGraphicFramePr>
+            <a:graphic>
+              <a:graphicData xmlns:a="http://schemas.openxmlformats.org/drawingml/2006/main" uri="http://schemas.openxmlformats.org/drawingml/2006/picture">
+                <pic:pic xmlns:pic="http://schemas.openxmlformats.org/drawingml/2006/picture">
+                  <pic:nvPicPr>
+                    <pic:cNvPr id="181706150" name="Picture 181706150"/>
+                    <pic:cNvPicPr/>
+                  </pic:nvPicPr>
+                  <pic:blipFill>
+                    <a:blip xmlns:r="http://schemas.openxmlformats.org/officeDocument/2006/relationships" r:embed="rId179684735">
+                      <a:extLst>
+                        <a:ext uri="{28A0092B-C50C-407E-A947-70E740481C1C}">
+                          <a14:useLocalDpi xmlns:a14="http://schemas.microsoft.com/office/drawing/2010/main"/>
+                        </a:ext>
+                      </a:extLst>
+                    </a:blip>
+                    <a:stretch>
+                      <a:fillRect/>
+                    </a:stretch>
+                  </pic:blipFill>
+                  <pic:spPr>
+                    <a:xfrm rot="0">
+                      <a:off x="0" y="0"/>
+                      <a:ext cx="2676525" cy="2256173"/>
+                    </a:xfrm>
+                    <a:prstGeom prst="rect">
+                      <a:avLst/>
+                    </a:prstGeom>
+                  </pic:spPr>
+                </pic:pic>
+              </a:graphicData>
+            </a:graphic>
+          </wp:inline>
+        </w:drawing>
+      </w:r>
+      <w:r>
+        <w:drawing>
+          <wp:inline wp14:editId="771E7165" wp14:anchorId="5FE72BAE">
+            <wp:extent cx="2692995" cy="2251802"/>
+            <wp:effectExtent l="0" t="0" r="0" b="0"/>
+            <wp:docPr id="1651317678" name="drawing"/>
+            <wp:cNvGraphicFramePr>
+              <a:graphicFrameLocks noChangeAspect="1"/>
+            </wp:cNvGraphicFramePr>
+            <a:graphic>
+              <a:graphicData xmlns:a="http://schemas.openxmlformats.org/drawingml/2006/main" uri="http://schemas.openxmlformats.org/drawingml/2006/picture">
+                <pic:pic xmlns:pic="http://schemas.openxmlformats.org/drawingml/2006/picture">
+                  <pic:nvPicPr>
+                    <pic:cNvPr id="1651317678" name="Picture 1651317678"/>
+                    <pic:cNvPicPr/>
+                  </pic:nvPicPr>
+                  <pic:blipFill>
+                    <a:blip xmlns:r="http://schemas.openxmlformats.org/officeDocument/2006/relationships" r:embed="rId1657665871">
+                      <a:extLst>
+                        <a:ext uri="{28A0092B-C50C-407E-A947-70E740481C1C}">
+                          <a14:useLocalDpi xmlns:a14="http://schemas.microsoft.com/office/drawing/2010/main"/>
+                        </a:ext>
+                      </a:extLst>
+                    </a:blip>
+                    <a:stretch>
+                      <a:fillRect/>
+                    </a:stretch>
+                  </pic:blipFill>
+                  <pic:spPr>
+                    <a:xfrm rot="0">
+                      <a:off x="0" y="0"/>
+                      <a:ext cx="2692995" cy="2251802"/>
+                    </a:xfrm>
+                    <a:prstGeom prst="rect">
+                      <a:avLst/>
+                    </a:prstGeom>
+                  </pic:spPr>
+                </pic:pic>
+              </a:graphicData>
+            </a:graphic>
+          </wp:inline>
+        </w:drawing>
+      </w:r>
+    </w:p>
+    <w:p>
+      <w:pPr>
+        <w:pStyle w:val="Normal"/>
+        <w:spacing w:before="240" w:beforeAutospacing="off" w:after="240" w:afterAutospacing="off"/>
+      </w:pPr>
+    </w:p>
+    <w:p>
+      <w:pPr>
+        <w:pStyle w:val="Heading2"/>
+        <w:rPr>
+          <w:noProof w:val="0"/>
+          <w:lang w:val="fr-CA"/>
+        </w:rPr>
+      </w:pPr>
+      <w:r>
+        <w:rPr>
+          <w:noProof w:val="0"/>
+          <w:lang w:val="fr-CA"/>
+        </w:rPr>
+        <w:t>Éclairage</w:t>
+      </w:r>
+    </w:p>
+    <w:p>
+      <w:pPr>
+        <w:pStyle w:val="Normal"/>
+        <w:suppressLineNumbers w:val="0"/>
+        <w:bidi w:val="0"/>
+        <w:spacing w:before="240" w:beforeAutospacing="off" w:after="240" w:afterAutospacing="off" w:line="259" w:lineRule="auto"/>
+        <w:ind w:left="0" w:right="0" w:firstLine="720"/>
+        <w:jc w:val="left"/>
+      </w:pPr>
+      <w:r>
+        <w:rPr>
+          <w:rFonts w:ascii="Aptos" w:hAnsi="Aptos" w:eastAsia="Aptos" w:cs="Aptos"/>
+          <w:noProof w:val="0"/>
+          <w:sz w:val="22"/>
+          <w:szCs w:val="22"/>
+          <w:lang w:val="fr-CA"/>
+        </w:rPr>
+        <w:t xml:space="preserve">Pour l'éclairage, nous utilisons HDRP (High </w:t>
+      </w:r>
+      <w:r>
+        <w:rPr>
+          <w:rFonts w:ascii="Aptos" w:hAnsi="Aptos" w:eastAsia="Aptos" w:cs="Aptos"/>
+          <w:noProof w:val="0"/>
+          <w:sz w:val="22"/>
+          <w:szCs w:val="22"/>
+          <w:lang w:val="fr-CA"/>
+        </w:rPr>
+        <w:t>Definition</w:t>
+      </w:r>
+      <w:r>
+        <w:rPr>
+          <w:rFonts w:ascii="Aptos" w:hAnsi="Aptos" w:eastAsia="Aptos" w:cs="Aptos"/>
+          <w:noProof w:val="0"/>
+          <w:sz w:val="22"/>
+          <w:szCs w:val="22"/>
+          <w:lang w:val="fr-CA"/>
+        </w:rPr>
+        <w:t xml:space="preserve"> </w:t>
+      </w:r>
+      <w:r>
+        <w:rPr>
+          <w:rFonts w:ascii="Aptos" w:hAnsi="Aptos" w:eastAsia="Aptos" w:cs="Aptos"/>
+          <w:noProof w:val="0"/>
+          <w:sz w:val="22"/>
+          <w:szCs w:val="22"/>
+          <w:lang w:val="fr-CA"/>
+        </w:rPr>
+        <w:t>Render</w:t>
+      </w:r>
+      <w:r>
+        <w:rPr>
+          <w:rFonts w:ascii="Aptos" w:hAnsi="Aptos" w:eastAsia="Aptos" w:cs="Aptos"/>
+          <w:noProof w:val="0"/>
+          <w:sz w:val="22"/>
+          <w:szCs w:val="22"/>
+          <w:lang w:val="fr-CA"/>
+        </w:rPr>
+        <w:t xml:space="preserve"> Pipeline). Nous avons créé une </w:t>
+      </w:r>
+      <w:r>
+        <w:rPr>
+          <w:rFonts w:ascii="Aptos" w:hAnsi="Aptos" w:eastAsia="Aptos" w:cs="Aptos"/>
+          <w:noProof w:val="0"/>
+          <w:sz w:val="22"/>
+          <w:szCs w:val="22"/>
+          <w:lang w:val="fr-CA"/>
+        </w:rPr>
+        <w:t>fenêtre</w:t>
+      </w:r>
+      <w:r>
+        <w:rPr>
+          <w:rFonts w:ascii="Aptos" w:hAnsi="Aptos" w:eastAsia="Aptos" w:cs="Aptos"/>
+          <w:noProof w:val="0"/>
+          <w:sz w:val="22"/>
+          <w:szCs w:val="22"/>
+          <w:lang w:val="fr-CA"/>
+        </w:rPr>
+        <w:t xml:space="preserve"> près de la table à l'aide de géométries </w:t>
+      </w:r>
+      <w:r>
+        <w:rPr>
+          <w:rFonts w:ascii="Aptos" w:hAnsi="Aptos" w:eastAsia="Aptos" w:cs="Aptos"/>
+          <w:noProof w:val="0"/>
+          <w:sz w:val="22"/>
+          <w:szCs w:val="22"/>
+          <w:lang w:val="fr-CA"/>
+        </w:rPr>
+        <w:t>Unity</w:t>
+      </w:r>
+      <w:r>
+        <w:rPr>
+          <w:rFonts w:ascii="Aptos" w:hAnsi="Aptos" w:eastAsia="Aptos" w:cs="Aptos"/>
+          <w:noProof w:val="0"/>
+          <w:sz w:val="22"/>
+          <w:szCs w:val="22"/>
+          <w:lang w:val="fr-CA"/>
+        </w:rPr>
+        <w:t xml:space="preserve"> et d'un matériau transparent. Une lumière directionnelle (</w:t>
+      </w:r>
+      <w:r>
+        <w:rPr>
+          <w:rFonts w:ascii="Aptos" w:hAnsi="Aptos" w:eastAsia="Aptos" w:cs="Aptos"/>
+          <w:noProof w:val="0"/>
+          <w:sz w:val="22"/>
+          <w:szCs w:val="22"/>
+          <w:lang w:val="fr-CA"/>
+        </w:rPr>
+        <w:t>Directional</w:t>
+      </w:r>
+      <w:r>
+        <w:rPr>
+          <w:rFonts w:ascii="Aptos" w:hAnsi="Aptos" w:eastAsia="Aptos" w:cs="Aptos"/>
+          <w:noProof w:val="0"/>
+          <w:sz w:val="22"/>
+          <w:szCs w:val="22"/>
+          <w:lang w:val="fr-CA"/>
+        </w:rPr>
+        <w:t xml:space="preserve"> Light) pointe vers cette </w:t>
+      </w:r>
+      <w:r>
+        <w:rPr>
+          <w:rFonts w:ascii="Aptos" w:hAnsi="Aptos" w:eastAsia="Aptos" w:cs="Aptos"/>
+          <w:noProof w:val="0"/>
+          <w:sz w:val="22"/>
+          <w:szCs w:val="22"/>
+          <w:lang w:val="fr-CA"/>
+        </w:rPr>
+        <w:t>fenêtre</w:t>
+      </w:r>
+      <w:r>
+        <w:rPr>
+          <w:rFonts w:ascii="Aptos" w:hAnsi="Aptos" w:eastAsia="Aptos" w:cs="Aptos"/>
+          <w:noProof w:val="0"/>
+          <w:sz w:val="22"/>
+          <w:szCs w:val="22"/>
+          <w:lang w:val="fr-CA"/>
+        </w:rPr>
+        <w:t xml:space="preserve"> avec des teintes légèrement chaudes pour simuler une lumière d</w:t>
+      </w:r>
+      <w:r>
+        <w:rPr>
+          <w:rFonts w:ascii="Aptos" w:hAnsi="Aptos" w:eastAsia="Aptos" w:cs="Aptos"/>
+          <w:noProof w:val="0"/>
+          <w:sz w:val="22"/>
+          <w:szCs w:val="22"/>
+          <w:lang w:val="fr-CA"/>
+        </w:rPr>
+        <w:t>u</w:t>
+      </w:r>
+      <w:r>
+        <w:rPr>
+          <w:rFonts w:ascii="Aptos" w:hAnsi="Aptos" w:eastAsia="Aptos" w:cs="Aptos"/>
+          <w:noProof w:val="0"/>
+          <w:sz w:val="22"/>
+          <w:szCs w:val="22"/>
+          <w:lang w:val="fr-CA"/>
+        </w:rPr>
+        <w:t xml:space="preserve"> matin. La résolution de la </w:t>
+      </w:r>
+      <w:r>
+        <w:rPr>
+          <w:rFonts w:ascii="Aptos" w:hAnsi="Aptos" w:eastAsia="Aptos" w:cs="Aptos"/>
+          <w:noProof w:val="0"/>
+          <w:sz w:val="22"/>
+          <w:szCs w:val="22"/>
+          <w:lang w:val="fr-CA"/>
+        </w:rPr>
+        <w:t>shadowmap</w:t>
+      </w:r>
+      <w:r>
+        <w:rPr>
+          <w:rFonts w:ascii="Aptos" w:hAnsi="Aptos" w:eastAsia="Aptos" w:cs="Aptos"/>
+          <w:noProof w:val="0"/>
+          <w:sz w:val="22"/>
+          <w:szCs w:val="22"/>
+          <w:lang w:val="fr-CA"/>
+        </w:rPr>
+        <w:t xml:space="preserve"> a été configurée à 2048 pour assurer une qualité d'ombrage optimale et réduire les bugs.</w:t>
+      </w:r>
+    </w:p>
+    <w:p>
+      <w:pPr>
+        <w:pStyle w:val="Normal"/>
+        <w:spacing w:before="240" w:beforeAutospacing="off" w:after="240" w:afterAutospacing="off"/>
+        <w:rPr>
+          <w:rFonts w:ascii="Aptos" w:hAnsi="Aptos" w:eastAsia="Aptos" w:cs="Aptos"/>
+          <w:noProof w:val="0"/>
+          <w:sz w:val="22"/>
+          <w:szCs w:val="22"/>
+          <w:lang w:val="fr-CA"/>
+        </w:rPr>
+      </w:pPr>
+      <w:r>
+        <w:rPr>
+          <w:rFonts w:ascii="Aptos" w:hAnsi="Aptos" w:eastAsia="Aptos" w:cs="Aptos"/>
+          <w:noProof w:val="0"/>
+          <w:sz w:val="22"/>
+          <w:szCs w:val="22"/>
+          <w:lang w:val="fr-CA"/>
+        </w:rPr>
+        <w:t>Un Global Volume a été ajouté pour contrôler finement l'éclairage de la scène. Nous avons configuré une exposition fixe (</w:t>
+      </w:r>
+      <w:r>
+        <w:rPr>
+          <w:rFonts w:ascii="Aptos" w:hAnsi="Aptos" w:eastAsia="Aptos" w:cs="Aptos"/>
+          <w:noProof w:val="0"/>
+          <w:sz w:val="22"/>
+          <w:szCs w:val="22"/>
+          <w:lang w:val="fr-CA"/>
+        </w:rPr>
+        <w:t>Fixed</w:t>
+      </w:r>
+      <w:r>
+        <w:rPr>
+          <w:rFonts w:ascii="Aptos" w:hAnsi="Aptos" w:eastAsia="Aptos" w:cs="Aptos"/>
+          <w:noProof w:val="0"/>
+          <w:sz w:val="22"/>
+          <w:szCs w:val="22"/>
+          <w:lang w:val="fr-CA"/>
+        </w:rPr>
+        <w:t xml:space="preserve"> </w:t>
+      </w:r>
+      <w:r>
+        <w:rPr>
+          <w:rFonts w:ascii="Aptos" w:hAnsi="Aptos" w:eastAsia="Aptos" w:cs="Aptos"/>
+          <w:noProof w:val="0"/>
+          <w:sz w:val="22"/>
+          <w:szCs w:val="22"/>
+          <w:lang w:val="fr-CA"/>
+        </w:rPr>
+        <w:t>Exposure</w:t>
+      </w:r>
+      <w:r>
+        <w:rPr>
+          <w:rFonts w:ascii="Aptos" w:hAnsi="Aptos" w:eastAsia="Aptos" w:cs="Aptos"/>
+          <w:noProof w:val="0"/>
+          <w:sz w:val="22"/>
+          <w:szCs w:val="22"/>
+          <w:lang w:val="fr-CA"/>
+        </w:rPr>
+        <w:t>), ajouté un HDRI Sky pour l'éclairage ambiant, ainsi qu'un brouillard volumétrique (</w:t>
+      </w:r>
+      <w:r>
+        <w:rPr>
+          <w:rFonts w:ascii="Aptos" w:hAnsi="Aptos" w:eastAsia="Aptos" w:cs="Aptos"/>
+          <w:noProof w:val="0"/>
+          <w:sz w:val="22"/>
+          <w:szCs w:val="22"/>
+          <w:lang w:val="fr-CA"/>
+        </w:rPr>
+        <w:t>Volumetric</w:t>
+      </w:r>
+      <w:r>
+        <w:rPr>
+          <w:rFonts w:ascii="Aptos" w:hAnsi="Aptos" w:eastAsia="Aptos" w:cs="Aptos"/>
+          <w:noProof w:val="0"/>
+          <w:sz w:val="22"/>
+          <w:szCs w:val="22"/>
+          <w:lang w:val="fr-CA"/>
+        </w:rPr>
+        <w:t xml:space="preserve"> Fog) pour rendre visible la lumière dans l'espace 3D et créer des rayons lumineux (</w:t>
+      </w:r>
+      <w:r>
+        <w:rPr>
+          <w:rFonts w:ascii="Aptos" w:hAnsi="Aptos" w:eastAsia="Aptos" w:cs="Aptos"/>
+          <w:noProof w:val="0"/>
+          <w:sz w:val="22"/>
+          <w:szCs w:val="22"/>
+          <w:lang w:val="fr-CA"/>
+        </w:rPr>
+        <w:t>god</w:t>
+      </w:r>
+      <w:r>
+        <w:rPr>
+          <w:rFonts w:ascii="Aptos" w:hAnsi="Aptos" w:eastAsia="Aptos" w:cs="Aptos"/>
+          <w:noProof w:val="0"/>
+          <w:sz w:val="22"/>
+          <w:szCs w:val="22"/>
+          <w:lang w:val="fr-CA"/>
+        </w:rPr>
+        <w:t xml:space="preserve"> rays) traversant la </w:t>
+      </w:r>
+      <w:r>
+        <w:rPr>
+          <w:rFonts w:ascii="Aptos" w:hAnsi="Aptos" w:eastAsia="Aptos" w:cs="Aptos"/>
+          <w:noProof w:val="0"/>
+          <w:sz w:val="22"/>
+          <w:szCs w:val="22"/>
+          <w:lang w:val="fr-CA"/>
+        </w:rPr>
+        <w:t>fenêtre.</w:t>
+      </w:r>
+    </w:p>
+    <w:p>
+      <w:pPr>
+        <w:pStyle w:val="Normal"/>
+        <w:jc w:val="center"/>
+      </w:pPr>
+      <w:r>
+        <w:drawing>
+          <wp:inline wp14:editId="5110CAB9" wp14:anchorId="1627B649">
+            <wp:extent cx="5943600" cy="2295525"/>
+            <wp:effectExtent l="0" t="0" r="0" b="0"/>
+            <wp:docPr id="1651033079" name="drawing"/>
+            <wp:cNvGraphicFramePr>
+              <a:graphicFrameLocks noChangeAspect="1"/>
+            </wp:cNvGraphicFramePr>
+            <a:graphic>
+              <a:graphicData xmlns:a="http://schemas.openxmlformats.org/drawingml/2006/main" uri="http://schemas.openxmlformats.org/drawingml/2006/picture">
+                <pic:pic xmlns:pic="http://schemas.openxmlformats.org/drawingml/2006/picture">
+                  <pic:nvPicPr>
+                    <pic:cNvPr id="1651033079" name="Picture 1651033079"/>
+                    <pic:cNvPicPr/>
+                  </pic:nvPicPr>
+                  <pic:blipFill>
+                    <a:blip xmlns:r="http://schemas.openxmlformats.org/officeDocument/2006/relationships" r:embed="rId1218570890">
+                      <a:extLst>
+                        <a:ext uri="{28A0092B-C50C-407E-A947-70E740481C1C}">
+                          <a14:useLocalDpi xmlns:a14="http://schemas.microsoft.com/office/drawing/2010/main"/>
+                        </a:ext>
+                      </a:extLst>
+                    </a:blip>
+                    <a:stretch>
+                      <a:fillRect/>
+                    </a:stretch>
+                  </pic:blipFill>
+                  <pic:spPr>
+                    <a:xfrm>
+                      <a:off x="0" y="0"/>
+                      <a:ext cx="5943600" cy="2295525"/>
+                    </a:xfrm>
+                    <a:prstGeom prst="rect">
+                      <a:avLst/>
+                    </a:prstGeom>
+                  </pic:spPr>
+                </pic:pic>
+              </a:graphicData>
+            </a:graphic>
+          </wp:inline>
+        </w:drawing>
+      </w:r>
+    </w:p>
+    <w:p>
+      <w:pPr>
+        <w:pStyle w:val="Heading2"/>
+        <w:suppressLineNumbers w:val="0"/>
+        <w:bidi w:val="0"/>
+        <w:spacing w:before="160" w:beforeAutospacing="off" w:after="80" w:afterAutospacing="off" w:line="259" w:lineRule="auto"/>
+        <w:ind w:left="0" w:right="0"/>
+        <w:jc w:val="left"/>
+        <w:rPr>
+          <w:noProof w:val="0"/>
+          <w:lang w:val="fr-CA"/>
+        </w:rPr>
+      </w:pPr>
+      <w:r>
+        <w:rPr>
+          <w:noProof w:val="0"/>
+          <w:lang w:val="fr-CA"/>
+        </w:rPr>
+        <w:t>Ajout et animation du chat</w:t>
+      </w:r>
+      <w:r>
+        <w:rPr>
+          <w:noProof w:val="0"/>
+          <w:lang w:val="fr-CA"/>
+        </w:rPr>
+        <w:t xml:space="preserve"> </w:t>
+      </w:r>
+    </w:p>
+    <w:p>
+      <w:pPr>
+        <w:pStyle w:val="Normal"/>
+        <w:rPr>
+          <w:rFonts w:ascii="Aptos" w:hAnsi="Aptos" w:eastAsia="Aptos" w:cs="Aptos"/>
+          <w:noProof w:val="0"/>
+          <w:sz w:val="22"/>
+          <w:szCs w:val="22"/>
+          <w:lang w:val="fr-CA"/>
+        </w:rPr>
+      </w:pPr>
+      <w:r>
+        <w:rPr>
+          <w:rFonts w:ascii="Aptos" w:hAnsi="Aptos" w:eastAsia="Aptos" w:cs="Aptos"/>
+          <w:noProof w:val="0"/>
+          <w:sz w:val="22"/>
+          <w:szCs w:val="22"/>
+          <w:lang w:val="fr-CA"/>
+        </w:rPr>
+        <w:t xml:space="preserve">Nous avons ajouté un chat sous </w:t>
+      </w:r>
+      <w:r>
+        <w:rPr>
+          <w:rFonts w:ascii="Aptos" w:hAnsi="Aptos" w:eastAsia="Aptos" w:cs="Aptos"/>
+          <w:noProof w:val="0"/>
+          <w:sz w:val="22"/>
+          <w:szCs w:val="22"/>
+          <w:lang w:val="fr-CA"/>
+        </w:rPr>
+        <w:t>forme 3</w:t>
+      </w:r>
+      <w:r>
+        <w:rPr>
+          <w:rFonts w:ascii="Aptos" w:hAnsi="Aptos" w:eastAsia="Aptos" w:cs="Aptos"/>
+          <w:noProof w:val="0"/>
+          <w:sz w:val="22"/>
+          <w:szCs w:val="22"/>
+          <w:lang w:val="fr-CA"/>
+        </w:rPr>
+        <w:t xml:space="preserve">D provenant de </w:t>
+      </w:r>
+      <w:r>
+        <w:rPr>
+          <w:rFonts w:ascii="Aptos" w:hAnsi="Aptos" w:eastAsia="Aptos" w:cs="Aptos"/>
+          <w:noProof w:val="0"/>
+          <w:sz w:val="22"/>
+          <w:szCs w:val="22"/>
+          <w:lang w:val="fr-CA"/>
+        </w:rPr>
+        <w:t>Sketchfab</w:t>
+      </w:r>
+      <w:r>
+        <w:rPr>
+          <w:rFonts w:ascii="Aptos" w:hAnsi="Aptos" w:eastAsia="Aptos" w:cs="Aptos"/>
+          <w:noProof w:val="0"/>
+          <w:sz w:val="22"/>
+          <w:szCs w:val="22"/>
+          <w:lang w:val="fr-CA"/>
+        </w:rPr>
+        <w:t xml:space="preserve"> : </w:t>
       </w:r>
     </w:p>
     <w:p>
@@ -42,9 +1916,98 @@
           <w:ilvl w:val="0"/>
           <w:numId w:val="2"/>
         </w:numPr>
-      </w:pPr>
-      <w:r>
-        <w:t>House Interior - Free</w:t>
+        <w:spacing w:before="240" w:beforeAutospacing="off" w:after="240" w:afterAutospacing="off"/>
+        <w:rPr>
+          <w:rFonts w:ascii="Aptos" w:hAnsi="Aptos" w:eastAsia="Aptos" w:cs="Aptos"/>
+          <w:i w:val="1"/>
+          <w:iCs w:val="1"/>
+          <w:noProof w:val="0"/>
+          <w:sz w:val="22"/>
+          <w:szCs w:val="22"/>
+          <w:lang w:val="fr-CA"/>
+        </w:rPr>
+      </w:pPr>
+      <w:r>
+        <w:rPr>
+          <w:rFonts w:ascii="Aptos" w:hAnsi="Aptos" w:eastAsia="Aptos" w:cs="Aptos"/>
+          <w:b w:val="1"/>
+          <w:bCs w:val="1"/>
+          <w:noProof w:val="0"/>
+          <w:sz w:val="22"/>
+          <w:szCs w:val="22"/>
+          <w:lang w:val="fr-CA"/>
+        </w:rPr>
+        <w:t>Titre du modèle :</w:t>
+      </w:r>
+      <w:r>
+        <w:rPr>
+          <w:rFonts w:ascii="Aptos" w:hAnsi="Aptos" w:eastAsia="Aptos" w:cs="Aptos"/>
+          <w:noProof w:val="0"/>
+          <w:sz w:val="22"/>
+          <w:szCs w:val="22"/>
+          <w:lang w:val="fr-CA"/>
+        </w:rPr>
+        <w:t xml:space="preserve"> </w:t>
+      </w:r>
+      <w:r>
+        <w:rPr>
+          <w:rFonts w:ascii="Aptos" w:hAnsi="Aptos" w:eastAsia="Aptos" w:cs="Aptos"/>
+          <w:i w:val="0"/>
+          <w:iCs w:val="0"/>
+          <w:noProof w:val="0"/>
+          <w:sz w:val="22"/>
+          <w:szCs w:val="22"/>
+          <w:lang w:val="fr-CA"/>
+        </w:rPr>
+        <w:t>R</w:t>
+      </w:r>
+      <w:r>
+        <w:rPr>
+          <w:rFonts w:ascii="Aptos" w:hAnsi="Aptos" w:eastAsia="Aptos" w:cs="Aptos"/>
+          <w:i w:val="0"/>
+          <w:iCs w:val="0"/>
+          <w:noProof w:val="0"/>
+          <w:sz w:val="22"/>
+          <w:szCs w:val="22"/>
+          <w:lang w:val="fr-CA"/>
+        </w:rPr>
+        <w:t>ealistic</w:t>
+      </w:r>
+      <w:r>
+        <w:rPr>
+          <w:rFonts w:ascii="Aptos" w:hAnsi="Aptos" w:eastAsia="Aptos" w:cs="Aptos"/>
+          <w:i w:val="0"/>
+          <w:iCs w:val="0"/>
+          <w:noProof w:val="0"/>
+          <w:sz w:val="22"/>
+          <w:szCs w:val="22"/>
+          <w:lang w:val="fr-CA"/>
+        </w:rPr>
+        <w:t xml:space="preserve"> </w:t>
+      </w:r>
+      <w:r>
+        <w:rPr>
+          <w:rFonts w:ascii="Aptos" w:hAnsi="Aptos" w:eastAsia="Aptos" w:cs="Aptos"/>
+          <w:i w:val="0"/>
+          <w:iCs w:val="0"/>
+          <w:noProof w:val="0"/>
+          <w:sz w:val="22"/>
+          <w:szCs w:val="22"/>
+          <w:lang w:val="fr-CA"/>
+        </w:rPr>
+        <w:t>Animated</w:t>
+      </w:r>
+      <w:r>
+        <w:rPr>
+          <w:rFonts w:ascii="Aptos" w:hAnsi="Aptos" w:eastAsia="Aptos" w:cs="Aptos"/>
+          <w:i w:val="0"/>
+          <w:iCs w:val="0"/>
+          <w:noProof w:val="0"/>
+          <w:sz w:val="22"/>
+          <w:szCs w:val="22"/>
+          <w:lang w:val="fr-CA"/>
+        </w:rPr>
+        <w:t xml:space="preserve"> Walking Cat 3D Model</w:t>
       </w:r>
     </w:p>
     <w:p>
@@ -52,18 +2015,103 @@
         <w:pStyle w:val="ListParagraph"/>
         <w:numPr>
           <w:ilvl w:val="0"/>
-          <w:numId w:val="3"/>
+          <w:numId w:val="2"/>
         </w:numPr>
-      </w:pPr>
-      <w:r>
-        <w:t xml:space="preserve">Source: Unity Asset Store, </w:t>
-      </w:r>
-      <w:hyperlink r:id="rId5" w:history="1">
+        <w:spacing w:before="240" w:beforeAutospacing="off" w:after="240" w:afterAutospacing="off"/>
+        <w:rPr>
+          <w:rFonts w:ascii="Aptos" w:hAnsi="Aptos" w:eastAsia="Aptos" w:cs="Aptos"/>
+          <w:i w:val="1"/>
+          <w:iCs w:val="1"/>
+          <w:noProof w:val="0"/>
+          <w:sz w:val="22"/>
+          <w:szCs w:val="22"/>
+          <w:lang w:val="fr-CA"/>
+        </w:rPr>
+      </w:pPr>
+      <w:r>
+        <w:rPr>
+          <w:rFonts w:ascii="Aptos" w:hAnsi="Aptos" w:eastAsia="Aptos" w:cs="Aptos"/>
+          <w:b w:val="1"/>
+          <w:bCs w:val="1"/>
+          <w:noProof w:val="0"/>
+          <w:sz w:val="22"/>
+          <w:szCs w:val="22"/>
+          <w:lang w:val="fr-CA"/>
+        </w:rPr>
+        <w:t>Auteur :</w:t>
+      </w:r>
+      <w:r>
+        <w:rPr>
+          <w:rFonts w:ascii="Aptos" w:hAnsi="Aptos" w:eastAsia="Aptos" w:cs="Aptos"/>
+          <w:noProof w:val="0"/>
+          <w:sz w:val="22"/>
+          <w:szCs w:val="22"/>
+          <w:lang w:val="fr-CA"/>
+        </w:rPr>
+        <w:t xml:space="preserve"> </w:t>
+      </w:r>
+      <w:r>
+        <w:rPr>
+          <w:rFonts w:ascii="Aptos" w:hAnsi="Aptos" w:eastAsia="Aptos" w:cs="Aptos"/>
+          <w:i w:val="1"/>
+          <w:iCs w:val="1"/>
+          <w:noProof w:val="0"/>
+          <w:sz w:val="22"/>
+          <w:szCs w:val="22"/>
+          <w:lang w:val="fr-CA"/>
+        </w:rPr>
+        <w:t>burgeonitsolutions</w:t>
+      </w:r>
+    </w:p>
+    <w:p>
+      <w:pPr>
+        <w:pStyle w:val="ListParagraph"/>
+        <w:numPr>
+          <w:ilvl w:val="0"/>
+          <w:numId w:val="2"/>
+        </w:numPr>
+        <w:spacing w:before="240" w:beforeAutospacing="off" w:after="240" w:afterAutospacing="off"/>
+        <w:rPr>
+          <w:rFonts w:ascii="Aptos" w:hAnsi="Aptos" w:eastAsia="Aptos" w:cs="Aptos"/>
+          <w:noProof w:val="0"/>
+          <w:sz w:val="22"/>
+          <w:szCs w:val="22"/>
+          <w:lang w:val="en-US"/>
+        </w:rPr>
+      </w:pPr>
+      <w:r>
+        <w:rPr>
+          <w:rFonts w:ascii="Aptos" w:hAnsi="Aptos" w:eastAsia="Aptos" w:cs="Aptos"/>
+          <w:b w:val="1"/>
+          <w:bCs w:val="1"/>
+          <w:noProof w:val="0"/>
+          <w:sz w:val="22"/>
+          <w:szCs w:val="22"/>
+          <w:lang w:val="en-US"/>
+        </w:rPr>
+        <w:t>Source :</w:t>
+      </w:r>
+      <w:r>
+        <w:rPr>
+          <w:rFonts w:ascii="Aptos" w:hAnsi="Aptos" w:eastAsia="Aptos" w:cs="Aptos"/>
+          <w:noProof w:val="0"/>
+          <w:sz w:val="22"/>
+          <w:szCs w:val="22"/>
+          <w:lang w:val="en-US"/>
+        </w:rPr>
+        <w:t xml:space="preserve"> </w:t>
+      </w:r>
+      <w:hyperlink r:id="R62984d50557d435c">
         <w:r>
           <w:rPr>
             <w:rStyle w:val="Hyperlink"/>
+            <w:rFonts w:ascii="Aptos" w:hAnsi="Aptos" w:eastAsia="Aptos" w:cs="Aptos"/>
+            <w:noProof w:val="0"/>
+            <w:sz w:val="22"/>
+            <w:szCs w:val="22"/>
+            <w:lang w:val="en-US"/>
           </w:rPr>
-          <w:t>https://assetstore.unity.com/packages/3d/props/interior/house-interior-free-258782</w:t>
+          <w:t>https://sketchfab.com/3d-models/realistic-animated-walking-cat-3d-model-92d8b9c4a33b4456ae6e066d85b9a04c</w:t>
         </w:r>
       </w:hyperlink>
     </w:p>
@@ -72,350 +2120,1893 @@
         <w:pStyle w:val="ListParagraph"/>
         <w:numPr>
           <w:ilvl w:val="0"/>
-          <w:numId w:val="3"/>
+          <w:numId w:val="2"/>
         </w:numPr>
-        <w:rPr>
-          <w:lang w:val="fr-CA"/>
-        </w:rPr>
-      </w:pPr>
-      <w:r>
-        <w:rPr>
-          <w:lang w:val="fr-CA"/>
-        </w:rPr>
-        <w:t xml:space="preserve">Auteur: </w:t>
-      </w:r>
-      <w:proofErr w:type="spellStart"/>
-      <w:r>
-        <w:rPr>
-          <w:lang w:val="fr-CA"/>
-        </w:rPr>
-        <w:t>nappin</w:t>
-      </w:r>
-      <w:proofErr w:type="spellEnd"/>
+        <w:spacing w:before="240" w:beforeAutospacing="off" w:after="240" w:afterAutospacing="off"/>
+        <w:rPr>
+          <w:rFonts w:ascii="Aptos" w:hAnsi="Aptos" w:eastAsia="Aptos" w:cs="Aptos"/>
+          <w:b w:val="0"/>
+          <w:bCs w:val="0"/>
+          <w:noProof w:val="0"/>
+          <w:sz w:val="22"/>
+          <w:szCs w:val="22"/>
+          <w:lang w:val="en-US"/>
+        </w:rPr>
+      </w:pPr>
+      <w:r>
+        <w:rPr>
+          <w:rFonts w:ascii="Aptos" w:hAnsi="Aptos" w:eastAsia="Aptos" w:cs="Aptos"/>
+          <w:b w:val="1"/>
+          <w:bCs w:val="1"/>
+          <w:noProof w:val="0"/>
+          <w:sz w:val="22"/>
+          <w:szCs w:val="22"/>
+          <w:lang w:val="en-US"/>
+        </w:rPr>
+        <w:t>Licence</w:t>
+      </w:r>
+      <w:r>
+        <w:rPr>
+          <w:rFonts w:ascii="Aptos" w:hAnsi="Aptos" w:eastAsia="Aptos" w:cs="Aptos"/>
+          <w:b w:val="1"/>
+          <w:bCs w:val="1"/>
+          <w:noProof w:val="0"/>
+          <w:sz w:val="22"/>
+          <w:szCs w:val="22"/>
+          <w:lang w:val="en-US"/>
+        </w:rPr>
+        <w:t xml:space="preserve"> :</w:t>
+      </w:r>
+      <w:r>
+        <w:rPr>
+          <w:rFonts w:ascii="Aptos" w:hAnsi="Aptos" w:eastAsia="Aptos" w:cs="Aptos"/>
+          <w:noProof w:val="0"/>
+          <w:sz w:val="22"/>
+          <w:szCs w:val="22"/>
+          <w:lang w:val="en-US"/>
+        </w:rPr>
+        <w:t xml:space="preserve"> </w:t>
+      </w:r>
+      <w:r>
+        <w:rPr>
+          <w:rFonts w:ascii="Aptos" w:hAnsi="Aptos" w:eastAsia="Aptos" w:cs="Aptos"/>
+          <w:b w:val="0"/>
+          <w:bCs w:val="0"/>
+          <w:noProof w:val="0"/>
+          <w:sz w:val="22"/>
+          <w:szCs w:val="22"/>
+          <w:lang w:val="en-US"/>
+        </w:rPr>
+        <w:t xml:space="preserve">Creative Commons Attribution – </w:t>
+      </w:r>
+      <w:r>
+        <w:rPr>
+          <w:rFonts w:ascii="Aptos" w:hAnsi="Aptos" w:eastAsia="Aptos" w:cs="Aptos"/>
+          <w:b w:val="0"/>
+          <w:bCs w:val="0"/>
+          <w:noProof w:val="0"/>
+          <w:sz w:val="22"/>
+          <w:szCs w:val="22"/>
+          <w:lang w:val="en-US"/>
+        </w:rPr>
+        <w:t>NonCommercial</w:t>
+      </w:r>
+      <w:r>
+        <w:rPr>
+          <w:rFonts w:ascii="Aptos" w:hAnsi="Aptos" w:eastAsia="Aptos" w:cs="Aptos"/>
+          <w:b w:val="0"/>
+          <w:bCs w:val="0"/>
+          <w:noProof w:val="0"/>
+          <w:sz w:val="22"/>
+          <w:szCs w:val="22"/>
+          <w:lang w:val="en-US"/>
+        </w:rPr>
+        <w:t xml:space="preserve"> (CC BY-NC)</w:t>
+      </w:r>
     </w:p>
     <w:p>
       <w:pPr>
         <w:pStyle w:val="ListParagraph"/>
-        <w:numPr>
-          <w:ilvl w:val="0"/>
-          <w:numId w:val="3"/>
-        </w:numPr>
-      </w:pPr>
-      <w:r>
-        <w:t>Licence: Standard Unity Asset Store EULA</w:t>
-      </w:r>
+        <w:spacing w:before="240" w:beforeAutospacing="off" w:after="240" w:afterAutospacing="off"/>
+        <w:ind w:left="1080"/>
+        <w:rPr>
+          <w:rFonts w:ascii="Aptos" w:hAnsi="Aptos" w:eastAsia="Aptos" w:cs="Aptos"/>
+          <w:b w:val="1"/>
+          <w:bCs w:val="1"/>
+          <w:noProof w:val="0"/>
+          <w:sz w:val="22"/>
+          <w:szCs w:val="22"/>
+          <w:lang w:val="en-US"/>
+        </w:rPr>
+      </w:pPr>
+      <w:r>
+        <w:rPr>
+          <w:rFonts w:ascii="Aptos" w:hAnsi="Aptos" w:eastAsia="Aptos" w:cs="Aptos"/>
+          <w:b w:val="1"/>
+          <w:bCs w:val="1"/>
+          <w:noProof w:val="0"/>
+          <w:sz w:val="22"/>
+          <w:szCs w:val="22"/>
+          <w:lang w:val="fr-FR"/>
+        </w:rPr>
+        <w:t>--&gt;</w:t>
+      </w:r>
+      <w:r>
+        <w:rPr>
+          <w:rFonts w:ascii="Aptos" w:hAnsi="Aptos" w:eastAsia="Aptos" w:cs="Aptos"/>
+          <w:b w:val="0"/>
+          <w:bCs w:val="0"/>
+          <w:noProof w:val="0"/>
+          <w:sz w:val="22"/>
+          <w:szCs w:val="22"/>
+          <w:lang w:val="fr-FR"/>
+        </w:rPr>
+        <w:t xml:space="preserve"> D’après la licence</w:t>
+      </w:r>
+      <w:r>
+        <w:rPr>
+          <w:rFonts w:ascii="Aptos" w:hAnsi="Aptos" w:eastAsia="Aptos" w:cs="Aptos"/>
+          <w:b w:val="1"/>
+          <w:bCs w:val="1"/>
+          <w:noProof w:val="0"/>
+          <w:sz w:val="22"/>
+          <w:szCs w:val="22"/>
+          <w:lang w:val="fr-FR"/>
+        </w:rPr>
+        <w:t xml:space="preserve"> </w:t>
+      </w:r>
+      <w:r>
+        <w:rPr>
+          <w:noProof w:val="0"/>
+          <w:lang w:val="fr-FR"/>
+        </w:rPr>
+        <w:t>Le nom de l’auteur est crédité donc l’utilisation est conforme à notre projet académique</w:t>
+      </w:r>
+      <w:r>
+        <w:rPr>
+          <w:noProof w:val="0"/>
+          <w:lang w:val="fr-FR"/>
+        </w:rPr>
+        <w:t>.</w:t>
+      </w:r>
+    </w:p>
+    <w:p>
+      <w:pPr>
+        <w:pStyle w:val="ListParagraph"/>
+        <w:spacing w:before="240" w:beforeAutospacing="off" w:after="240" w:afterAutospacing="off"/>
+        <w:ind w:left="1080"/>
+        <w:rPr>
+          <w:rFonts w:ascii="Aptos" w:hAnsi="Aptos" w:eastAsia="Aptos" w:cs="Aptos"/>
+          <w:b w:val="1"/>
+          <w:bCs w:val="1"/>
+          <w:noProof w:val="0"/>
+          <w:sz w:val="22"/>
+          <w:szCs w:val="22"/>
+          <w:lang w:val="en-US"/>
+        </w:rPr>
+      </w:pPr>
+    </w:p>
+    <w:p>
+      <w:pPr>
+        <w:pStyle w:val="Normal"/>
+        <w:spacing w:before="240" w:beforeAutospacing="off" w:after="240" w:afterAutospacing="off"/>
+        <w:ind w:left="0"/>
+        <w:rPr>
+          <w:rFonts w:ascii="Aptos" w:hAnsi="Aptos" w:eastAsia="Aptos" w:cs="Aptos"/>
+          <w:noProof w:val="0"/>
+          <w:sz w:val="22"/>
+          <w:szCs w:val="22"/>
+          <w:lang w:val="fr-FR"/>
+        </w:rPr>
+      </w:pPr>
+      <w:r>
+        <w:rPr>
+          <w:rFonts w:ascii="Aptos" w:hAnsi="Aptos" w:eastAsia="Aptos" w:cs="Aptos" w:asciiTheme="minorAscii" w:hAnsiTheme="minorAscii" w:eastAsiaTheme="minorAscii" w:cstheme="minorBidi"/>
+          <w:noProof w:val="0"/>
+          <w:color w:val="auto"/>
+          <w:sz w:val="22"/>
+          <w:szCs w:val="22"/>
+          <w:lang w:val="fr-FR" w:eastAsia="en-US" w:bidi="ar-SA"/>
+        </w:rPr>
+        <w:t xml:space="preserve">Le modèle a été importé dans </w:t>
+      </w:r>
+      <w:r>
+        <w:rPr>
+          <w:rFonts w:ascii="Aptos" w:hAnsi="Aptos" w:eastAsia="Aptos" w:cs="Aptos" w:asciiTheme="minorAscii" w:hAnsiTheme="minorAscii" w:eastAsiaTheme="minorAscii" w:cstheme="minorBidi"/>
+          <w:noProof w:val="0"/>
+          <w:color w:val="auto"/>
+          <w:sz w:val="22"/>
+          <w:szCs w:val="22"/>
+          <w:lang w:val="fr-FR" w:eastAsia="en-US" w:bidi="ar-SA"/>
+        </w:rPr>
+        <w:t>U</w:t>
+      </w:r>
+      <w:r>
+        <w:rPr>
+          <w:rFonts w:ascii="Aptos" w:hAnsi="Aptos" w:eastAsia="Aptos" w:cs="Aptos" w:asciiTheme="minorAscii" w:hAnsiTheme="minorAscii" w:eastAsiaTheme="minorAscii" w:cstheme="minorBidi"/>
+          <w:noProof w:val="0"/>
+          <w:color w:val="auto"/>
+          <w:sz w:val="22"/>
+          <w:szCs w:val="22"/>
+          <w:lang w:val="fr-FR" w:eastAsia="en-US" w:bidi="ar-SA"/>
+        </w:rPr>
+        <w:t>nity</w:t>
+      </w:r>
+      <w:r>
+        <w:rPr>
+          <w:rFonts w:ascii="Aptos" w:hAnsi="Aptos" w:eastAsia="Aptos" w:cs="Aptos" w:asciiTheme="minorAscii" w:hAnsiTheme="minorAscii" w:eastAsiaTheme="minorAscii" w:cstheme="minorBidi"/>
+          <w:noProof w:val="0"/>
+          <w:color w:val="auto"/>
+          <w:sz w:val="22"/>
+          <w:szCs w:val="22"/>
+          <w:lang w:val="fr-FR" w:eastAsia="en-US" w:bidi="ar-SA"/>
+        </w:rPr>
+        <w:t xml:space="preserve"> en format </w:t>
+      </w:r>
+      <w:r>
+        <w:rPr>
+          <w:rFonts w:ascii="Aptos" w:hAnsi="Aptos" w:eastAsia="Aptos" w:cs="Aptos" w:asciiTheme="minorAscii" w:hAnsiTheme="minorAscii" w:eastAsiaTheme="minorAscii" w:cstheme="minorBidi"/>
+          <w:noProof w:val="0"/>
+          <w:color w:val="auto"/>
+          <w:sz w:val="22"/>
+          <w:szCs w:val="22"/>
+          <w:lang w:val="fr-FR" w:eastAsia="en-US" w:bidi="ar-SA"/>
+        </w:rPr>
+        <w:t>FBX</w:t>
+      </w:r>
+      <w:r>
+        <w:rPr>
+          <w:rFonts w:ascii="Aptos" w:hAnsi="Aptos" w:eastAsia="Aptos" w:cs="Aptos" w:asciiTheme="minorAscii" w:hAnsiTheme="minorAscii" w:eastAsiaTheme="minorAscii" w:cstheme="minorBidi"/>
+          <w:noProof w:val="0"/>
+          <w:color w:val="auto"/>
+          <w:sz w:val="22"/>
+          <w:szCs w:val="22"/>
+          <w:lang w:val="fr-FR" w:eastAsia="en-US" w:bidi="ar-SA"/>
+        </w:rPr>
+        <w:t xml:space="preserve"> avec son Armature</w:t>
+      </w:r>
+      <w:r>
+        <w:rPr>
+          <w:rFonts w:ascii="Aptos" w:hAnsi="Aptos" w:eastAsia="Aptos" w:cs="Aptos" w:asciiTheme="minorAscii" w:hAnsiTheme="minorAscii" w:eastAsiaTheme="minorAscii" w:cstheme="minorBidi"/>
+          <w:noProof w:val="0"/>
+          <w:color w:val="auto"/>
+          <w:sz w:val="22"/>
+          <w:szCs w:val="22"/>
+          <w:lang w:val="fr-FR" w:eastAsia="en-US" w:bidi="ar-SA"/>
+        </w:rPr>
+        <w:t xml:space="preserve"> </w:t>
+      </w:r>
+      <w:r>
+        <w:rPr>
+          <w:rFonts w:ascii="Aptos" w:hAnsi="Aptos" w:eastAsia="Aptos" w:cs="Aptos" w:asciiTheme="minorAscii" w:hAnsiTheme="minorAscii" w:eastAsiaTheme="minorAscii" w:cstheme="minorBidi"/>
+          <w:noProof w:val="0"/>
+          <w:color w:val="auto"/>
+          <w:sz w:val="22"/>
+          <w:szCs w:val="22"/>
+          <w:lang w:val="fr-FR" w:eastAsia="en-US" w:bidi="ar-SA"/>
+        </w:rPr>
+        <w:t xml:space="preserve">et la </w:t>
+      </w:r>
+      <w:r>
+        <w:rPr>
+          <w:rFonts w:ascii="Aptos" w:hAnsi="Aptos" w:eastAsia="Aptos" w:cs="Aptos" w:asciiTheme="minorAscii" w:hAnsiTheme="minorAscii" w:eastAsiaTheme="minorAscii" w:cstheme="minorBidi"/>
+          <w:noProof w:val="0"/>
+          <w:color w:val="auto"/>
+          <w:sz w:val="22"/>
+          <w:szCs w:val="22"/>
+          <w:lang w:val="fr-FR" w:eastAsia="en-US" w:bidi="ar-SA"/>
+        </w:rPr>
+        <w:t>texture</w:t>
+      </w:r>
+      <w:r>
+        <w:rPr>
+          <w:rFonts w:ascii="Aptos" w:hAnsi="Aptos" w:eastAsia="Aptos" w:cs="Aptos" w:asciiTheme="minorAscii" w:hAnsiTheme="minorAscii" w:eastAsiaTheme="minorAscii" w:cstheme="minorBidi"/>
+          <w:noProof w:val="0"/>
+          <w:color w:val="auto"/>
+          <w:sz w:val="22"/>
+          <w:szCs w:val="22"/>
+          <w:lang w:val="fr-FR" w:eastAsia="en-US" w:bidi="ar-SA"/>
+        </w:rPr>
+        <w:t xml:space="preserve">. Un </w:t>
+      </w:r>
+      <w:r>
+        <w:rPr>
+          <w:rFonts w:ascii="Aptos" w:hAnsi="Aptos" w:eastAsia="Aptos" w:cs="Aptos" w:asciiTheme="minorAscii" w:hAnsiTheme="minorAscii" w:eastAsiaTheme="minorAscii" w:cstheme="minorBidi"/>
+          <w:noProof w:val="0"/>
+          <w:color w:val="auto"/>
+          <w:sz w:val="22"/>
+          <w:szCs w:val="22"/>
+          <w:lang w:val="fr-FR" w:eastAsia="en-US" w:bidi="ar-SA"/>
+        </w:rPr>
+        <w:t>Animator</w:t>
+      </w:r>
+      <w:r>
+        <w:rPr>
+          <w:rFonts w:ascii="Aptos" w:hAnsi="Aptos" w:eastAsia="Aptos" w:cs="Aptos" w:asciiTheme="minorAscii" w:hAnsiTheme="minorAscii" w:eastAsiaTheme="minorAscii" w:cstheme="minorBidi"/>
+          <w:noProof w:val="0"/>
+          <w:color w:val="auto"/>
+          <w:sz w:val="22"/>
+          <w:szCs w:val="22"/>
+          <w:lang w:val="fr-FR" w:eastAsia="en-US" w:bidi="ar-SA"/>
+        </w:rPr>
+        <w:t xml:space="preserve"> Controller a été configuré avec le cycle de marche fourni</w:t>
+      </w:r>
+      <w:r>
+        <w:rPr>
+          <w:rFonts w:ascii="Aptos" w:hAnsi="Aptos" w:eastAsia="Aptos" w:cs="Aptos" w:asciiTheme="minorAscii" w:hAnsiTheme="minorAscii" w:eastAsiaTheme="minorAscii" w:cstheme="minorBidi"/>
+          <w:noProof w:val="0"/>
+          <w:color w:val="auto"/>
+          <w:sz w:val="22"/>
+          <w:szCs w:val="22"/>
+          <w:lang w:val="fr-FR" w:eastAsia="en-US" w:bidi="ar-SA"/>
+        </w:rPr>
+        <w:t xml:space="preserve"> </w:t>
+      </w:r>
+      <w:r>
+        <w:rPr>
+          <w:rFonts w:ascii="Aptos" w:hAnsi="Aptos" w:eastAsia="Aptos" w:cs="Aptos" w:asciiTheme="minorAscii" w:hAnsiTheme="minorAscii" w:eastAsiaTheme="minorAscii" w:cstheme="minorBidi"/>
+          <w:noProof w:val="0"/>
+          <w:color w:val="auto"/>
+          <w:sz w:val="22"/>
+          <w:szCs w:val="22"/>
+          <w:lang w:val="fr-FR" w:eastAsia="en-US" w:bidi="ar-SA"/>
+        </w:rPr>
+        <w:t xml:space="preserve">par le modèle. Pour contrôler le mouvement du chat on a </w:t>
+      </w:r>
+      <w:r>
+        <w:rPr>
+          <w:rFonts w:ascii="Aptos" w:hAnsi="Aptos" w:eastAsia="Aptos" w:cs="Aptos" w:asciiTheme="minorAscii" w:hAnsiTheme="minorAscii" w:eastAsiaTheme="minorAscii" w:cstheme="minorBidi"/>
+          <w:noProof w:val="0"/>
+          <w:color w:val="auto"/>
+          <w:sz w:val="22"/>
+          <w:szCs w:val="22"/>
+          <w:lang w:val="fr-FR" w:eastAsia="en-US" w:bidi="ar-SA"/>
+        </w:rPr>
+        <w:t xml:space="preserve">développé </w:t>
+      </w:r>
+      <w:r>
+        <w:rPr>
+          <w:rFonts w:ascii="Aptos" w:hAnsi="Aptos" w:eastAsia="Aptos" w:cs="Aptos" w:asciiTheme="minorAscii" w:hAnsiTheme="minorAscii" w:eastAsiaTheme="minorAscii" w:cstheme="minorBidi"/>
+          <w:noProof w:val="0"/>
+          <w:color w:val="auto"/>
+          <w:sz w:val="22"/>
+          <w:szCs w:val="22"/>
+          <w:lang w:val="fr-FR" w:eastAsia="en-US" w:bidi="ar-SA"/>
+        </w:rPr>
+        <w:t>un script C# (</w:t>
+      </w:r>
+      <w:r>
+        <w:rPr>
+          <w:rFonts w:ascii="Aptos" w:hAnsi="Aptos" w:eastAsia="Aptos" w:cs="Aptos" w:asciiTheme="minorAscii" w:hAnsiTheme="minorAscii" w:eastAsiaTheme="minorAscii" w:cstheme="minorBidi"/>
+          <w:noProof w:val="0"/>
+          <w:color w:val="auto"/>
+          <w:sz w:val="22"/>
+          <w:szCs w:val="22"/>
+          <w:lang w:val="fr-FR" w:eastAsia="en-US" w:bidi="ar-SA"/>
+        </w:rPr>
+        <w:t>CatWalk.cs</w:t>
+      </w:r>
+      <w:r>
+        <w:rPr>
+          <w:rFonts w:ascii="Aptos" w:hAnsi="Aptos" w:eastAsia="Aptos" w:cs="Aptos" w:asciiTheme="minorAscii" w:hAnsiTheme="minorAscii" w:eastAsiaTheme="minorAscii" w:cstheme="minorBidi"/>
+          <w:noProof w:val="0"/>
+          <w:color w:val="auto"/>
+          <w:sz w:val="22"/>
+          <w:szCs w:val="22"/>
+          <w:lang w:val="fr-FR" w:eastAsia="en-US" w:bidi="ar-SA"/>
+        </w:rPr>
+        <w:t>), qui</w:t>
+      </w:r>
+      <w:r>
+        <w:rPr>
+          <w:rFonts w:ascii="Aptos" w:hAnsi="Aptos" w:eastAsia="Aptos" w:cs="Aptos" w:asciiTheme="minorAscii" w:hAnsiTheme="minorAscii" w:eastAsiaTheme="minorAscii" w:cstheme="minorBidi"/>
+          <w:noProof w:val="0"/>
+          <w:color w:val="auto"/>
+          <w:sz w:val="22"/>
+          <w:szCs w:val="22"/>
+          <w:lang w:val="fr-FR" w:eastAsia="en-US" w:bidi="ar-SA"/>
+        </w:rPr>
+        <w:t xml:space="preserve"> permet au chat de faire</w:t>
+      </w:r>
+      <w:r>
+        <w:rPr>
+          <w:rFonts w:ascii="Aptos" w:hAnsi="Aptos" w:eastAsia="Aptos" w:cs="Aptos" w:asciiTheme="minorAscii" w:hAnsiTheme="minorAscii" w:eastAsiaTheme="minorAscii" w:cstheme="minorBidi"/>
+          <w:noProof w:val="0"/>
+          <w:color w:val="auto"/>
+          <w:sz w:val="22"/>
+          <w:szCs w:val="22"/>
+          <w:lang w:val="fr-FR" w:eastAsia="en-US" w:bidi="ar-SA"/>
+        </w:rPr>
+        <w:t xml:space="preserve"> </w:t>
+      </w:r>
+      <w:r>
+        <w:rPr>
+          <w:rFonts w:ascii="Aptos" w:hAnsi="Aptos" w:eastAsia="Aptos" w:cs="Aptos" w:asciiTheme="minorAscii" w:hAnsiTheme="minorAscii" w:eastAsiaTheme="minorAscii" w:cstheme="minorBidi"/>
+          <w:noProof w:val="0"/>
+          <w:color w:val="auto"/>
+          <w:sz w:val="22"/>
+          <w:szCs w:val="22"/>
+          <w:lang w:val="fr-FR" w:eastAsia="en-US" w:bidi="ar-SA"/>
+        </w:rPr>
+        <w:t>une</w:t>
+      </w:r>
+      <w:r>
+        <w:rPr>
+          <w:rFonts w:ascii="Aptos" w:hAnsi="Aptos" w:eastAsia="Aptos" w:cs="Aptos" w:asciiTheme="minorAscii" w:hAnsiTheme="minorAscii" w:eastAsiaTheme="minorAscii" w:cstheme="minorBidi"/>
+          <w:noProof w:val="0"/>
+          <w:color w:val="auto"/>
+          <w:sz w:val="22"/>
+          <w:szCs w:val="22"/>
+          <w:lang w:val="fr-FR" w:eastAsia="en-US" w:bidi="ar-SA"/>
+        </w:rPr>
+        <w:t xml:space="preserve"> marche vers un point précis (</w:t>
+      </w:r>
+      <w:r>
+        <w:rPr>
+          <w:rFonts w:ascii="Aptos" w:hAnsi="Aptos" w:eastAsia="Aptos" w:cs="Aptos" w:asciiTheme="minorAscii" w:hAnsiTheme="minorAscii" w:eastAsiaTheme="minorAscii" w:cstheme="minorBidi"/>
+          <w:noProof w:val="0"/>
+          <w:color w:val="auto"/>
+          <w:sz w:val="22"/>
+          <w:szCs w:val="22"/>
+          <w:lang w:val="fr-FR" w:eastAsia="en-US" w:bidi="ar-SA"/>
+        </w:rPr>
+        <w:t>walkPoint</w:t>
+      </w:r>
+      <w:r>
+        <w:rPr>
+          <w:rFonts w:ascii="Aptos" w:hAnsi="Aptos" w:eastAsia="Aptos" w:cs="Aptos" w:asciiTheme="minorAscii" w:hAnsiTheme="minorAscii" w:eastAsiaTheme="minorAscii" w:cstheme="minorBidi"/>
+          <w:noProof w:val="0"/>
+          <w:color w:val="auto"/>
+          <w:sz w:val="22"/>
+          <w:szCs w:val="22"/>
+          <w:lang w:val="fr-FR" w:eastAsia="en-US" w:bidi="ar-SA"/>
+        </w:rPr>
+        <w:t>).</w:t>
+      </w:r>
+      <w:r>
+        <w:rPr>
+          <w:rFonts w:ascii="Aptos" w:hAnsi="Aptos" w:eastAsia="Aptos" w:cs="Aptos" w:asciiTheme="minorAscii" w:hAnsiTheme="minorAscii" w:eastAsiaTheme="minorAscii" w:cstheme="minorBidi"/>
+          <w:noProof w:val="0"/>
+          <w:color w:val="auto"/>
+          <w:sz w:val="22"/>
+          <w:szCs w:val="22"/>
+          <w:lang w:val="fr-FR" w:eastAsia="en-US" w:bidi="ar-SA"/>
+        </w:rPr>
+        <w:t xml:space="preserve"> P</w:t>
+      </w:r>
+      <w:r>
+        <w:rPr>
+          <w:rFonts w:ascii="Aptos" w:hAnsi="Aptos" w:eastAsia="Aptos" w:cs="Aptos" w:asciiTheme="minorAscii" w:hAnsiTheme="minorAscii" w:eastAsiaTheme="minorAscii" w:cstheme="minorBidi"/>
+          <w:noProof w:val="0"/>
+          <w:color w:val="auto"/>
+          <w:sz w:val="22"/>
+          <w:szCs w:val="22"/>
+          <w:lang w:val="fr-FR" w:eastAsia="en-US" w:bidi="ar-SA"/>
+        </w:rPr>
+        <w:t xml:space="preserve">our faire </w:t>
+      </w:r>
+      <w:r>
+        <w:rPr>
+          <w:rFonts w:ascii="Aptos" w:hAnsi="Aptos" w:eastAsia="Aptos" w:cs="Aptos" w:asciiTheme="minorAscii" w:hAnsiTheme="minorAscii" w:eastAsiaTheme="minorAscii" w:cstheme="minorBidi"/>
+          <w:noProof w:val="0"/>
+          <w:color w:val="auto"/>
+          <w:sz w:val="22"/>
+          <w:szCs w:val="22"/>
+          <w:lang w:val="fr-FR" w:eastAsia="en-US" w:bidi="ar-SA"/>
+        </w:rPr>
+        <w:t>cela, il</w:t>
+      </w:r>
+      <w:r>
+        <w:rPr>
+          <w:rFonts w:ascii="Aptos" w:hAnsi="Aptos" w:eastAsia="Aptos" w:cs="Aptos" w:asciiTheme="minorAscii" w:hAnsiTheme="minorAscii" w:eastAsiaTheme="minorAscii" w:cstheme="minorBidi"/>
+          <w:noProof w:val="0"/>
+          <w:color w:val="auto"/>
+          <w:sz w:val="22"/>
+          <w:szCs w:val="22"/>
+          <w:lang w:val="fr-FR" w:eastAsia="en-US" w:bidi="ar-SA"/>
+        </w:rPr>
+        <w:t xml:space="preserve"> </w:t>
+      </w:r>
+      <w:r>
+        <w:rPr>
+          <w:rFonts w:ascii="Aptos" w:hAnsi="Aptos" w:eastAsia="Aptos" w:cs="Aptos" w:asciiTheme="minorAscii" w:hAnsiTheme="minorAscii" w:eastAsiaTheme="minorAscii" w:cstheme="minorBidi"/>
+          <w:noProof w:val="0"/>
+          <w:color w:val="auto"/>
+          <w:sz w:val="22"/>
+          <w:szCs w:val="22"/>
+          <w:lang w:val="fr-FR" w:eastAsia="en-US" w:bidi="ar-SA"/>
+        </w:rPr>
+        <w:t>calcule la direction vers la cible</w:t>
+      </w:r>
+      <w:r>
+        <w:rPr>
+          <w:rFonts w:ascii="Aptos" w:hAnsi="Aptos" w:eastAsia="Aptos" w:cs="Aptos" w:asciiTheme="minorAscii" w:hAnsiTheme="minorAscii" w:eastAsiaTheme="minorAscii" w:cstheme="minorBidi"/>
+          <w:noProof w:val="0"/>
+          <w:color w:val="auto"/>
+          <w:sz w:val="22"/>
+          <w:szCs w:val="22"/>
+          <w:lang w:val="fr-FR" w:eastAsia="en-US" w:bidi="ar-SA"/>
+        </w:rPr>
+        <w:t xml:space="preserve"> et </w:t>
+      </w:r>
+      <w:r>
+        <w:rPr>
+          <w:rFonts w:ascii="Aptos" w:hAnsi="Aptos" w:eastAsia="Aptos" w:cs="Aptos" w:asciiTheme="minorAscii" w:hAnsiTheme="minorAscii" w:eastAsiaTheme="minorAscii" w:cstheme="minorBidi"/>
+          <w:noProof w:val="0"/>
+          <w:color w:val="auto"/>
+          <w:sz w:val="22"/>
+          <w:szCs w:val="22"/>
+          <w:lang w:val="fr-FR" w:eastAsia="en-US" w:bidi="ar-SA"/>
+        </w:rPr>
+        <w:t xml:space="preserve">déplace le chat avec </w:t>
+      </w:r>
+      <w:r>
+        <w:rPr>
+          <w:rFonts w:ascii="Aptos" w:hAnsi="Aptos" w:eastAsia="Aptos" w:cs="Aptos" w:asciiTheme="minorAscii" w:hAnsiTheme="minorAscii" w:eastAsiaTheme="minorAscii" w:cstheme="minorBidi"/>
+          <w:noProof w:val="0"/>
+          <w:color w:val="auto"/>
+          <w:sz w:val="22"/>
+          <w:szCs w:val="22"/>
+          <w:lang w:val="fr-FR" w:eastAsia="en-US" w:bidi="ar-SA"/>
+        </w:rPr>
+        <w:t>MoveTowards</w:t>
+      </w:r>
+      <w:r>
+        <w:rPr>
+          <w:rFonts w:ascii="Aptos" w:hAnsi="Aptos" w:eastAsia="Aptos" w:cs="Aptos" w:asciiTheme="minorAscii" w:hAnsiTheme="minorAscii" w:eastAsiaTheme="minorAscii" w:cstheme="minorBidi"/>
+          <w:noProof w:val="0"/>
+          <w:color w:val="auto"/>
+          <w:sz w:val="22"/>
+          <w:szCs w:val="22"/>
+          <w:lang w:val="fr-FR" w:eastAsia="en-US" w:bidi="ar-SA"/>
+        </w:rPr>
+        <w:t xml:space="preserve"> et ajuste </w:t>
+      </w:r>
+      <w:r>
+        <w:rPr>
+          <w:rFonts w:ascii="Aptos" w:hAnsi="Aptos" w:eastAsia="Aptos" w:cs="Aptos" w:asciiTheme="minorAscii" w:hAnsiTheme="minorAscii" w:eastAsiaTheme="minorAscii" w:cstheme="minorBidi"/>
+          <w:noProof w:val="0"/>
+          <w:color w:val="auto"/>
+          <w:sz w:val="22"/>
+          <w:szCs w:val="22"/>
+          <w:lang w:val="fr-FR" w:eastAsia="en-US" w:bidi="ar-SA"/>
+        </w:rPr>
+        <w:t>son orientation vers le point cible (</w:t>
+      </w:r>
+      <w:r>
+        <w:rPr>
+          <w:rFonts w:ascii="Aptos" w:hAnsi="Aptos" w:eastAsia="Aptos" w:cs="Aptos" w:asciiTheme="minorAscii" w:hAnsiTheme="minorAscii" w:eastAsiaTheme="minorAscii" w:cstheme="minorBidi"/>
+          <w:noProof w:val="0"/>
+          <w:color w:val="auto"/>
+          <w:sz w:val="22"/>
+          <w:szCs w:val="22"/>
+          <w:lang w:val="fr-FR" w:eastAsia="en-US" w:bidi="ar-SA"/>
+        </w:rPr>
+        <w:t>Slerp</w:t>
+      </w:r>
+      <w:r>
+        <w:rPr>
+          <w:rFonts w:ascii="Aptos" w:hAnsi="Aptos" w:eastAsia="Aptos" w:cs="Aptos" w:asciiTheme="minorAscii" w:hAnsiTheme="minorAscii" w:eastAsiaTheme="minorAscii" w:cstheme="minorBidi"/>
+          <w:noProof w:val="0"/>
+          <w:color w:val="auto"/>
+          <w:sz w:val="22"/>
+          <w:szCs w:val="22"/>
+          <w:lang w:val="fr-FR" w:eastAsia="en-US" w:bidi="ar-SA"/>
+        </w:rPr>
+        <w:t>).</w:t>
+      </w:r>
+      <w:r>
+        <w:rPr>
+          <w:rFonts w:ascii="Aptos" w:hAnsi="Aptos" w:eastAsia="Aptos" w:cs="Aptos" w:asciiTheme="minorAscii" w:hAnsiTheme="minorAscii" w:eastAsiaTheme="minorAscii" w:cstheme="minorBidi"/>
+          <w:noProof w:val="0"/>
+          <w:color w:val="auto"/>
+          <w:sz w:val="22"/>
+          <w:szCs w:val="22"/>
+          <w:lang w:val="fr-FR" w:eastAsia="en-US" w:bidi="ar-SA"/>
+        </w:rPr>
+        <w:t xml:space="preserve"> Le script fait aussi une </w:t>
+      </w:r>
+      <w:r>
+        <w:rPr>
+          <w:rFonts w:ascii="Aptos" w:hAnsi="Aptos" w:eastAsia="Aptos" w:cs="Aptos" w:asciiTheme="minorAscii" w:hAnsiTheme="minorAscii" w:eastAsiaTheme="minorAscii" w:cstheme="minorBidi"/>
+          <w:noProof w:val="0"/>
+          <w:color w:val="auto"/>
+          <w:sz w:val="22"/>
+          <w:szCs w:val="22"/>
+          <w:lang w:val="fr-FR" w:eastAsia="en-US" w:bidi="ar-SA"/>
+        </w:rPr>
+        <w:t xml:space="preserve">interaction physique </w:t>
+      </w:r>
+      <w:r>
+        <w:rPr>
+          <w:rFonts w:ascii="Aptos" w:hAnsi="Aptos" w:eastAsia="Aptos" w:cs="Aptos" w:asciiTheme="minorAscii" w:hAnsiTheme="minorAscii" w:eastAsiaTheme="minorAscii" w:cstheme="minorBidi"/>
+          <w:noProof w:val="0"/>
+          <w:color w:val="auto"/>
+          <w:sz w:val="22"/>
+          <w:szCs w:val="22"/>
+          <w:lang w:val="fr-FR" w:eastAsia="en-US" w:bidi="ar-SA"/>
+        </w:rPr>
+        <w:t xml:space="preserve">du chat </w:t>
+      </w:r>
+      <w:r>
+        <w:rPr>
+          <w:rFonts w:ascii="Aptos" w:hAnsi="Aptos" w:eastAsia="Aptos" w:cs="Aptos" w:asciiTheme="minorAscii" w:hAnsiTheme="minorAscii" w:eastAsiaTheme="minorAscii" w:cstheme="minorBidi"/>
+          <w:noProof w:val="0"/>
+          <w:color w:val="auto"/>
+          <w:sz w:val="22"/>
+          <w:szCs w:val="22"/>
+          <w:lang w:val="fr-FR" w:eastAsia="en-US" w:bidi="ar-SA"/>
+        </w:rPr>
+        <w:t>avec la balle</w:t>
+      </w:r>
+      <w:r>
+        <w:rPr>
+          <w:rFonts w:ascii="Aptos" w:hAnsi="Aptos" w:eastAsia="Aptos" w:cs="Aptos" w:asciiTheme="minorAscii" w:hAnsiTheme="minorAscii" w:eastAsiaTheme="minorAscii" w:cstheme="minorBidi"/>
+          <w:noProof w:val="0"/>
+          <w:color w:val="auto"/>
+          <w:sz w:val="22"/>
+          <w:szCs w:val="22"/>
+          <w:lang w:val="fr-FR" w:eastAsia="en-US" w:bidi="ar-SA"/>
+        </w:rPr>
+        <w:t xml:space="preserve"> pour cela on a placé Un </w:t>
+      </w:r>
+      <w:r>
+        <w:rPr>
+          <w:rFonts w:ascii="Aptos" w:hAnsi="Aptos" w:eastAsia="Aptos" w:cs="Aptos" w:asciiTheme="minorAscii" w:hAnsiTheme="minorAscii" w:eastAsiaTheme="minorAscii" w:cstheme="minorBidi"/>
+          <w:noProof w:val="0"/>
+          <w:color w:val="auto"/>
+          <w:sz w:val="22"/>
+          <w:szCs w:val="22"/>
+          <w:lang w:val="fr-FR" w:eastAsia="en-US" w:bidi="ar-SA"/>
+        </w:rPr>
+        <w:t>point (</w:t>
+      </w:r>
+      <w:r>
+        <w:rPr>
+          <w:rFonts w:ascii="Aptos" w:hAnsi="Aptos" w:eastAsia="Aptos" w:cs="Aptos" w:asciiTheme="minorAscii" w:hAnsiTheme="minorAscii" w:eastAsiaTheme="minorAscii" w:cstheme="minorBidi"/>
+          <w:noProof w:val="0"/>
+          <w:color w:val="auto"/>
+          <w:sz w:val="22"/>
+          <w:szCs w:val="22"/>
+          <w:lang w:val="fr-FR" w:eastAsia="en-US" w:bidi="ar-SA"/>
+        </w:rPr>
+        <w:t>pawHitPoint</w:t>
+      </w:r>
+      <w:r>
+        <w:rPr>
+          <w:rFonts w:ascii="Aptos" w:hAnsi="Aptos" w:eastAsia="Aptos" w:cs="Aptos" w:asciiTheme="minorAscii" w:hAnsiTheme="minorAscii" w:eastAsiaTheme="minorAscii" w:cstheme="minorBidi"/>
+          <w:noProof w:val="0"/>
+          <w:color w:val="auto"/>
+          <w:sz w:val="22"/>
+          <w:szCs w:val="22"/>
+          <w:lang w:val="fr-FR" w:eastAsia="en-US" w:bidi="ar-SA"/>
+        </w:rPr>
+        <w:t xml:space="preserve">) sur la patte qui sert </w:t>
+      </w:r>
+      <w:r>
+        <w:rPr>
+          <w:rFonts w:ascii="Aptos" w:hAnsi="Aptos" w:eastAsia="Aptos" w:cs="Aptos" w:asciiTheme="minorAscii" w:hAnsiTheme="minorAscii" w:eastAsiaTheme="minorAscii" w:cstheme="minorBidi"/>
+          <w:noProof w:val="0"/>
+          <w:color w:val="auto"/>
+          <w:sz w:val="22"/>
+          <w:szCs w:val="22"/>
+          <w:lang w:val="fr-FR" w:eastAsia="en-US" w:bidi="ar-SA"/>
+        </w:rPr>
+        <w:t>à</w:t>
+      </w:r>
+      <w:r>
+        <w:rPr>
+          <w:rFonts w:ascii="Aptos" w:hAnsi="Aptos" w:eastAsia="Aptos" w:cs="Aptos" w:asciiTheme="minorAscii" w:hAnsiTheme="minorAscii" w:eastAsiaTheme="minorAscii" w:cstheme="minorBidi"/>
+          <w:noProof w:val="0"/>
+          <w:color w:val="auto"/>
+          <w:sz w:val="22"/>
+          <w:szCs w:val="22"/>
+          <w:lang w:val="fr-FR" w:eastAsia="en-US" w:bidi="ar-SA"/>
+        </w:rPr>
+        <w:t xml:space="preserve"> détecter la proximité de la balle e</w:t>
+      </w:r>
+      <w:r>
+        <w:rPr>
+          <w:rFonts w:ascii="Aptos" w:hAnsi="Aptos" w:eastAsia="Aptos" w:cs="Aptos" w:asciiTheme="minorAscii" w:hAnsiTheme="minorAscii" w:eastAsiaTheme="minorAscii" w:cstheme="minorBidi"/>
+          <w:noProof w:val="0"/>
+          <w:color w:val="auto"/>
+          <w:sz w:val="22"/>
+          <w:szCs w:val="22"/>
+          <w:lang w:val="fr-FR" w:eastAsia="en-US" w:bidi="ar-SA"/>
+        </w:rPr>
+        <w:t>t quand la distance devient petite</w:t>
+      </w:r>
+      <w:r>
+        <w:rPr>
+          <w:rFonts w:ascii="Aptos" w:hAnsi="Aptos" w:eastAsia="Aptos" w:cs="Aptos" w:asciiTheme="minorAscii" w:hAnsiTheme="minorAscii" w:eastAsiaTheme="minorAscii" w:cstheme="minorBidi"/>
+          <w:noProof w:val="0"/>
+          <w:color w:val="auto"/>
+          <w:sz w:val="22"/>
+          <w:szCs w:val="22"/>
+          <w:lang w:val="fr-FR" w:eastAsia="en-US" w:bidi="ar-SA"/>
+        </w:rPr>
+        <w:t>,</w:t>
+      </w:r>
+      <w:r>
+        <w:rPr>
+          <w:rFonts w:ascii="Aptos" w:hAnsi="Aptos" w:eastAsia="Aptos" w:cs="Aptos" w:asciiTheme="minorAscii" w:hAnsiTheme="minorAscii" w:eastAsiaTheme="minorAscii" w:cstheme="minorBidi"/>
+          <w:noProof w:val="0"/>
+          <w:color w:val="auto"/>
+          <w:sz w:val="22"/>
+          <w:szCs w:val="22"/>
+          <w:lang w:val="fr-FR" w:eastAsia="en-US" w:bidi="ar-SA"/>
+        </w:rPr>
+        <w:t xml:space="preserve"> une </w:t>
+      </w:r>
+      <w:r>
+        <w:rPr>
+          <w:rFonts w:ascii="Aptos" w:hAnsi="Aptos" w:eastAsia="Aptos" w:cs="Aptos" w:asciiTheme="minorAscii" w:hAnsiTheme="minorAscii" w:eastAsiaTheme="minorAscii" w:cstheme="minorBidi"/>
+          <w:noProof w:val="0"/>
+          <w:color w:val="auto"/>
+          <w:sz w:val="22"/>
+          <w:szCs w:val="22"/>
+          <w:lang w:val="fr-FR" w:eastAsia="en-US" w:bidi="ar-SA"/>
+        </w:rPr>
+        <w:t>force d’impulsion</w:t>
+      </w:r>
+      <w:r>
+        <w:rPr>
+          <w:rFonts w:ascii="Aptos" w:hAnsi="Aptos" w:eastAsia="Aptos" w:cs="Aptos" w:asciiTheme="minorAscii" w:hAnsiTheme="minorAscii" w:eastAsiaTheme="minorAscii" w:cstheme="minorBidi"/>
+          <w:noProof w:val="0"/>
+          <w:color w:val="auto"/>
+          <w:sz w:val="22"/>
+          <w:szCs w:val="22"/>
+          <w:lang w:val="fr-FR" w:eastAsia="en-US" w:bidi="ar-SA"/>
+        </w:rPr>
+        <w:t xml:space="preserve"> est appliquée sur le </w:t>
+      </w:r>
+      <w:r>
+        <w:rPr>
+          <w:rFonts w:ascii="Aptos" w:hAnsi="Aptos" w:eastAsia="Aptos" w:cs="Aptos" w:asciiTheme="minorAscii" w:hAnsiTheme="minorAscii" w:eastAsiaTheme="minorAscii" w:cstheme="minorBidi"/>
+          <w:noProof w:val="0"/>
+          <w:color w:val="auto"/>
+          <w:sz w:val="22"/>
+          <w:szCs w:val="22"/>
+          <w:lang w:val="fr-FR" w:eastAsia="en-US" w:bidi="ar-SA"/>
+        </w:rPr>
+        <w:t>rigidbody</w:t>
+      </w:r>
+      <w:r>
+        <w:rPr>
+          <w:rFonts w:ascii="Aptos" w:hAnsi="Aptos" w:eastAsia="Aptos" w:cs="Aptos" w:asciiTheme="minorAscii" w:hAnsiTheme="minorAscii" w:eastAsiaTheme="minorAscii" w:cstheme="minorBidi"/>
+          <w:noProof w:val="0"/>
+          <w:color w:val="auto"/>
+          <w:sz w:val="22"/>
+          <w:szCs w:val="22"/>
+          <w:lang w:val="fr-FR" w:eastAsia="en-US" w:bidi="ar-SA"/>
+        </w:rPr>
+        <w:t xml:space="preserve"> de la balle </w:t>
+      </w:r>
+      <w:r>
+        <w:rPr>
+          <w:rFonts w:ascii="Aptos" w:hAnsi="Aptos" w:eastAsia="Aptos" w:cs="Aptos" w:asciiTheme="minorAscii" w:hAnsiTheme="minorAscii" w:eastAsiaTheme="minorAscii" w:cstheme="minorBidi"/>
+          <w:noProof w:val="0"/>
+          <w:color w:val="auto"/>
+          <w:sz w:val="22"/>
+          <w:szCs w:val="22"/>
+          <w:lang w:val="fr-FR" w:eastAsia="en-US" w:bidi="ar-SA"/>
+        </w:rPr>
+        <w:t>et simule un petit coup de patte déclenchant le mouvement de la balle</w:t>
+      </w:r>
+    </w:p>
+    <w:p>
+      <w:pPr>
+        <w:pStyle w:val="Normal"/>
+        <w:spacing w:before="240" w:beforeAutospacing="off" w:after="240" w:afterAutospacing="off"/>
+        <w:rPr>
+          <w:rFonts w:ascii="Aptos" w:hAnsi="Aptos" w:eastAsia="Aptos" w:cs="Aptos"/>
+          <w:noProof w:val="0"/>
+          <w:sz w:val="22"/>
+          <w:szCs w:val="22"/>
+          <w:lang w:val="fr-CA"/>
+        </w:rPr>
+      </w:pPr>
+      <w:r>
+        <w:rPr>
+          <w:rFonts w:ascii="Aptos" w:hAnsi="Aptos" w:eastAsia="Aptos" w:cs="Aptos" w:asciiTheme="minorAscii" w:hAnsiTheme="minorAscii" w:eastAsiaTheme="minorAscii" w:cstheme="minorBidi"/>
+          <w:noProof w:val="0"/>
+          <w:color w:val="auto"/>
+          <w:sz w:val="22"/>
+          <w:szCs w:val="22"/>
+          <w:lang w:val="fr-CA" w:eastAsia="en-US" w:bidi="ar-SA"/>
+        </w:rPr>
+        <w:t xml:space="preserve">Nous avons décidé d’ajouter un chat à notre projet pour le rendre plus réaliste. Le chat marche sur la table et pousse la balle avec sa </w:t>
+      </w:r>
+      <w:r>
+        <w:rPr>
+          <w:rFonts w:ascii="Aptos" w:hAnsi="Aptos" w:eastAsia="Aptos" w:cs="Aptos" w:asciiTheme="minorAscii" w:hAnsiTheme="minorAscii" w:eastAsiaTheme="minorAscii" w:cstheme="minorBidi"/>
+          <w:noProof w:val="0"/>
+          <w:color w:val="auto"/>
+          <w:sz w:val="22"/>
+          <w:szCs w:val="22"/>
+          <w:lang w:val="fr-CA" w:eastAsia="en-US" w:bidi="ar-SA"/>
+        </w:rPr>
+        <w:t>patte, permet</w:t>
+      </w:r>
+      <w:r>
+        <w:rPr>
+          <w:rFonts w:ascii="Aptos" w:hAnsi="Aptos" w:eastAsia="Aptos" w:cs="Aptos" w:asciiTheme="minorAscii" w:hAnsiTheme="minorAscii" w:eastAsiaTheme="minorAscii" w:cstheme="minorBidi"/>
+          <w:noProof w:val="0"/>
+          <w:color w:val="auto"/>
+          <w:sz w:val="22"/>
+          <w:szCs w:val="22"/>
+          <w:lang w:val="fr-CA" w:eastAsia="en-US" w:bidi="ar-SA"/>
+        </w:rPr>
+        <w:t xml:space="preserve"> d’introduire une dynamique physique cohérente avec le scénario du projet. Donc ce choix apporte une animation et une interaction visuelle supplémentaire et renforce le côté naturel et réel de la scène</w:t>
+      </w:r>
+      <w:r>
+        <w:rPr>
+          <w:rFonts w:ascii="Aptos" w:hAnsi="Aptos" w:eastAsia="Aptos" w:cs="Aptos" w:asciiTheme="minorAscii" w:hAnsiTheme="minorAscii" w:eastAsiaTheme="minorAscii" w:cstheme="minorBidi"/>
+          <w:noProof w:val="0"/>
+          <w:color w:val="auto"/>
+          <w:sz w:val="22"/>
+          <w:szCs w:val="22"/>
+          <w:lang w:val="fr-CA" w:eastAsia="en-US" w:bidi="ar-SA"/>
+        </w:rPr>
+        <w:t xml:space="preserve"> et ajout un </w:t>
+      </w:r>
+      <w:r>
+        <w:rPr>
+          <w:rFonts w:ascii="Aptos" w:hAnsi="Aptos" w:eastAsia="Aptos" w:cs="Aptos" w:asciiTheme="minorAscii" w:hAnsiTheme="minorAscii" w:eastAsiaTheme="minorAscii" w:cstheme="minorBidi"/>
+          <w:noProof w:val="0"/>
+          <w:color w:val="auto"/>
+          <w:sz w:val="22"/>
+          <w:szCs w:val="22"/>
+          <w:lang w:val="fr-CA" w:eastAsia="en-US" w:bidi="ar-SA"/>
+        </w:rPr>
+        <w:t>élément narratif</w:t>
+      </w:r>
+      <w:r>
+        <w:rPr>
+          <w:rFonts w:ascii="Aptos" w:hAnsi="Aptos" w:eastAsia="Aptos" w:cs="Aptos" w:asciiTheme="minorAscii" w:hAnsiTheme="minorAscii" w:eastAsiaTheme="minorAscii" w:cstheme="minorBidi"/>
+          <w:noProof w:val="0"/>
+          <w:color w:val="auto"/>
+          <w:sz w:val="22"/>
+          <w:szCs w:val="22"/>
+          <w:lang w:val="fr-CA" w:eastAsia="en-US" w:bidi="ar-SA"/>
+        </w:rPr>
+        <w:t xml:space="preserve"> qui explique pourquoi la balle commence </w:t>
+      </w:r>
+      <w:r>
+        <w:rPr>
+          <w:rFonts w:ascii="Aptos" w:hAnsi="Aptos" w:eastAsia="Aptos" w:cs="Aptos" w:asciiTheme="minorAscii" w:hAnsiTheme="minorAscii" w:eastAsiaTheme="minorAscii" w:cstheme="minorBidi"/>
+          <w:noProof w:val="0"/>
+          <w:color w:val="auto"/>
+          <w:sz w:val="22"/>
+          <w:szCs w:val="22"/>
+          <w:lang w:val="fr-CA" w:eastAsia="en-US" w:bidi="ar-SA"/>
+        </w:rPr>
+        <w:t>à</w:t>
+      </w:r>
+      <w:r>
+        <w:rPr>
+          <w:rFonts w:ascii="Aptos" w:hAnsi="Aptos" w:eastAsia="Aptos" w:cs="Aptos" w:asciiTheme="minorAscii" w:hAnsiTheme="minorAscii" w:eastAsiaTheme="minorAscii" w:cstheme="minorBidi"/>
+          <w:noProof w:val="0"/>
+          <w:color w:val="auto"/>
+          <w:sz w:val="22"/>
+          <w:szCs w:val="22"/>
+          <w:lang w:val="fr-CA" w:eastAsia="en-US" w:bidi="ar-SA"/>
+        </w:rPr>
+        <w:t xml:space="preserve"> rouler </w:t>
+      </w:r>
+    </w:p>
+    <w:p>
+      <w:pPr>
+        <w:spacing w:before="240" w:beforeAutospacing="off" w:after="240" w:afterAutospacing="off"/>
+        <w:rPr>
+          <w:rFonts w:ascii="Aptos" w:hAnsi="Aptos" w:eastAsia="Aptos" w:cs="Aptos"/>
+          <w:noProof w:val="0"/>
+          <w:sz w:val="22"/>
+          <w:szCs w:val="22"/>
+          <w:lang w:val="fr-CA"/>
+        </w:rPr>
+      </w:pPr>
+    </w:p>
+    <w:p>
+      <w:pPr>
+        <w:spacing w:before="240" w:beforeAutospacing="off" w:after="240" w:afterAutospacing="off"/>
+        <w:rPr>
+          <w:rFonts w:ascii="Aptos" w:hAnsi="Aptos" w:eastAsia="Aptos" w:cs="Aptos"/>
+          <w:noProof w:val="0"/>
+          <w:sz w:val="22"/>
+          <w:szCs w:val="22"/>
+          <w:lang w:val="fr-CA"/>
+        </w:rPr>
+      </w:pPr>
+      <w:r>
+        <w:rPr>
+          <w:rFonts w:ascii="Aptos" w:hAnsi="Aptos" w:eastAsia="Aptos" w:cs="Aptos"/>
+          <w:noProof w:val="0"/>
+          <w:sz w:val="22"/>
+          <w:szCs w:val="22"/>
+          <w:lang w:val="fr-CA"/>
+        </w:rPr>
+        <w:t>Création de la pièce</w:t>
+      </w:r>
+    </w:p>
+    <w:p>
+      <w:pPr>
+        <w:pStyle w:val="Normal"/>
+        <w:spacing w:before="240" w:beforeAutospacing="off" w:after="240" w:afterAutospacing="off"/>
+      </w:pPr>
+      <w:r>
+        <w:rPr>
+          <w:rFonts w:ascii="Aptos" w:hAnsi="Aptos" w:eastAsia="Aptos" w:cs="Aptos"/>
+          <w:noProof w:val="0"/>
+          <w:sz w:val="22"/>
+          <w:szCs w:val="22"/>
+          <w:lang w:val="fr-CA"/>
+        </w:rPr>
+        <w:t xml:space="preserve">Pour construire la pièce dans </w:t>
+      </w:r>
+      <w:r>
+        <w:rPr>
+          <w:rFonts w:ascii="Aptos" w:hAnsi="Aptos" w:eastAsia="Aptos" w:cs="Aptos"/>
+          <w:noProof w:val="0"/>
+          <w:sz w:val="22"/>
+          <w:szCs w:val="22"/>
+          <w:lang w:val="fr-CA"/>
+        </w:rPr>
+        <w:t>Unity</w:t>
+      </w:r>
+      <w:r>
+        <w:rPr>
+          <w:rFonts w:ascii="Aptos" w:hAnsi="Aptos" w:eastAsia="Aptos" w:cs="Aptos"/>
+          <w:noProof w:val="0"/>
+          <w:sz w:val="22"/>
+          <w:szCs w:val="22"/>
+          <w:lang w:val="fr-CA"/>
+        </w:rPr>
+        <w:t xml:space="preserve">, nous avons importé plusieurs modèles 3D, </w:t>
+      </w:r>
+      <w:r>
+        <w:rPr>
+          <w:rFonts w:ascii="Aptos" w:hAnsi="Aptos" w:eastAsia="Aptos" w:cs="Aptos"/>
+          <w:noProof w:val="0"/>
+          <w:sz w:val="22"/>
+          <w:szCs w:val="22"/>
+          <w:lang w:val="fr-CA"/>
+        </w:rPr>
+        <w:t>prefabs</w:t>
+      </w:r>
+      <w:r>
+        <w:rPr>
+          <w:rFonts w:ascii="Aptos" w:hAnsi="Aptos" w:eastAsia="Aptos" w:cs="Aptos"/>
+          <w:noProof w:val="0"/>
+          <w:sz w:val="22"/>
+          <w:szCs w:val="22"/>
+          <w:lang w:val="fr-CA"/>
+        </w:rPr>
+        <w:t>, textures et matériaux provenant de différentes plateformes (</w:t>
+      </w:r>
+      <w:r>
+        <w:rPr>
+          <w:rFonts w:ascii="Aptos" w:hAnsi="Aptos" w:eastAsia="Aptos" w:cs="Aptos"/>
+          <w:noProof w:val="0"/>
+          <w:sz w:val="22"/>
+          <w:szCs w:val="22"/>
+          <w:lang w:val="fr-CA"/>
+        </w:rPr>
+        <w:t>Sketchfab</w:t>
+      </w:r>
+      <w:r>
+        <w:rPr>
+          <w:rFonts w:ascii="Aptos" w:hAnsi="Aptos" w:eastAsia="Aptos" w:cs="Aptos"/>
+          <w:noProof w:val="0"/>
+          <w:sz w:val="22"/>
+          <w:szCs w:val="22"/>
+          <w:lang w:val="fr-CA"/>
+        </w:rPr>
+        <w:t xml:space="preserve">, </w:t>
+      </w:r>
+      <w:r>
+        <w:rPr>
+          <w:rFonts w:ascii="Aptos" w:hAnsi="Aptos" w:eastAsia="Aptos" w:cs="Aptos"/>
+          <w:noProof w:val="0"/>
+          <w:sz w:val="22"/>
+          <w:szCs w:val="22"/>
+          <w:lang w:val="fr-CA"/>
+        </w:rPr>
+        <w:t>Unity</w:t>
+      </w:r>
+      <w:r>
+        <w:rPr>
+          <w:rFonts w:ascii="Aptos" w:hAnsi="Aptos" w:eastAsia="Aptos" w:cs="Aptos"/>
+          <w:noProof w:val="0"/>
+          <w:sz w:val="22"/>
+          <w:szCs w:val="22"/>
+          <w:lang w:val="fr-CA"/>
+        </w:rPr>
+        <w:t xml:space="preserve"> Asset Store, etc.).</w:t>
+      </w:r>
+      <w:r>
+        <w:br/>
+      </w:r>
+      <w:r>
+        <w:rPr>
+          <w:rFonts w:ascii="Aptos" w:hAnsi="Aptos" w:eastAsia="Aptos" w:cs="Aptos"/>
+          <w:noProof w:val="0"/>
+          <w:sz w:val="22"/>
+          <w:szCs w:val="22"/>
+          <w:lang w:val="fr-CA"/>
+        </w:rPr>
+        <w:t xml:space="preserve"> Chaque modèle a été importé (souvent en FBX), puis nous avons configuré les matériaux HDRP en appliquant les textures disponibles (Base </w:t>
+      </w:r>
+      <w:r>
+        <w:rPr>
+          <w:rFonts w:ascii="Aptos" w:hAnsi="Aptos" w:eastAsia="Aptos" w:cs="Aptos"/>
+          <w:noProof w:val="0"/>
+          <w:sz w:val="22"/>
+          <w:szCs w:val="22"/>
+          <w:lang w:val="fr-CA"/>
+        </w:rPr>
+        <w:t>Map</w:t>
+      </w:r>
+      <w:r>
+        <w:rPr>
+          <w:rFonts w:ascii="Aptos" w:hAnsi="Aptos" w:eastAsia="Aptos" w:cs="Aptos"/>
+          <w:noProof w:val="0"/>
+          <w:sz w:val="22"/>
+          <w:szCs w:val="22"/>
+          <w:lang w:val="fr-CA"/>
+        </w:rPr>
+        <w:t xml:space="preserve">, Normal </w:t>
+      </w:r>
+      <w:r>
+        <w:rPr>
+          <w:rFonts w:ascii="Aptos" w:hAnsi="Aptos" w:eastAsia="Aptos" w:cs="Aptos"/>
+          <w:noProof w:val="0"/>
+          <w:sz w:val="22"/>
+          <w:szCs w:val="22"/>
+          <w:lang w:val="fr-CA"/>
+        </w:rPr>
+        <w:t>Map</w:t>
+      </w:r>
+      <w:r>
+        <w:rPr>
+          <w:rFonts w:ascii="Aptos" w:hAnsi="Aptos" w:eastAsia="Aptos" w:cs="Aptos"/>
+          <w:noProof w:val="0"/>
+          <w:sz w:val="22"/>
+          <w:szCs w:val="22"/>
+          <w:lang w:val="fr-CA"/>
+        </w:rPr>
+        <w:t xml:space="preserve">, Mask </w:t>
+      </w:r>
+      <w:r>
+        <w:rPr>
+          <w:rFonts w:ascii="Aptos" w:hAnsi="Aptos" w:eastAsia="Aptos" w:cs="Aptos"/>
+          <w:noProof w:val="0"/>
+          <w:sz w:val="22"/>
+          <w:szCs w:val="22"/>
+          <w:lang w:val="fr-CA"/>
+        </w:rPr>
+        <w:t>Map</w:t>
+      </w:r>
+      <w:r>
+        <w:rPr>
+          <w:rFonts w:ascii="Aptos" w:hAnsi="Aptos" w:eastAsia="Aptos" w:cs="Aptos"/>
+          <w:noProof w:val="0"/>
+          <w:sz w:val="22"/>
+          <w:szCs w:val="22"/>
+          <w:lang w:val="fr-CA"/>
+        </w:rPr>
+        <w:t>…).</w:t>
+      </w:r>
+      <w:r>
+        <w:br/>
+      </w:r>
+      <w:r>
+        <w:rPr>
+          <w:rFonts w:ascii="Aptos" w:hAnsi="Aptos" w:eastAsia="Aptos" w:cs="Aptos"/>
+          <w:noProof w:val="0"/>
+          <w:sz w:val="22"/>
+          <w:szCs w:val="22"/>
+          <w:lang w:val="fr-CA"/>
+        </w:rPr>
+        <w:t xml:space="preserve"> Les objets ont ensuite été placés dans la scène et ajustés pour correspondre au design souhaité.</w:t>
+      </w:r>
+    </w:p>
+    <w:p>
+      <w:pPr>
+        <w:pStyle w:val="Normal"/>
+        <w:spacing w:before="240" w:beforeAutospacing="off" w:after="240" w:afterAutospacing="off"/>
+        <w:rPr>
+          <w:rFonts w:ascii="Aptos" w:hAnsi="Aptos" w:eastAsia="Aptos" w:cs="Aptos"/>
+          <w:noProof w:val="0"/>
+          <w:sz w:val="22"/>
+          <w:szCs w:val="22"/>
+          <w:lang w:val="fr-CA"/>
+        </w:rPr>
+      </w:pPr>
+      <w:r>
+        <w:rPr>
+          <w:rFonts w:ascii="Aptos" w:hAnsi="Aptos" w:eastAsia="Aptos" w:cs="Aptos"/>
+          <w:noProof w:val="0"/>
+          <w:sz w:val="22"/>
+          <w:szCs w:val="22"/>
+          <w:lang w:val="fr-CA"/>
+        </w:rPr>
+        <w:t>Sources des assets utilisés</w:t>
+      </w:r>
+    </w:p>
+    <w:p>
+      <w:pPr>
+        <w:pStyle w:val="Normal"/>
+        <w:spacing w:before="240" w:beforeAutospacing="off" w:after="240" w:afterAutospacing="off"/>
+      </w:pPr>
+      <w:r>
+        <w:rPr>
+          <w:rFonts w:ascii="Aptos" w:hAnsi="Aptos" w:eastAsia="Aptos" w:cs="Aptos"/>
+          <w:noProof w:val="0"/>
+          <w:sz w:val="22"/>
+          <w:szCs w:val="22"/>
+          <w:lang w:val="fr-CA"/>
+        </w:rPr>
+        <w:t>Titre du modèle : Next-gen Furniture Pack</w:t>
+      </w:r>
+    </w:p>
+    <w:p>
+      <w:pPr>
+        <w:pStyle w:val="Normal"/>
+        <w:spacing w:before="240" w:beforeAutospacing="off" w:after="240" w:afterAutospacing="off"/>
+        <w:rPr>
+          <w:rFonts w:ascii="Aptos" w:hAnsi="Aptos" w:eastAsia="Aptos" w:cs="Aptos"/>
+          <w:noProof w:val="0"/>
+          <w:sz w:val="22"/>
+          <w:szCs w:val="22"/>
+          <w:lang w:val="fr-CA"/>
+        </w:rPr>
+      </w:pPr>
+    </w:p>
+    <w:p>
+      <w:pPr>
+        <w:pStyle w:val="Normal"/>
+        <w:spacing w:before="240" w:beforeAutospacing="off" w:after="240" w:afterAutospacing="off"/>
+      </w:pPr>
+      <w:r>
+        <w:rPr>
+          <w:rFonts w:ascii="Aptos" w:hAnsi="Aptos" w:eastAsia="Aptos" w:cs="Aptos"/>
+          <w:noProof w:val="0"/>
+          <w:sz w:val="22"/>
+          <w:szCs w:val="22"/>
+          <w:lang w:val="fr-CA"/>
+        </w:rPr>
+        <w:t xml:space="preserve">Auteur : </w:t>
+      </w:r>
+      <w:r>
+        <w:rPr>
+          <w:rFonts w:ascii="Aptos" w:hAnsi="Aptos" w:eastAsia="Aptos" w:cs="Aptos"/>
+          <w:noProof w:val="0"/>
+          <w:sz w:val="22"/>
+          <w:szCs w:val="22"/>
+          <w:lang w:val="fr-CA"/>
+        </w:rPr>
+        <w:t>Vertex Studio</w:t>
+      </w:r>
+    </w:p>
+    <w:p>
+      <w:pPr>
+        <w:pStyle w:val="Normal"/>
+        <w:spacing w:before="240" w:beforeAutospacing="off" w:after="240" w:afterAutospacing="off"/>
+      </w:pPr>
+      <w:r>
+        <w:rPr>
+          <w:rFonts w:ascii="Aptos" w:hAnsi="Aptos" w:eastAsia="Aptos" w:cs="Aptos"/>
+          <w:noProof w:val="0"/>
+          <w:sz w:val="22"/>
+          <w:szCs w:val="22"/>
+          <w:lang w:val="en-US"/>
+        </w:rPr>
+        <w:t>Source :</w:t>
+      </w:r>
+      <w:r>
+        <w:rPr>
+          <w:rFonts w:ascii="Aptos" w:hAnsi="Aptos" w:eastAsia="Aptos" w:cs="Aptos"/>
+          <w:noProof w:val="0"/>
+          <w:sz w:val="22"/>
+          <w:szCs w:val="22"/>
+          <w:lang w:val="en-US"/>
+        </w:rPr>
+        <w:t xml:space="preserve"> </w:t>
+      </w:r>
+      <w:hyperlink w:anchor="description" r:id="R2bf1b49390ac4f00">
+        <w:r>
+          <w:rPr>
+            <w:rStyle w:val="Hyperlink"/>
+            <w:rFonts w:ascii="Aptos" w:hAnsi="Aptos" w:eastAsia="Aptos" w:cs="Aptos"/>
+            <w:noProof w:val="0"/>
+            <w:sz w:val="22"/>
+            <w:szCs w:val="22"/>
+            <w:lang w:val="en-US"/>
+          </w:rPr>
+          <w:t>https://assetstore.unity.com/packages/3d/props/furniture/next-gen-furniture-pack-23303?srsltid=AfmBOopyfnDy1XM_ZJLHgzIRtfjHrI--qCLKH_29ei2FfRW-AKcYOpk-#description</w:t>
+        </w:r>
+      </w:hyperlink>
+    </w:p>
+    <w:p>
+      <w:pPr>
+        <w:pStyle w:val="Normal"/>
+        <w:spacing w:before="240" w:beforeAutospacing="off" w:after="240" w:afterAutospacing="off"/>
+      </w:pPr>
+      <w:r>
+        <w:rPr>
+          <w:rFonts w:ascii="Aptos" w:hAnsi="Aptos" w:eastAsia="Aptos" w:cs="Aptos"/>
+          <w:noProof w:val="0"/>
+          <w:sz w:val="22"/>
+          <w:szCs w:val="22"/>
+          <w:lang w:val="fr-CA"/>
+        </w:rPr>
+        <w:t>Licence :</w:t>
+      </w:r>
+      <w:r>
+        <w:rPr>
+          <w:rFonts w:ascii="Aptos" w:hAnsi="Aptos" w:eastAsia="Aptos" w:cs="Aptos"/>
+          <w:noProof w:val="0"/>
+          <w:sz w:val="22"/>
+          <w:szCs w:val="22"/>
+          <w:lang w:val="fr-CA"/>
+        </w:rPr>
+        <w:t xml:space="preserve"> Standard </w:t>
+      </w:r>
+      <w:r>
+        <w:rPr>
+          <w:rFonts w:ascii="Aptos" w:hAnsi="Aptos" w:eastAsia="Aptos" w:cs="Aptos"/>
+          <w:noProof w:val="0"/>
+          <w:sz w:val="22"/>
+          <w:szCs w:val="22"/>
+          <w:lang w:val="fr-CA"/>
+        </w:rPr>
+        <w:t>Unity</w:t>
+      </w:r>
+      <w:r>
+        <w:rPr>
+          <w:rFonts w:ascii="Aptos" w:hAnsi="Aptos" w:eastAsia="Aptos" w:cs="Aptos"/>
+          <w:noProof w:val="0"/>
+          <w:sz w:val="22"/>
+          <w:szCs w:val="22"/>
+          <w:lang w:val="fr-CA"/>
+        </w:rPr>
+        <w:t xml:space="preserve"> Asset Store EULA</w:t>
+      </w:r>
+      <w:r>
+        <w:br/>
+      </w:r>
+      <w:r>
+        <w:rPr>
+          <w:rFonts w:ascii="Aptos" w:hAnsi="Aptos" w:eastAsia="Aptos" w:cs="Aptos"/>
+          <w:noProof w:val="0"/>
+          <w:sz w:val="22"/>
+          <w:szCs w:val="22"/>
+          <w:lang w:val="fr-CA"/>
+        </w:rPr>
+        <w:t xml:space="preserve"> </w:t>
+      </w:r>
+      <w:r>
+        <w:rPr>
+          <w:rFonts w:ascii="Aptos" w:hAnsi="Aptos" w:eastAsia="Aptos" w:cs="Aptos"/>
+          <w:noProof w:val="0"/>
+          <w:sz w:val="22"/>
+          <w:szCs w:val="22"/>
+          <w:lang w:val="fr-CA"/>
+        </w:rPr>
+        <w:t>-&gt;</w:t>
+      </w:r>
+      <w:r>
+        <w:rPr>
+          <w:rFonts w:ascii="Aptos" w:hAnsi="Aptos" w:eastAsia="Aptos" w:cs="Aptos"/>
+          <w:noProof w:val="0"/>
+          <w:sz w:val="22"/>
+          <w:szCs w:val="22"/>
+          <w:lang w:val="fr-CA"/>
+        </w:rPr>
+        <w:t xml:space="preserve"> Licence compatible avec un usage académique</w:t>
+      </w:r>
+    </w:p>
+    <w:p>
+      <w:pPr>
+        <w:pStyle w:val="Normal"/>
+        <w:spacing w:before="240" w:beforeAutospacing="off" w:after="240" w:afterAutospacing="off"/>
+        <w:rPr>
+          <w:rFonts w:ascii="Aptos" w:hAnsi="Aptos" w:eastAsia="Aptos" w:cs="Aptos"/>
+          <w:noProof w:val="0"/>
+          <w:sz w:val="22"/>
+          <w:szCs w:val="22"/>
+          <w:lang w:val="fr-CA"/>
+        </w:rPr>
+      </w:pPr>
+    </w:p>
+    <w:p>
+      <w:pPr>
+        <w:pStyle w:val="Normal"/>
+        <w:spacing w:before="240" w:beforeAutospacing="off" w:after="240" w:afterAutospacing="off"/>
+      </w:pPr>
+      <w:r>
+        <w:rPr>
+          <w:rFonts w:ascii="Aptos" w:hAnsi="Aptos" w:eastAsia="Aptos" w:cs="Aptos"/>
+          <w:noProof w:val="0"/>
+          <w:sz w:val="22"/>
+          <w:szCs w:val="22"/>
+          <w:lang w:val="fr-CA"/>
+        </w:rPr>
+        <w:t>Titre du modèle : 4K Tiled Ground Textures (part 2)</w:t>
+      </w:r>
+    </w:p>
+    <w:p>
+      <w:pPr>
+        <w:pStyle w:val="Normal"/>
+        <w:spacing w:before="240" w:beforeAutospacing="off" w:after="240" w:afterAutospacing="off"/>
+        <w:rPr>
+          <w:rFonts w:ascii="Aptos" w:hAnsi="Aptos" w:eastAsia="Aptos" w:cs="Aptos"/>
+          <w:noProof w:val="0"/>
+          <w:sz w:val="22"/>
+          <w:szCs w:val="22"/>
+          <w:lang w:val="fr-CA"/>
+        </w:rPr>
+      </w:pPr>
+      <w:r>
+        <w:rPr>
+          <w:rFonts w:ascii="Aptos" w:hAnsi="Aptos" w:eastAsia="Aptos" w:cs="Aptos"/>
+          <w:noProof w:val="0"/>
+          <w:sz w:val="22"/>
+          <w:szCs w:val="22"/>
+          <w:lang w:val="fr-CA"/>
+        </w:rPr>
+        <w:t>Auteur : Awessets</w:t>
+      </w:r>
+    </w:p>
+    <w:p>
+      <w:pPr>
+        <w:pStyle w:val="Normal"/>
+        <w:spacing w:before="240" w:beforeAutospacing="off" w:after="240" w:afterAutospacing="off"/>
+      </w:pPr>
+      <w:r>
+        <w:rPr>
+          <w:rFonts w:ascii="Aptos" w:hAnsi="Aptos" w:eastAsia="Aptos" w:cs="Aptos"/>
+          <w:noProof w:val="0"/>
+          <w:sz w:val="22"/>
+          <w:szCs w:val="22"/>
+          <w:lang w:val="en-US"/>
+        </w:rPr>
+        <w:t>Source :</w:t>
+      </w:r>
+      <w:r>
+        <w:rPr>
+          <w:rFonts w:ascii="Aptos" w:hAnsi="Aptos" w:eastAsia="Aptos" w:cs="Aptos"/>
+          <w:noProof w:val="0"/>
+          <w:sz w:val="22"/>
+          <w:szCs w:val="22"/>
+          <w:lang w:val="en-US"/>
+        </w:rPr>
+        <w:t xml:space="preserve"> https://assetstore.unity.com/packages/2d/textures-materials/4k-tiled-ground-textures-part-2-283704#publisher</w:t>
+      </w:r>
+    </w:p>
+    <w:p>
+      <w:pPr>
+        <w:pStyle w:val="Normal"/>
+        <w:spacing w:before="240" w:beforeAutospacing="off" w:after="240" w:afterAutospacing="off"/>
+        <w:rPr>
+          <w:rFonts w:ascii="Aptos" w:hAnsi="Aptos" w:eastAsia="Aptos" w:cs="Aptos"/>
+          <w:noProof w:val="0"/>
+          <w:sz w:val="22"/>
+          <w:szCs w:val="22"/>
+          <w:lang w:val="fr-CA"/>
+        </w:rPr>
+      </w:pPr>
+      <w:r>
+        <w:rPr>
+          <w:rFonts w:ascii="Aptos" w:hAnsi="Aptos" w:eastAsia="Aptos" w:cs="Aptos"/>
+          <w:noProof w:val="0"/>
+          <w:sz w:val="22"/>
+          <w:szCs w:val="22"/>
+          <w:lang w:val="fr-CA"/>
+        </w:rPr>
+        <w:t xml:space="preserve">Licence : Standard </w:t>
+      </w:r>
+      <w:r>
+        <w:rPr>
+          <w:rFonts w:ascii="Aptos" w:hAnsi="Aptos" w:eastAsia="Aptos" w:cs="Aptos"/>
+          <w:noProof w:val="0"/>
+          <w:sz w:val="22"/>
+          <w:szCs w:val="22"/>
+          <w:lang w:val="fr-CA"/>
+        </w:rPr>
+        <w:t>Unity</w:t>
+      </w:r>
+      <w:r>
+        <w:rPr>
+          <w:rFonts w:ascii="Aptos" w:hAnsi="Aptos" w:eastAsia="Aptos" w:cs="Aptos"/>
+          <w:noProof w:val="0"/>
+          <w:sz w:val="22"/>
+          <w:szCs w:val="22"/>
+          <w:lang w:val="fr-CA"/>
+        </w:rPr>
+        <w:t xml:space="preserve"> Asset Store EULA</w:t>
+      </w:r>
+      <w:r>
+        <w:br/>
+      </w:r>
+      <w:r>
+        <w:rPr>
+          <w:rFonts w:ascii="Aptos" w:hAnsi="Aptos" w:eastAsia="Aptos" w:cs="Aptos"/>
+          <w:noProof w:val="0"/>
+          <w:sz w:val="22"/>
+          <w:szCs w:val="22"/>
+          <w:lang w:val="fr-CA"/>
+        </w:rPr>
+        <w:t xml:space="preserve"> </w:t>
+      </w:r>
+      <w:r>
+        <w:rPr>
+          <w:rFonts w:ascii="Aptos" w:hAnsi="Aptos" w:eastAsia="Aptos" w:cs="Aptos"/>
+          <w:noProof w:val="0"/>
+          <w:sz w:val="22"/>
+          <w:szCs w:val="22"/>
+          <w:lang w:val="fr-CA"/>
+        </w:rPr>
+        <w:t xml:space="preserve">-&gt; </w:t>
+      </w:r>
+      <w:r>
+        <w:rPr>
+          <w:rFonts w:ascii="Aptos" w:hAnsi="Aptos" w:eastAsia="Aptos" w:cs="Aptos"/>
+          <w:noProof w:val="0"/>
+          <w:sz w:val="22"/>
+          <w:szCs w:val="22"/>
+          <w:lang w:val="fr-CA"/>
+        </w:rPr>
+        <w:t>Licence compatible avec un usage académique</w:t>
+      </w:r>
+    </w:p>
+    <w:p>
+      <w:pPr>
+        <w:pStyle w:val="Normal"/>
+        <w:spacing w:before="240" w:beforeAutospacing="off" w:after="240" w:afterAutospacing="off"/>
+        <w:rPr>
+          <w:rFonts w:ascii="Aptos" w:hAnsi="Aptos" w:eastAsia="Aptos" w:cs="Aptos"/>
+          <w:noProof w:val="0"/>
+          <w:sz w:val="22"/>
+          <w:szCs w:val="22"/>
+          <w:lang w:val="fr-CA"/>
+        </w:rPr>
+      </w:pPr>
+    </w:p>
+    <w:p>
+      <w:pPr>
+        <w:pStyle w:val="Normal"/>
+        <w:spacing w:before="240" w:beforeAutospacing="off" w:after="240" w:afterAutospacing="off"/>
+        <w:rPr>
+          <w:rFonts w:ascii="Aptos" w:hAnsi="Aptos" w:eastAsia="Aptos" w:cs="Aptos"/>
+          <w:noProof w:val="0"/>
+          <w:sz w:val="22"/>
+          <w:szCs w:val="22"/>
+          <w:lang w:val="fr-CA"/>
+        </w:rPr>
+      </w:pPr>
+    </w:p>
+    <w:p>
+      <w:pPr>
+        <w:pStyle w:val="Normal"/>
+        <w:spacing w:before="240" w:beforeAutospacing="off" w:after="240" w:afterAutospacing="off"/>
+        <w:rPr>
+          <w:rFonts w:ascii="Aptos" w:hAnsi="Aptos" w:eastAsia="Aptos" w:cs="Aptos"/>
+          <w:noProof w:val="0"/>
+          <w:sz w:val="22"/>
+          <w:szCs w:val="22"/>
+          <w:lang w:val="fr-CA"/>
+        </w:rPr>
+      </w:pPr>
+    </w:p>
+    <w:p>
+      <w:pPr>
+        <w:spacing w:before="240" w:beforeAutospacing="off" w:after="240" w:afterAutospacing="off"/>
+        <w:rPr>
+          <w:rFonts w:ascii="Aptos" w:hAnsi="Aptos" w:eastAsia="Aptos" w:cs="Aptos"/>
+          <w:noProof w:val="0"/>
+          <w:sz w:val="22"/>
+          <w:szCs w:val="22"/>
+          <w:lang w:val="fr-CA"/>
+        </w:rPr>
+      </w:pPr>
+    </w:p>
+    <w:p>
+      <w:pPr>
+        <w:pStyle w:val="Normal"/>
+        <w:rPr>
+          <w:rFonts w:ascii="Aptos" w:hAnsi="Aptos" w:eastAsia="Aptos" w:cs="Aptos"/>
+          <w:noProof w:val="0"/>
+          <w:sz w:val="22"/>
+          <w:szCs w:val="22"/>
+          <w:lang w:val="fr-CA"/>
+        </w:rPr>
+      </w:pPr>
     </w:p>
     <w:sectPr>
-      <w:pgSz w:w="12240" w:h="15840"/>
+      <w:pgSz w:w="12240" w:h="15840" w:orient="portrait"/>
       <w:pgMar w:top="1440" w:right="1440" w:bottom="1440" w:left="1440" w:header="708" w:footer="708" w:gutter="0"/>
       <w:cols w:space="708"/>
       <w:docGrid w:linePitch="360"/>
+      <w:headerReference w:type="default" r:id="Rb5bbce222db340a2"/>
+      <w:footerReference w:type="default" r:id="R3b8ff5f3dd734980"/>
     </w:sectPr>
   </w:body>
 </w:document>
 </file>
 
+<file path=word/footer.xml><?xml version="1.0" encoding="utf-8"?>
+<w:ftr xmlns:w14="http://schemas.microsoft.com/office/word/2010/wordml" xmlns:w="http://schemas.openxmlformats.org/wordprocessingml/2006/main">
+  <w:tbl>
+    <w:tblPr>
+      <w:tblStyle w:val="TableNormal"/>
+      <w:bidiVisual w:val="0"/>
+      <w:tblW w:w="0" w:type="auto"/>
+      <w:tblLook w:val="06A0" w:firstRow="1" w:lastRow="0" w:firstColumn="1" w:lastColumn="0" w:noHBand="1" w:noVBand="1"/>
+    </w:tblPr>
+    <w:tblGrid>
+      <w:gridCol w:w="3120"/>
+      <w:gridCol w:w="3120"/>
+      <w:gridCol w:w="3120"/>
+    </w:tblGrid>
+    <w:tr>
+      <w:trPr>
+        <w:trHeight w:val="300"/>
+      </w:trPr>
+      <w:tc>
+        <w:tcPr>
+          <w:tcW w:w="3120" w:type="dxa"/>
+          <w:tcMar/>
+        </w:tcPr>
+        <w:p>
+          <w:pPr>
+            <w:pStyle w:val="Header"/>
+            <w:bidi w:val="0"/>
+            <w:ind w:left="-115"/>
+            <w:jc w:val="left"/>
+          </w:pPr>
+        </w:p>
+      </w:tc>
+      <w:tc>
+        <w:tcPr>
+          <w:tcW w:w="3120" w:type="dxa"/>
+          <w:tcMar/>
+        </w:tcPr>
+        <w:p>
+          <w:pPr>
+            <w:pStyle w:val="Header"/>
+            <w:bidi w:val="0"/>
+            <w:jc w:val="center"/>
+          </w:pPr>
+        </w:p>
+      </w:tc>
+      <w:tc>
+        <w:tcPr>
+          <w:tcW w:w="3120" w:type="dxa"/>
+          <w:tcMar/>
+        </w:tcPr>
+        <w:p>
+          <w:pPr>
+            <w:pStyle w:val="Header"/>
+            <w:bidi w:val="0"/>
+            <w:ind w:right="-115"/>
+            <w:jc w:val="right"/>
+          </w:pPr>
+        </w:p>
+      </w:tc>
+    </w:tr>
+  </w:tbl>
+  <w:p>
+    <w:pPr>
+      <w:pStyle w:val="Footer"/>
+      <w:bidi w:val="0"/>
+    </w:pPr>
+  </w:p>
+</w:ftr>
+</file>
+
+<file path=word/header.xml><?xml version="1.0" encoding="utf-8"?>
+<w:hdr xmlns:w14="http://schemas.microsoft.com/office/word/2010/wordml" xmlns:w="http://schemas.openxmlformats.org/wordprocessingml/2006/main">
+  <w:tbl>
+    <w:tblPr>
+      <w:tblStyle w:val="TableNormal"/>
+      <w:bidiVisual w:val="0"/>
+      <w:tblW w:w="0" w:type="auto"/>
+      <w:tblLook w:val="06A0" w:firstRow="1" w:lastRow="0" w:firstColumn="1" w:lastColumn="0" w:noHBand="1" w:noVBand="1"/>
+    </w:tblPr>
+    <w:tblGrid>
+      <w:gridCol w:w="3120"/>
+      <w:gridCol w:w="3120"/>
+      <w:gridCol w:w="3120"/>
+    </w:tblGrid>
+    <w:tr>
+      <w:trPr>
+        <w:trHeight w:val="300"/>
+      </w:trPr>
+      <w:tc>
+        <w:tcPr>
+          <w:tcW w:w="3120" w:type="dxa"/>
+          <w:tcMar/>
+        </w:tcPr>
+        <w:p>
+          <w:pPr>
+            <w:pStyle w:val="Header"/>
+            <w:bidi w:val="0"/>
+            <w:ind w:left="-115"/>
+            <w:jc w:val="left"/>
+          </w:pPr>
+        </w:p>
+      </w:tc>
+      <w:tc>
+        <w:tcPr>
+          <w:tcW w:w="3120" w:type="dxa"/>
+          <w:tcMar/>
+        </w:tcPr>
+        <w:p>
+          <w:pPr>
+            <w:pStyle w:val="Header"/>
+            <w:bidi w:val="0"/>
+            <w:jc w:val="center"/>
+          </w:pPr>
+        </w:p>
+      </w:tc>
+      <w:tc>
+        <w:tcPr>
+          <w:tcW w:w="3120" w:type="dxa"/>
+          <w:tcMar/>
+        </w:tcPr>
+        <w:p>
+          <w:pPr>
+            <w:pStyle w:val="Header"/>
+            <w:bidi w:val="0"/>
+            <w:ind w:right="-115"/>
+            <w:jc w:val="right"/>
+          </w:pPr>
+        </w:p>
+      </w:tc>
+    </w:tr>
+  </w:tbl>
+  <w:p>
+    <w:pPr>
+      <w:pStyle w:val="Header"/>
+      <w:bidi w:val="0"/>
+    </w:pPr>
+  </w:p>
+</w:hdr>
+</file>
+
 <file path=word/numbering.xml><?xml version="1.0" encoding="utf-8"?>
-<w:numbering xmlns:wpc="http://schemas.microsoft.com/office/word/2010/wordprocessingCanvas" xmlns:cx="http://schemas.microsoft.com/office/drawing/2014/chartex" xmlns:cx1="http://schemas.microsoft.com/office/drawing/2015/9/8/chartex" xmlns:cx2="http://schemas.microsoft.com/office/drawing/2015/10/21/chartex" xmlns:cx3="http://schemas.microsoft.com/office/drawing/2016/5/9/chartex" xmlns:cx4="http://schemas.microsoft.com/office/drawing/2016/5/10/chartex" xmlns:cx5="http://schemas.microsoft.com/office/drawing/2016/5/11/chartex" xmlns:cx6="http://schemas.microsoft.com/office/drawing/2016/5/12/chartex" xmlns:cx7="http://schemas.microsoft.com/office/drawing/2016/5/13/chartex" xmlns:cx8="http://schemas.microsoft.com/office/drawing/2016/5/14/chartex" xmlns:mc="http://schemas.openxmlformats.org/markup-compatibility/2006" xmlns:aink="http://schemas.microsoft.com/office/drawing/2016/ink" xmlns:am3d="http://schemas.microsoft.com/office/drawing/2017/model3d" xmlns:o="urn:schemas-microsoft-com:office:office" xmlns:oel="http://schemas.microsoft.com/office/2019/extlst" xmlns:r="http://schemas.openxmlformats.org/officeDocument/2006/relationships" xmlns:m="http://schemas.openxmlformats.org/officeDocument/2006/math" xmlns:v="urn:schemas-microsoft-com:vml" xmlns:wp14="http://schemas.microsoft.com/office/word/2010/wordprocessingDrawing" xmlns:wp="http://schemas.openxmlformats.org/drawingml/2006/wordprocessingDrawing" xmlns:w10="urn:schemas-microsoft-com:office:word" xmlns:w="http://schemas.openxmlformats.org/wordprocessingml/2006/main" xmlns:w14="http://schemas.microsoft.com/office/word/2010/wordml" xmlns:w15="http://schemas.microsoft.com/office/word/2012/wordml" xmlns:w16cex="http://schemas.microsoft.com/office/word/2018/wordml/cex" xmlns:w16cid="http://schemas.microsoft.com/office/word/2016/wordml/cid" xmlns:w16="http://schemas.microsoft.com/office/word/2018/wordml" xmlns:w16du="http://schemas.microsoft.com/office/word/2023/wordml/word16du" xmlns:w16sdtdh="http://schemas.microsoft.com/office/word/2020/wordml/sdtdatahash" xmlns:w16sdtfl="http://schemas.microsoft.com/office/word/2024/wordml/sdtformatlock" xmlns:w16se="http://schemas.microsoft.com/office/word/2015/wordml/symex" xmlns:wpg="http://schemas.microsoft.com/office/word/2010/wordprocessingGroup" xmlns:wpi="http://schemas.microsoft.com/office/word/2010/wordprocessingInk" xmlns:wne="http://schemas.microsoft.com/office/word/2006/wordml" xmlns:wps="http://schemas.microsoft.com/office/word/2010/wordprocessingShape" mc:Ignorable="w14 w15 w16se w16cid w16 w16cex w16sdtdh w16sdtfl w16du wp14">
-  <w:abstractNum w:abstractNumId="0" w15:restartNumberingAfterBreak="0">
-    <w:nsid w:val="25321652"/>
-    <w:multiLevelType w:val="hybridMultilevel"/>
-    <w:tmpl w:val="1D26A396"/>
-    <w:lvl w:ilvl="0" w:tplc="10090001">
+<w:numbering xmlns:w="http://schemas.openxmlformats.org/wordprocessingml/2006/main">
+  <w:abstractNum xmlns:w="http://schemas.openxmlformats.org/wordprocessingml/2006/main" w:abstractNumId="2">
+    <w:nsid w:val="65f594b7"/>
+    <w:multiLevelType xmlns:w="http://schemas.openxmlformats.org/wordprocessingml/2006/main" w:val="hybridMultilevel"/>
+    <w:lvl xmlns:w="http://schemas.openxmlformats.org/wordprocessingml/2006/main" w:ilvl="0">
       <w:start w:val="1"/>
       <w:numFmt w:val="bullet"/>
       <w:lvlText w:val=""/>
       <w:lvlJc w:val="left"/>
       <w:pPr>
-        <w:ind w:left="720" w:hanging="360"/>
+        <w:ind w:left="1080" w:hanging="360"/>
       </w:pPr>
       <w:rPr>
-        <w:rFonts w:ascii="Symbol" w:hAnsi="Symbol" w:hint="default"/>
+        <w:rFonts w:hint="default" w:ascii="Symbol" w:hAnsi="Symbol"/>
       </w:rPr>
     </w:lvl>
-    <w:lvl w:ilvl="1" w:tplc="10090003" w:tentative="1">
+    <w:lvl xmlns:w="http://schemas.openxmlformats.org/wordprocessingml/2006/main" w:ilvl="1">
       <w:start w:val="1"/>
       <w:numFmt w:val="bullet"/>
       <w:lvlText w:val="o"/>
       <w:lvlJc w:val="left"/>
       <w:pPr>
-        <w:ind w:left="1440" w:hanging="360"/>
+        <w:ind w:left="1800" w:hanging="360"/>
       </w:pPr>
       <w:rPr>
-        <w:rFonts w:ascii="Courier New" w:hAnsi="Courier New" w:cs="Courier New" w:hint="default"/>
+        <w:rFonts w:hint="default" w:ascii="Courier New" w:hAnsi="Courier New"/>
       </w:rPr>
     </w:lvl>
-    <w:lvl w:ilvl="2" w:tplc="10090005" w:tentative="1">
+    <w:lvl xmlns:w="http://schemas.openxmlformats.org/wordprocessingml/2006/main" w:ilvl="2">
       <w:start w:val="1"/>
       <w:numFmt w:val="bullet"/>
       <w:lvlText w:val=""/>
       <w:lvlJc w:val="left"/>
       <w:pPr>
-        <w:ind w:left="2160" w:hanging="360"/>
+        <w:ind w:left="2520" w:hanging="360"/>
       </w:pPr>
       <w:rPr>
-        <w:rFonts w:ascii="Wingdings" w:hAnsi="Wingdings" w:hint="default"/>
+        <w:rFonts w:hint="default" w:ascii="Wingdings" w:hAnsi="Wingdings"/>
       </w:rPr>
     </w:lvl>
-    <w:lvl w:ilvl="3" w:tplc="10090001" w:tentative="1">
+    <w:lvl xmlns:w="http://schemas.openxmlformats.org/wordprocessingml/2006/main" w:ilvl="3">
       <w:start w:val="1"/>
       <w:numFmt w:val="bullet"/>
       <w:lvlText w:val=""/>
       <w:lvlJc w:val="left"/>
       <w:pPr>
-        <w:ind w:left="2880" w:hanging="360"/>
+        <w:ind w:left="3240" w:hanging="360"/>
       </w:pPr>
       <w:rPr>
-        <w:rFonts w:ascii="Symbol" w:hAnsi="Symbol" w:hint="default"/>
+        <w:rFonts w:hint="default" w:ascii="Symbol" w:hAnsi="Symbol"/>
       </w:rPr>
     </w:lvl>
-    <w:lvl w:ilvl="4" w:tplc="10090003" w:tentative="1">
+    <w:lvl xmlns:w="http://schemas.openxmlformats.org/wordprocessingml/2006/main" w:ilvl="4">
       <w:start w:val="1"/>
       <w:numFmt w:val="bullet"/>
       <w:lvlText w:val="o"/>
       <w:lvlJc w:val="left"/>
       <w:pPr>
-        <w:ind w:left="3600" w:hanging="360"/>
+        <w:ind w:left="3960" w:hanging="360"/>
       </w:pPr>
       <w:rPr>
-        <w:rFonts w:ascii="Courier New" w:hAnsi="Courier New" w:cs="Courier New" w:hint="default"/>
+        <w:rFonts w:hint="default" w:ascii="Courier New" w:hAnsi="Courier New"/>
       </w:rPr>
     </w:lvl>
-    <w:lvl w:ilvl="5" w:tplc="10090005" w:tentative="1">
+    <w:lvl xmlns:w="http://schemas.openxmlformats.org/wordprocessingml/2006/main" w:ilvl="5">
       <w:start w:val="1"/>
       <w:numFmt w:val="bullet"/>
       <w:lvlText w:val=""/>
       <w:lvlJc w:val="left"/>
       <w:pPr>
-        <w:ind w:left="4320" w:hanging="360"/>
+        <w:ind w:left="4680" w:hanging="360"/>
       </w:pPr>
       <w:rPr>
-        <w:rFonts w:ascii="Wingdings" w:hAnsi="Wingdings" w:hint="default"/>
+        <w:rFonts w:hint="default" w:ascii="Wingdings" w:hAnsi="Wingdings"/>
       </w:rPr>
     </w:lvl>
-    <w:lvl w:ilvl="6" w:tplc="10090001" w:tentative="1">
+    <w:lvl xmlns:w="http://schemas.openxmlformats.org/wordprocessingml/2006/main" w:ilvl="6">
       <w:start w:val="1"/>
       <w:numFmt w:val="bullet"/>
       <w:lvlText w:val=""/>
       <w:lvlJc w:val="left"/>
       <w:pPr>
-        <w:ind w:left="5040" w:hanging="360"/>
+        <w:ind w:left="5400" w:hanging="360"/>
       </w:pPr>
       <w:rPr>
-        <w:rFonts w:ascii="Symbol" w:hAnsi="Symbol" w:hint="default"/>
+        <w:rFonts w:hint="default" w:ascii="Symbol" w:hAnsi="Symbol"/>
       </w:rPr>
     </w:lvl>
-    <w:lvl w:ilvl="7" w:tplc="10090003" w:tentative="1">
+    <w:lvl xmlns:w="http://schemas.openxmlformats.org/wordprocessingml/2006/main" w:ilvl="7">
       <w:start w:val="1"/>
       <w:numFmt w:val="bullet"/>
       <w:lvlText w:val="o"/>
       <w:lvlJc w:val="left"/>
       <w:pPr>
-        <w:ind w:left="5760" w:hanging="360"/>
+        <w:ind w:left="6120" w:hanging="360"/>
       </w:pPr>
       <w:rPr>
-        <w:rFonts w:ascii="Courier New" w:hAnsi="Courier New" w:cs="Courier New" w:hint="default"/>
+        <w:rFonts w:hint="default" w:ascii="Courier New" w:hAnsi="Courier New"/>
       </w:rPr>
     </w:lvl>
-    <w:lvl w:ilvl="8" w:tplc="10090005" w:tentative="1">
+    <w:lvl xmlns:w="http://schemas.openxmlformats.org/wordprocessingml/2006/main" w:ilvl="8">
       <w:start w:val="1"/>
       <w:numFmt w:val="bullet"/>
       <w:lvlText w:val=""/>
       <w:lvlJc w:val="left"/>
       <w:pPr>
-        <w:ind w:left="6480" w:hanging="360"/>
+        <w:ind w:left="6840" w:hanging="360"/>
       </w:pPr>
       <w:rPr>
-        <w:rFonts w:ascii="Wingdings" w:hAnsi="Wingdings" w:hint="default"/>
+        <w:rFonts w:hint="default" w:ascii="Wingdings" w:hAnsi="Wingdings"/>
       </w:rPr>
     </w:lvl>
   </w:abstractNum>
-  <w:abstractNum w:abstractNumId="1" w15:restartNumberingAfterBreak="0">
-    <w:nsid w:val="40EF6434"/>
-    <w:multiLevelType w:val="hybridMultilevel"/>
-    <w:tmpl w:val="55BA1268"/>
-    <w:lvl w:ilvl="0" w:tplc="1009000F">
+  <w:abstractNum xmlns:w="http://schemas.openxmlformats.org/wordprocessingml/2006/main" w:abstractNumId="1">
+    <w:nsid w:val="7d2f1794"/>
+    <w:multiLevelType xmlns:w="http://schemas.openxmlformats.org/wordprocessingml/2006/main" w:val="hybridMultilevel"/>
+    <w:lvl xmlns:w="http://schemas.openxmlformats.org/wordprocessingml/2006/main" w:ilvl="0">
       <w:start w:val="1"/>
-      <w:numFmt w:val="decimal"/>
-      <w:lvlText w:val="%1."/>
+      <w:numFmt w:val="bullet"/>
+      <w:lvlText w:val=""/>
       <w:lvlJc w:val="left"/>
       <w:pPr>
         <w:ind w:left="720" w:hanging="360"/>
       </w:pPr>
       <w:rPr>
-        <w:rFonts w:hint="default"/>
+        <w:rFonts w:hint="default" w:ascii="Symbol" w:hAnsi="Symbol"/>
       </w:rPr>
     </w:lvl>
-    <w:lvl w:ilvl="1" w:tplc="10090019" w:tentative="1">
+    <w:lvl xmlns:w="http://schemas.openxmlformats.org/wordprocessingml/2006/main" w:ilvl="1">
       <w:start w:val="1"/>
-      <w:numFmt w:val="lowerLetter"/>
-      <w:lvlText w:val="%2."/>
+      <w:numFmt w:val="bullet"/>
+      <w:lvlText w:val="o"/>
       <w:lvlJc w:val="left"/>
       <w:pPr>
         <w:ind w:left="1440" w:hanging="360"/>
       </w:pPr>
+      <w:rPr>
+        <w:rFonts w:hint="default" w:ascii="Courier New" w:hAnsi="Courier New"/>
+      </w:rPr>
     </w:lvl>
-    <w:lvl w:ilvl="2" w:tplc="1009001B" w:tentative="1">
+    <w:lvl xmlns:w="http://schemas.openxmlformats.org/wordprocessingml/2006/main" w:ilvl="2">
       <w:start w:val="1"/>
-      <w:numFmt w:val="lowerRoman"/>
-      <w:lvlText w:val="%3."/>
-      <w:lvlJc w:val="right"/>
-      <w:pPr>
-        <w:ind w:left="2160" w:hanging="180"/>
-      </w:pPr>
+      <w:numFmt w:val="bullet"/>
+      <w:lvlText w:val=""/>
+      <w:lvlJc w:val="left"/>
+      <w:pPr>
+        <w:ind w:left="2160" w:hanging="360"/>
+      </w:pPr>
+      <w:rPr>
+        <w:rFonts w:hint="default" w:ascii="Wingdings" w:hAnsi="Wingdings"/>
+      </w:rPr>
     </w:lvl>
-    <w:lvl w:ilvl="3" w:tplc="1009000F" w:tentative="1">
+    <w:lvl xmlns:w="http://schemas.openxmlformats.org/wordprocessingml/2006/main" w:ilvl="3">
       <w:start w:val="1"/>
-      <w:numFmt w:val="decimal"/>
-      <w:lvlText w:val="%4."/>
+      <w:numFmt w:val="bullet"/>
+      <w:lvlText w:val=""/>
       <w:lvlJc w:val="left"/>
       <w:pPr>
         <w:ind w:left="2880" w:hanging="360"/>
       </w:pPr>
+      <w:rPr>
+        <w:rFonts w:hint="default" w:ascii="Symbol" w:hAnsi="Symbol"/>
+      </w:rPr>
     </w:lvl>
-    <w:lvl w:ilvl="4" w:tplc="10090019" w:tentative="1">
+    <w:lvl xmlns:w="http://schemas.openxmlformats.org/wordprocessingml/2006/main" w:ilvl="4">
       <w:start w:val="1"/>
-      <w:numFmt w:val="lowerLetter"/>
-      <w:lvlText w:val="%5."/>
+      <w:numFmt w:val="bullet"/>
+      <w:lvlText w:val="o"/>
       <w:lvlJc w:val="left"/>
       <w:pPr>
         <w:ind w:left="3600" w:hanging="360"/>
       </w:pPr>
+      <w:rPr>
+        <w:rFonts w:hint="default" w:ascii="Courier New" w:hAnsi="Courier New"/>
+      </w:rPr>
     </w:lvl>
-    <w:lvl w:ilvl="5" w:tplc="1009001B" w:tentative="1">
+    <w:lvl xmlns:w="http://schemas.openxmlformats.org/wordprocessingml/2006/main" w:ilvl="5">
       <w:start w:val="1"/>
-      <w:numFmt w:val="lowerRoman"/>
-      <w:lvlText w:val="%6."/>
-      <w:lvlJc w:val="right"/>
-      <w:pPr>
-        <w:ind w:left="4320" w:hanging="180"/>
-      </w:pPr>
+      <w:numFmt w:val="bullet"/>
+      <w:lvlText w:val=""/>
+      <w:lvlJc w:val="left"/>
+      <w:pPr>
+        <w:ind w:left="4320" w:hanging="360"/>
+      </w:pPr>
+      <w:rPr>
+        <w:rFonts w:hint="default" w:ascii="Wingdings" w:hAnsi="Wingdings"/>
+      </w:rPr>
     </w:lvl>
-    <w:lvl w:ilvl="6" w:tplc="1009000F" w:tentative="1">
+    <w:lvl xmlns:w="http://schemas.openxmlformats.org/wordprocessingml/2006/main" w:ilvl="6">
       <w:start w:val="1"/>
-      <w:numFmt w:val="decimal"/>
-      <w:lvlText w:val="%7."/>
+      <w:numFmt w:val="bullet"/>
+      <w:lvlText w:val=""/>
       <w:lvlJc w:val="left"/>
       <w:pPr>
         <w:ind w:left="5040" w:hanging="360"/>
       </w:pPr>
+      <w:rPr>
+        <w:rFonts w:hint="default" w:ascii="Symbol" w:hAnsi="Symbol"/>
+      </w:rPr>
     </w:lvl>
-    <w:lvl w:ilvl="7" w:tplc="10090019" w:tentative="1">
+    <w:lvl xmlns:w="http://schemas.openxmlformats.org/wordprocessingml/2006/main" w:ilvl="7">
       <w:start w:val="1"/>
-      <w:numFmt w:val="lowerLetter"/>
-      <w:lvlText w:val="%8."/>
+      <w:numFmt w:val="bullet"/>
+      <w:lvlText w:val="o"/>
       <w:lvlJc w:val="left"/>
       <w:pPr>
         <w:ind w:left="5760" w:hanging="360"/>
       </w:pPr>
+      <w:rPr>
+        <w:rFonts w:hint="default" w:ascii="Courier New" w:hAnsi="Courier New"/>
+      </w:rPr>
     </w:lvl>
-    <w:lvl w:ilvl="8" w:tplc="1009001B" w:tentative="1">
+    <w:lvl xmlns:w="http://schemas.openxmlformats.org/wordprocessingml/2006/main" w:ilvl="8">
       <w:start w:val="1"/>
-      <w:numFmt w:val="lowerRoman"/>
-      <w:lvlText w:val="%9."/>
-      <w:lvlJc w:val="right"/>
-      <w:pPr>
-        <w:ind w:left="6480" w:hanging="180"/>
-      </w:pPr>
+      <w:numFmt w:val="bullet"/>
+      <w:lvlText w:val=""/>
+      <w:lvlJc w:val="left"/>
+      <w:pPr>
+        <w:ind w:left="6480" w:hanging="360"/>
+      </w:pPr>
+      <w:rPr>
+        <w:rFonts w:hint="default" w:ascii="Wingdings" w:hAnsi="Wingdings"/>
+      </w:rPr>
     </w:lvl>
   </w:abstractNum>
-  <w:abstractNum w:abstractNumId="2" w15:restartNumberingAfterBreak="0">
-    <w:nsid w:val="79797309"/>
-    <w:multiLevelType w:val="hybridMultilevel"/>
-    <w:tmpl w:val="EB84EFE8"/>
-    <w:lvl w:ilvl="0" w:tplc="1009000F">
-      <w:start w:val="1"/>
-      <w:numFmt w:val="decimal"/>
-      <w:lvlText w:val="%1."/>
-      <w:lvlJc w:val="left"/>
-      <w:pPr>
-        <w:ind w:left="720" w:hanging="360"/>
-      </w:pPr>
-      <w:rPr>
-        <w:rFonts w:hint="default"/>
-      </w:rPr>
-    </w:lvl>
-    <w:lvl w:ilvl="1" w:tplc="10090019" w:tentative="1">
-      <w:start w:val="1"/>
-      <w:numFmt w:val="lowerLetter"/>
-      <w:lvlText w:val="%2."/>
-      <w:lvlJc w:val="left"/>
-      <w:pPr>
-        <w:ind w:left="1440" w:hanging="360"/>
-      </w:pPr>
-    </w:lvl>
-    <w:lvl w:ilvl="2" w:tplc="1009001B" w:tentative="1">
-      <w:start w:val="1"/>
-      <w:numFmt w:val="lowerRoman"/>
-      <w:lvlText w:val="%3."/>
-      <w:lvlJc w:val="right"/>
-      <w:pPr>
-        <w:ind w:left="2160" w:hanging="180"/>
-      </w:pPr>
-    </w:lvl>
-    <w:lvl w:ilvl="3" w:tplc="1009000F" w:tentative="1">
-      <w:start w:val="1"/>
-      <w:numFmt w:val="decimal"/>
-      <w:lvlText w:val="%4."/>
-      <w:lvlJc w:val="left"/>
-      <w:pPr>
-        <w:ind w:left="2880" w:hanging="360"/>
-      </w:pPr>
-    </w:lvl>
-    <w:lvl w:ilvl="4" w:tplc="10090019" w:tentative="1">
-      <w:start w:val="1"/>
-      <w:numFmt w:val="lowerLetter"/>
-      <w:lvlText w:val="%5."/>
-      <w:lvlJc w:val="left"/>
-      <w:pPr>
-        <w:ind w:left="3600" w:hanging="360"/>
-      </w:pPr>
-    </w:lvl>
-    <w:lvl w:ilvl="5" w:tplc="1009001B" w:tentative="1">
-      <w:start w:val="1"/>
-      <w:numFmt w:val="lowerRoman"/>
-      <w:lvlText w:val="%6."/>
-      <w:lvlJc w:val="right"/>
-      <w:pPr>
-        <w:ind w:left="4320" w:hanging="180"/>
-      </w:pPr>
-    </w:lvl>
-    <w:lvl w:ilvl="6" w:tplc="1009000F" w:tentative="1">
-      <w:start w:val="1"/>
-      <w:numFmt w:val="decimal"/>
-      <w:lvlText w:val="%7."/>
-      <w:lvlJc w:val="left"/>
-      <w:pPr>
-        <w:ind w:left="5040" w:hanging="360"/>
-      </w:pPr>
-    </w:lvl>
-    <w:lvl w:ilvl="7" w:tplc="10090019" w:tentative="1">
-      <w:start w:val="1"/>
-      <w:numFmt w:val="lowerLetter"/>
-      <w:lvlText w:val="%8."/>
-      <w:lvlJc w:val="left"/>
-      <w:pPr>
-        <w:ind w:left="5760" w:hanging="360"/>
-      </w:pPr>
-    </w:lvl>
-    <w:lvl w:ilvl="8" w:tplc="1009001B" w:tentative="1">
-      <w:start w:val="1"/>
-      <w:numFmt w:val="lowerRoman"/>
-      <w:lvlText w:val="%9."/>
-      <w:lvlJc w:val="right"/>
-      <w:pPr>
-        <w:ind w:left="6480" w:hanging="180"/>
-      </w:pPr>
-    </w:lvl>
-  </w:abstractNum>
-  <w:num w:numId="1" w16cid:durableId="1412892015">
-    <w:abstractNumId w:val="1"/>
-  </w:num>
-  <w:num w:numId="2" w16cid:durableId="583534685">
+  <w:num w:numId="2">
     <w:abstractNumId w:val="2"/>
   </w:num>
-  <w:num w:numId="3" w16cid:durableId="296178914">
-    <w:abstractNumId w:val="0"/>
+  <w:num w:numId="1">
+    <w:abstractNumId w:val="1"/>
   </w:num>
 </w:numbering>
 </file>
@@ -425,7 +4016,7 @@
   <w:docDefaults>
     <w:rPrDefault>
       <w:rPr>
-        <w:rFonts w:asciiTheme="minorHAnsi" w:eastAsiaTheme="minorHAnsi" w:hAnsiTheme="minorHAnsi" w:cstheme="minorBidi"/>
+        <w:rFonts w:asciiTheme="minorHAnsi" w:hAnsiTheme="minorHAnsi" w:eastAsiaTheme="minorHAnsi" w:cstheme="minorBidi"/>
         <w:kern w:val="2"/>
         <w:sz w:val="22"/>
         <w:szCs w:val="22"/>
@@ -442,14 +4033,14 @@
   <w:latentStyles w:defLockedState="0" w:defUIPriority="99" w:defSemiHidden="0" w:defUnhideWhenUsed="0" w:defQFormat="0" w:count="376">
     <w:lsdException w:name="Normal" w:uiPriority="0" w:qFormat="1"/>
     <w:lsdException w:name="heading 1" w:uiPriority="9" w:qFormat="1"/>
-    <w:lsdException w:name="heading 2" w:semiHidden="1" w:uiPriority="9" w:unhideWhenUsed="1" w:qFormat="1"/>
-    <w:lsdException w:name="heading 3" w:semiHidden="1" w:uiPriority="9" w:unhideWhenUsed="1" w:qFormat="1"/>
-    <w:lsdException w:name="heading 4" w:semiHidden="1" w:uiPriority="9" w:unhideWhenUsed="1" w:qFormat="1"/>
-    <w:lsdException w:name="heading 5" w:semiHidden="1" w:uiPriority="9" w:unhideWhenUsed="1" w:qFormat="1"/>
-    <w:lsdException w:name="heading 6" w:semiHidden="1" w:uiPriority="9" w:unhideWhenUsed="1" w:qFormat="1"/>
-    <w:lsdException w:name="heading 7" w:semiHidden="1" w:uiPriority="9" w:unhideWhenUsed="1" w:qFormat="1"/>
-    <w:lsdException w:name="heading 8" w:semiHidden="1" w:uiPriority="9" w:unhideWhenUsed="1" w:qFormat="1"/>
-    <w:lsdException w:name="heading 9" w:semiHidden="1" w:uiPriority="9" w:unhideWhenUsed="1" w:qFormat="1"/>
+    <w:lsdException w:name="heading 2" w:uiPriority="9" w:semiHidden="1" w:unhideWhenUsed="1" w:qFormat="1"/>
+    <w:lsdException w:name="heading 3" w:uiPriority="9" w:semiHidden="1" w:unhideWhenUsed="1" w:qFormat="1"/>
+    <w:lsdException w:name="heading 4" w:uiPriority="9" w:semiHidden="1" w:unhideWhenUsed="1" w:qFormat="1"/>
+    <w:lsdException w:name="heading 5" w:uiPriority="9" w:semiHidden="1" w:unhideWhenUsed="1" w:qFormat="1"/>
+    <w:lsdException w:name="heading 6" w:uiPriority="9" w:semiHidden="1" w:unhideWhenUsed="1" w:qFormat="1"/>
+    <w:lsdException w:name="heading 7" w:uiPriority="9" w:semiHidden="1" w:unhideWhenUsed="1" w:qFormat="1"/>
+    <w:lsdException w:name="heading 8" w:uiPriority="9" w:semiHidden="1" w:unhideWhenUsed="1" w:qFormat="1"/>
+    <w:lsdException w:name="heading 9" w:uiPriority="9" w:semiHidden="1" w:unhideWhenUsed="1" w:qFormat="1"/>
     <w:lsdException w:name="index 1" w:semiHidden="1" w:unhideWhenUsed="1"/>
     <w:lsdException w:name="index 2" w:semiHidden="1" w:unhideWhenUsed="1"/>
     <w:lsdException w:name="index 3" w:semiHidden="1" w:unhideWhenUsed="1"/>
@@ -459,22 +4050,22 @@
     <w:lsdException w:name="index 7" w:semiHidden="1" w:unhideWhenUsed="1"/>
     <w:lsdException w:name="index 8" w:semiHidden="1" w:unhideWhenUsed="1"/>
     <w:lsdException w:name="index 9" w:semiHidden="1" w:unhideWhenUsed="1"/>
-    <w:lsdException w:name="toc 1" w:semiHidden="1" w:uiPriority="39" w:unhideWhenUsed="1"/>
-    <w:lsdException w:name="toc 2" w:semiHidden="1" w:uiPriority="39" w:unhideWhenUsed="1"/>
-    <w:lsdException w:name="toc 3" w:semiHidden="1" w:uiPriority="39" w:unhideWhenUsed="1"/>
-    <w:lsdException w:name="toc 4" w:semiHidden="1" w:uiPriority="39" w:unhideWhenUsed="1"/>
-    <w:lsdException w:name="toc 5" w:semiHidden="1" w:uiPriority="39" w:unhideWhenUsed="1"/>
-    <w:lsdException w:name="toc 6" w:semiHidden="1" w:uiPriority="39" w:unhideWhenUsed="1"/>
-    <w:lsdException w:name="toc 7" w:semiHidden="1" w:uiPriority="39" w:unhideWhenUsed="1"/>
-    <w:lsdException w:name="toc 8" w:semiHidden="1" w:uiPriority="39" w:unhideWhenUsed="1"/>
-    <w:lsdException w:name="toc 9" w:semiHidden="1" w:uiPriority="39" w:unhideWhenUsed="1"/>
+    <w:lsdException w:name="toc 1" w:uiPriority="39" w:semiHidden="1" w:unhideWhenUsed="1"/>
+    <w:lsdException w:name="toc 2" w:uiPriority="39" w:semiHidden="1" w:unhideWhenUsed="1"/>
+    <w:lsdException w:name="toc 3" w:uiPriority="39" w:semiHidden="1" w:unhideWhenUsed="1"/>
+    <w:lsdException w:name="toc 4" w:uiPriority="39" w:semiHidden="1" w:unhideWhenUsed="1"/>
+    <w:lsdException w:name="toc 5" w:uiPriority="39" w:semiHidden="1" w:unhideWhenUsed="1"/>
+    <w:lsdException w:name="toc 6" w:uiPriority="39" w:semiHidden="1" w:unhideWhenUsed="1"/>
+    <w:lsdException w:name="toc 7" w:uiPriority="39" w:semiHidden="1" w:unhideWhenUsed="1"/>
+    <w:lsdException w:name="toc 8" w:uiPriority="39" w:semiHidden="1" w:unhideWhenUsed="1"/>
+    <w:lsdException w:name="toc 9" w:uiPriority="39" w:semiHidden="1" w:unhideWhenUsed="1"/>
     <w:lsdException w:name="Normal Indent" w:semiHidden="1" w:unhideWhenUsed="1"/>
     <w:lsdException w:name="footnote text" w:semiHidden="1" w:unhideWhenUsed="1"/>
     <w:lsdException w:name="annotation text" w:semiHidden="1" w:unhideWhenUsed="1"/>
     <w:lsdException w:name="header" w:semiHidden="1" w:unhideWhenUsed="1"/>
     <w:lsdException w:name="footer" w:semiHidden="1" w:unhideWhenUsed="1"/>
     <w:lsdException w:name="index heading" w:semiHidden="1" w:unhideWhenUsed="1"/>
-    <w:lsdException w:name="caption" w:semiHidden="1" w:uiPriority="35" w:unhideWhenUsed="1" w:qFormat="1"/>
+    <w:lsdException w:name="caption" w:uiPriority="35" w:semiHidden="1" w:unhideWhenUsed="1" w:qFormat="1"/>
     <w:lsdException w:name="table of figures" w:semiHidden="1" w:unhideWhenUsed="1"/>
     <w:lsdException w:name="envelope address" w:semiHidden="1" w:unhideWhenUsed="1"/>
     <w:lsdException w:name="envelope return" w:semiHidden="1" w:unhideWhenUsed="1"/>
@@ -505,7 +4096,7 @@
     <w:lsdException w:name="Title" w:uiPriority="10" w:qFormat="1"/>
     <w:lsdException w:name="Closing" w:semiHidden="1" w:unhideWhenUsed="1"/>
     <w:lsdException w:name="Signature" w:semiHidden="1" w:unhideWhenUsed="1"/>
-    <w:lsdException w:name="Default Paragraph Font" w:semiHidden="1" w:uiPriority="1" w:unhideWhenUsed="1"/>
+    <w:lsdException w:name="Default Paragraph Font" w:uiPriority="1" w:semiHidden="1" w:unhideWhenUsed="1"/>
     <w:lsdException w:name="Body Text" w:semiHidden="1" w:unhideWhenUsed="1"/>
     <w:lsdException w:name="Body Text Indent" w:semiHidden="1" w:unhideWhenUsed="1"/>
     <w:lsdException w:name="List Continue" w:semiHidden="1" w:unhideWhenUsed="1"/>
@@ -705,8 +4296,8 @@
     <w:lsdException w:name="Subtle Reference" w:uiPriority="31" w:qFormat="1"/>
     <w:lsdException w:name="Intense Reference" w:uiPriority="32" w:qFormat="1"/>
     <w:lsdException w:name="Book Title" w:uiPriority="33" w:qFormat="1"/>
-    <w:lsdException w:name="Bibliography" w:semiHidden="1" w:uiPriority="37" w:unhideWhenUsed="1"/>
-    <w:lsdException w:name="TOC Heading" w:semiHidden="1" w:uiPriority="39" w:unhideWhenUsed="1" w:qFormat="1"/>
+    <w:lsdException w:name="Bibliography" w:uiPriority="37" w:semiHidden="1" w:unhideWhenUsed="1"/>
+    <w:lsdException w:name="TOC Heading" w:uiPriority="39" w:semiHidden="1" w:unhideWhenUsed="1" w:qFormat="1"/>
     <w:lsdException w:name="Plain Table 1" w:uiPriority="41"/>
     <w:lsdException w:name="Plain Table 2" w:uiPriority="42"/>
     <w:lsdException w:name="Plain Table 3" w:uiPriority="43"/>
@@ -817,7 +4408,7 @@
     <w:lsdException w:name="Unresolved Mention" w:semiHidden="1" w:unhideWhenUsed="1"/>
     <w:lsdException w:name="Smart Link" w:semiHidden="1" w:unhideWhenUsed="1"/>
   </w:latentStyles>
-  <w:style w:type="paragraph" w:default="1" w:styleId="Normal">
+  <w:style w:type="paragraph" w:styleId="Normal" w:default="1">
     <w:name w:val="Normal"/>
     <w:qFormat/>
   </w:style>
@@ -828,7 +4419,7 @@
     <w:link w:val="Heading1Char"/>
     <w:uiPriority w:val="9"/>
     <w:qFormat/>
-    <w:rsid w:val="00EE0BB7"/>
+    <w:rsid w:val="00713EEF"/>
     <w:pPr>
       <w:keepNext/>
       <w:keepLines/>
@@ -836,7 +4427,7 @@
       <w:outlineLvl w:val="0"/>
     </w:pPr>
     <w:rPr>
-      <w:rFonts w:asciiTheme="majorHAnsi" w:eastAsiaTheme="majorEastAsia" w:hAnsiTheme="majorHAnsi" w:cstheme="majorBidi"/>
+      <w:rFonts w:asciiTheme="majorHAnsi" w:hAnsiTheme="majorHAnsi" w:eastAsiaTheme="majorEastAsia" w:cstheme="majorBidi"/>
       <w:color w:val="0F4761" w:themeColor="accent1" w:themeShade="BF"/>
       <w:sz w:val="40"/>
       <w:szCs w:val="40"/>
@@ -848,9 +4439,10 @@
     <w:next w:val="Normal"/>
     <w:link w:val="Heading2Char"/>
     <w:uiPriority w:val="9"/>
+    <w:semiHidden/>
     <w:unhideWhenUsed/>
     <w:qFormat/>
-    <w:rsid w:val="00EE0BB7"/>
+    <w:rsid w:val="00713EEF"/>
     <w:pPr>
       <w:keepNext/>
       <w:keepLines/>
@@ -858,7 +4450,7 @@
       <w:outlineLvl w:val="1"/>
     </w:pPr>
     <w:rPr>
-      <w:rFonts w:asciiTheme="majorHAnsi" w:eastAsiaTheme="majorEastAsia" w:hAnsiTheme="majorHAnsi" w:cstheme="majorBidi"/>
+      <w:rFonts w:asciiTheme="majorHAnsi" w:hAnsiTheme="majorHAnsi" w:eastAsiaTheme="majorEastAsia" w:cstheme="majorBidi"/>
       <w:color w:val="0F4761" w:themeColor="accent1" w:themeShade="BF"/>
       <w:sz w:val="32"/>
       <w:szCs w:val="32"/>
@@ -873,7 +4465,7 @@
     <w:semiHidden/>
     <w:unhideWhenUsed/>
     <w:qFormat/>
-    <w:rsid w:val="00EE0BB7"/>
+    <w:rsid w:val="00713EEF"/>
     <w:pPr>
       <w:keepNext/>
       <w:keepLines/>
@@ -896,7 +4488,7 @@
     <w:semiHidden/>
     <w:unhideWhenUsed/>
     <w:qFormat/>
-    <w:rsid w:val="00EE0BB7"/>
+    <w:rsid w:val="00713EEF"/>
     <w:pPr>
       <w:keepNext/>
       <w:keepLines/>
@@ -919,7 +4511,7 @@
     <w:semiHidden/>
     <w:unhideWhenUsed/>
     <w:qFormat/>
-    <w:rsid w:val="00EE0BB7"/>
+    <w:rsid w:val="00713EEF"/>
     <w:pPr>
       <w:keepNext/>
       <w:keepLines/>
@@ -940,7 +4532,7 @@
     <w:semiHidden/>
     <w:unhideWhenUsed/>
     <w:qFormat/>
-    <w:rsid w:val="00EE0BB7"/>
+    <w:rsid w:val="00713EEF"/>
     <w:pPr>
       <w:keepNext/>
       <w:keepLines/>
@@ -963,7 +4555,7 @@
     <w:semiHidden/>
     <w:unhideWhenUsed/>
     <w:qFormat/>
-    <w:rsid w:val="00EE0BB7"/>
+    <w:rsid w:val="00713EEF"/>
     <w:pPr>
       <w:keepNext/>
       <w:keepLines/>
@@ -984,7 +4576,7 @@
     <w:semiHidden/>
     <w:unhideWhenUsed/>
     <w:qFormat/>
-    <w:rsid w:val="00EE0BB7"/>
+    <w:rsid w:val="00713EEF"/>
     <w:pPr>
       <w:keepNext/>
       <w:keepLines/>
@@ -1007,7 +4599,7 @@
     <w:semiHidden/>
     <w:unhideWhenUsed/>
     <w:qFormat/>
-    <w:rsid w:val="00EE0BB7"/>
+    <w:rsid w:val="00713EEF"/>
     <w:pPr>
       <w:keepNext/>
       <w:keepLines/>
@@ -1019,13 +4611,13 @@
       <w:color w:val="272727" w:themeColor="text1" w:themeTint="D8"/>
     </w:rPr>
   </w:style>
-  <w:style w:type="character" w:default="1" w:styleId="DefaultParagraphFont">
+  <w:style w:type="character" w:styleId="DefaultParagraphFont" w:default="1">
     <w:name w:val="Default Paragraph Font"/>
     <w:uiPriority w:val="1"/>
     <w:semiHidden/>
     <w:unhideWhenUsed/>
   </w:style>
-  <w:style w:type="table" w:default="1" w:styleId="TableNormal">
+  <w:style w:type="table" w:styleId="TableNormal" w:default="1">
     <w:name w:val="Normal Table"/>
     <w:uiPriority w:val="99"/>
     <w:semiHidden/>
@@ -1040,45 +4632,46 @@
       </w:tblCellMar>
     </w:tblPr>
   </w:style>
-  <w:style w:type="numbering" w:default="1" w:styleId="NoList">
+  <w:style w:type="numbering" w:styleId="NoList" w:default="1">
     <w:name w:val="No List"/>
     <w:uiPriority w:val="99"/>
     <w:semiHidden/>
     <w:unhideWhenUsed/>
   </w:style>
-  <w:style w:type="character" w:customStyle="1" w:styleId="Heading1Char">
+  <w:style w:type="character" w:styleId="Heading1Char" w:customStyle="1">
     <w:name w:val="Heading 1 Char"/>
     <w:basedOn w:val="DefaultParagraphFont"/>
     <w:link w:val="Heading1"/>
     <w:uiPriority w:val="9"/>
-    <w:rsid w:val="00EE0BB7"/>
+    <w:rsid w:val="00713EEF"/>
     <w:rPr>
-      <w:rFonts w:asciiTheme="majorHAnsi" w:eastAsiaTheme="majorEastAsia" w:hAnsiTheme="majorHAnsi" w:cstheme="majorBidi"/>
+      <w:rFonts w:asciiTheme="majorHAnsi" w:hAnsiTheme="majorHAnsi" w:eastAsiaTheme="majorEastAsia" w:cstheme="majorBidi"/>
       <w:color w:val="0F4761" w:themeColor="accent1" w:themeShade="BF"/>
       <w:sz w:val="40"/>
       <w:szCs w:val="40"/>
     </w:rPr>
   </w:style>
-  <w:style w:type="character" w:customStyle="1" w:styleId="Heading2Char">
+  <w:style w:type="character" w:styleId="Heading2Char" w:customStyle="1">
     <w:name w:val="Heading 2 Char"/>
     <w:basedOn w:val="DefaultParagraphFont"/>
     <w:link w:val="Heading2"/>
     <w:uiPriority w:val="9"/>
-    <w:rsid w:val="00EE0BB7"/>
+    <w:semiHidden/>
+    <w:rsid w:val="00713EEF"/>
     <w:rPr>
-      <w:rFonts w:asciiTheme="majorHAnsi" w:eastAsiaTheme="majorEastAsia" w:hAnsiTheme="majorHAnsi" w:cstheme="majorBidi"/>
+      <w:rFonts w:asciiTheme="majorHAnsi" w:hAnsiTheme="majorHAnsi" w:eastAsiaTheme="majorEastAsia" w:cstheme="majorBidi"/>
       <w:color w:val="0F4761" w:themeColor="accent1" w:themeShade="BF"/>
       <w:sz w:val="32"/>
       <w:szCs w:val="32"/>
     </w:rPr>
   </w:style>
-  <w:style w:type="character" w:customStyle="1" w:styleId="Heading3Char">
+  <w:style w:type="character" w:styleId="Heading3Char" w:customStyle="1">
     <w:name w:val="Heading 3 Char"/>
     <w:basedOn w:val="DefaultParagraphFont"/>
     <w:link w:val="Heading3"/>
     <w:uiPriority w:val="9"/>
     <w:semiHidden/>
-    <w:rsid w:val="00EE0BB7"/>
+    <w:rsid w:val="00713EEF"/>
     <w:rPr>
       <w:rFonts w:eastAsiaTheme="majorEastAsia" w:cstheme="majorBidi"/>
       <w:color w:val="0F4761" w:themeColor="accent1" w:themeShade="BF"/>
@@ -1086,13 +4679,13 @@
       <w:szCs w:val="28"/>
     </w:rPr>
   </w:style>
-  <w:style w:type="character" w:customStyle="1" w:styleId="Heading4Char">
+  <w:style w:type="character" w:styleId="Heading4Char" w:customStyle="1">
     <w:name w:val="Heading 4 Char"/>
     <w:basedOn w:val="DefaultParagraphFont"/>
     <w:link w:val="Heading4"/>
     <w:uiPriority w:val="9"/>
     <w:semiHidden/>
-    <w:rsid w:val="00EE0BB7"/>
+    <w:rsid w:val="00713EEF"/>
     <w:rPr>
       <w:rFonts w:eastAsiaTheme="majorEastAsia" w:cstheme="majorBidi"/>
       <w:i/>
@@ -1100,25 +4693,25 @@
       <w:color w:val="0F4761" w:themeColor="accent1" w:themeShade="BF"/>
     </w:rPr>
   </w:style>
-  <w:style w:type="character" w:customStyle="1" w:styleId="Heading5Char">
+  <w:style w:type="character" w:styleId="Heading5Char" w:customStyle="1">
     <w:name w:val="Heading 5 Char"/>
     <w:basedOn w:val="DefaultParagraphFont"/>
     <w:link w:val="Heading5"/>
     <w:uiPriority w:val="9"/>
     <w:semiHidden/>
-    <w:rsid w:val="00EE0BB7"/>
+    <w:rsid w:val="00713EEF"/>
     <w:rPr>
       <w:rFonts w:eastAsiaTheme="majorEastAsia" w:cstheme="majorBidi"/>
       <w:color w:val="0F4761" w:themeColor="accent1" w:themeShade="BF"/>
     </w:rPr>
   </w:style>
-  <w:style w:type="character" w:customStyle="1" w:styleId="Heading6Char">
+  <w:style w:type="character" w:styleId="Heading6Char" w:customStyle="1">
     <w:name w:val="Heading 6 Char"/>
     <w:basedOn w:val="DefaultParagraphFont"/>
     <w:link w:val="Heading6"/>
     <w:uiPriority w:val="9"/>
     <w:semiHidden/>
-    <w:rsid w:val="00EE0BB7"/>
+    <w:rsid w:val="00713EEF"/>
     <w:rPr>
       <w:rFonts w:eastAsiaTheme="majorEastAsia" w:cstheme="majorBidi"/>
       <w:i/>
@@ -1126,25 +4719,25 @@
       <w:color w:val="595959" w:themeColor="text1" w:themeTint="A6"/>
     </w:rPr>
   </w:style>
-  <w:style w:type="character" w:customStyle="1" w:styleId="Heading7Char">
+  <w:style w:type="character" w:styleId="Heading7Char" w:customStyle="1">
     <w:name w:val="Heading 7 Char"/>
     <w:basedOn w:val="DefaultParagraphFont"/>
     <w:link w:val="Heading7"/>
     <w:uiPriority w:val="9"/>
     <w:semiHidden/>
-    <w:rsid w:val="00EE0BB7"/>
+    <w:rsid w:val="00713EEF"/>
     <w:rPr>
       <w:rFonts w:eastAsiaTheme="majorEastAsia" w:cstheme="majorBidi"/>
       <w:color w:val="595959" w:themeColor="text1" w:themeTint="A6"/>
     </w:rPr>
   </w:style>
-  <w:style w:type="character" w:customStyle="1" w:styleId="Heading8Char">
+  <w:style w:type="character" w:styleId="Heading8Char" w:customStyle="1">
     <w:name w:val="Heading 8 Char"/>
     <w:basedOn w:val="DefaultParagraphFont"/>
     <w:link w:val="Heading8"/>
     <w:uiPriority w:val="9"/>
     <w:semiHidden/>
-    <w:rsid w:val="00EE0BB7"/>
+    <w:rsid w:val="00713EEF"/>
     <w:rPr>
       <w:rFonts w:eastAsiaTheme="majorEastAsia" w:cstheme="majorBidi"/>
       <w:i/>
@@ -1152,13 +4745,13 @@
       <w:color w:val="272727" w:themeColor="text1" w:themeTint="D8"/>
     </w:rPr>
   </w:style>
-  <w:style w:type="character" w:customStyle="1" w:styleId="Heading9Char">
+  <w:style w:type="character" w:styleId="Heading9Char" w:customStyle="1">
     <w:name w:val="Heading 9 Char"/>
     <w:basedOn w:val="DefaultParagraphFont"/>
     <w:link w:val="Heading9"/>
     <w:uiPriority w:val="9"/>
     <w:semiHidden/>
-    <w:rsid w:val="00EE0BB7"/>
+    <w:rsid w:val="00713EEF"/>
     <w:rPr>
       <w:rFonts w:eastAsiaTheme="majorEastAsia" w:cstheme="majorBidi"/>
       <w:color w:val="272727" w:themeColor="text1" w:themeTint="D8"/>
@@ -1171,27 +4764,27 @@
     <w:link w:val="TitleChar"/>
     <w:uiPriority w:val="10"/>
     <w:qFormat/>
-    <w:rsid w:val="00EE0BB7"/>
+    <w:rsid w:val="00713EEF"/>
     <w:pPr>
       <w:spacing w:after="80" w:line="240" w:lineRule="auto"/>
       <w:contextualSpacing/>
     </w:pPr>
     <w:rPr>
-      <w:rFonts w:asciiTheme="majorHAnsi" w:eastAsiaTheme="majorEastAsia" w:hAnsiTheme="majorHAnsi" w:cstheme="majorBidi"/>
+      <w:rFonts w:asciiTheme="majorHAnsi" w:hAnsiTheme="majorHAnsi" w:eastAsiaTheme="majorEastAsia" w:cstheme="majorBidi"/>
       <w:spacing w:val="-10"/>
       <w:kern w:val="28"/>
       <w:sz w:val="56"/>
       <w:szCs w:val="56"/>
     </w:rPr>
   </w:style>
-  <w:style w:type="character" w:customStyle="1" w:styleId="TitleChar">
+  <w:style w:type="character" w:styleId="TitleChar" w:customStyle="1">
     <w:name w:val="Title Char"/>
     <w:basedOn w:val="DefaultParagraphFont"/>
     <w:link w:val="Title"/>
     <w:uiPriority w:val="10"/>
-    <w:rsid w:val="00EE0BB7"/>
+    <w:rsid w:val="00713EEF"/>
     <w:rPr>
-      <w:rFonts w:asciiTheme="majorHAnsi" w:eastAsiaTheme="majorEastAsia" w:hAnsiTheme="majorHAnsi" w:cstheme="majorBidi"/>
+      <w:rFonts w:asciiTheme="majorHAnsi" w:hAnsiTheme="majorHAnsi" w:eastAsiaTheme="majorEastAsia" w:cstheme="majorBidi"/>
       <w:spacing w:val="-10"/>
       <w:kern w:val="28"/>
       <w:sz w:val="56"/>
@@ -1205,7 +4798,7 @@
     <w:link w:val="SubtitleChar"/>
     <w:uiPriority w:val="11"/>
     <w:qFormat/>
-    <w:rsid w:val="00EE0BB7"/>
+    <w:rsid w:val="00713EEF"/>
     <w:pPr>
       <w:numPr>
         <w:ilvl w:val="1"/>
@@ -1219,12 +4812,12 @@
       <w:szCs w:val="28"/>
     </w:rPr>
   </w:style>
-  <w:style w:type="character" w:customStyle="1" w:styleId="SubtitleChar">
+  <w:style w:type="character" w:styleId="SubtitleChar" w:customStyle="1">
     <w:name w:val="Subtitle Char"/>
     <w:basedOn w:val="DefaultParagraphFont"/>
     <w:link w:val="Subtitle"/>
     <w:uiPriority w:val="11"/>
-    <w:rsid w:val="00EE0BB7"/>
+    <w:rsid w:val="00713EEF"/>
     <w:rPr>
       <w:rFonts w:eastAsiaTheme="majorEastAsia" w:cstheme="majorBidi"/>
       <w:color w:val="595959" w:themeColor="text1" w:themeTint="A6"/>
@@ -1240,7 +4833,7 @@
     <w:link w:val="QuoteChar"/>
     <w:uiPriority w:val="29"/>
     <w:qFormat/>
-    <w:rsid w:val="00EE0BB7"/>
+    <w:rsid w:val="00713EEF"/>
     <w:pPr>
       <w:spacing w:before="160"/>
       <w:jc w:val="center"/>
@@ -1251,12 +4844,12 @@
       <w:color w:val="404040" w:themeColor="text1" w:themeTint="BF"/>
     </w:rPr>
   </w:style>
-  <w:style w:type="character" w:customStyle="1" w:styleId="QuoteChar">
+  <w:style w:type="character" w:styleId="QuoteChar" w:customStyle="1">
     <w:name w:val="Quote Char"/>
     <w:basedOn w:val="DefaultParagraphFont"/>
     <w:link w:val="Quote"/>
     <w:uiPriority w:val="29"/>
-    <w:rsid w:val="00EE0BB7"/>
+    <w:rsid w:val="00713EEF"/>
     <w:rPr>
       <w:i/>
       <w:iCs/>
@@ -1268,7 +4861,7 @@
     <w:basedOn w:val="Normal"/>
     <w:uiPriority w:val="34"/>
     <w:qFormat/>
-    <w:rsid w:val="00EE0BB7"/>
+    <w:rsid w:val="00713EEF"/>
     <w:pPr>
       <w:ind w:left="720"/>
       <w:contextualSpacing/>
@@ -1279,7 +4872,7 @@
     <w:basedOn w:val="DefaultParagraphFont"/>
     <w:uiPriority w:val="21"/>
     <w:qFormat/>
-    <w:rsid w:val="00EE0BB7"/>
+    <w:rsid w:val="00713EEF"/>
     <w:rPr>
       <w:i/>
       <w:iCs/>
@@ -1293,11 +4886,11 @@
     <w:link w:val="IntenseQuoteChar"/>
     <w:uiPriority w:val="30"/>
     <w:qFormat/>
-    <w:rsid w:val="00EE0BB7"/>
+    <w:rsid w:val="00713EEF"/>
     <w:pPr>
       <w:pBdr>
-        <w:top w:val="single" w:sz="4" w:space="10" w:color="0F4761" w:themeColor="accent1" w:themeShade="BF"/>
-        <w:bottom w:val="single" w:sz="4" w:space="10" w:color="0F4761" w:themeColor="accent1" w:themeShade="BF"/>
+        <w:top w:val="single" w:color="0F4761" w:themeColor="accent1" w:themeShade="BF" w:sz="4" w:space="10"/>
+        <w:bottom w:val="single" w:color="0F4761" w:themeColor="accent1" w:themeShade="BF" w:sz="4" w:space="10"/>
       </w:pBdr>
       <w:spacing w:before="360" w:after="360"/>
       <w:ind w:left="864" w:right="864"/>
@@ -1309,12 +4902,12 @@
       <w:color w:val="0F4761" w:themeColor="accent1" w:themeShade="BF"/>
     </w:rPr>
   </w:style>
-  <w:style w:type="character" w:customStyle="1" w:styleId="IntenseQuoteChar">
+  <w:style w:type="character" w:styleId="IntenseQuoteChar" w:customStyle="1">
     <w:name w:val="Intense Quote Char"/>
     <w:basedOn w:val="DefaultParagraphFont"/>
     <w:link w:val="IntenseQuote"/>
     <w:uiPriority w:val="30"/>
-    <w:rsid w:val="00EE0BB7"/>
+    <w:rsid w:val="00713EEF"/>
     <w:rPr>
       <w:i/>
       <w:iCs/>
@@ -1326,7 +4919,7 @@
     <w:basedOn w:val="DefaultParagraphFont"/>
     <w:uiPriority w:val="32"/>
     <w:qFormat/>
-    <w:rsid w:val="00EE0BB7"/>
+    <w:rsid w:val="00713EEF"/>
     <w:rPr>
       <w:b/>
       <w:bCs/>
@@ -1335,46 +4928,69 @@
       <w:spacing w:val="5"/>
     </w:rPr>
   </w:style>
+  <w:style w:type="table" w:styleId="TableGrid">
+    <w:name w:val="Table Grid"/>
+    <w:basedOn w:val="TableNormal"/>
+    <w:uiPriority w:val="39"/>
+    <w:rsid w:val="00DB0935"/>
+    <w:pPr>
+      <w:spacing w:after="0" w:line="240" w:lineRule="auto"/>
+    </w:pPr>
+    <w:tblPr>
+      <w:tblBorders>
+        <w:top w:val="single" w:color="auto" w:sz="4" w:space="0"/>
+        <w:left w:val="single" w:color="auto" w:sz="4" w:space="0"/>
+        <w:bottom w:val="single" w:color="auto" w:sz="4" w:space="0"/>
+        <w:right w:val="single" w:color="auto" w:sz="4" w:space="0"/>
+        <w:insideH w:val="single" w:color="auto" w:sz="4" w:space="0"/>
+        <w:insideV w:val="single" w:color="auto" w:sz="4" w:space="0"/>
+      </w:tblBorders>
+    </w:tblPr>
+  </w:style>
   <w:style w:type="character" w:styleId="Hyperlink">
+    <w:uiPriority w:val="99"/>
     <w:name w:val="Hyperlink"/>
     <w:basedOn w:val="DefaultParagraphFont"/>
-    <w:uiPriority w:val="99"/>
     <w:unhideWhenUsed/>
-    <w:rsid w:val="00EE0BB7"/>
+    <w:rsid w:val="242249BD"/>
     <w:rPr>
-      <w:color w:val="467886" w:themeColor="hyperlink"/>
+      <w:color w:val="467886"/>
       <w:u w:val="single"/>
     </w:rPr>
   </w:style>
-  <w:style w:type="character" w:styleId="UnresolvedMention">
-    <w:name w:val="Unresolved Mention"/>
-    <w:basedOn w:val="DefaultParagraphFont"/>
+  <w:style w:type="paragraph" w:styleId="Header">
     <w:uiPriority w:val="99"/>
-    <w:semiHidden/>
+    <w:name w:val="header"/>
+    <w:basedOn w:val="Normal"/>
     <w:unhideWhenUsed/>
-    <w:rsid w:val="00EE0BB7"/>
-    <w:rPr>
-      <w:color w:val="605E5C"/>
-      <w:shd w:val="clear" w:color="auto" w:fill="E1DFDD"/>
-    </w:rPr>
+    <w:rsid w:val="242249BD"/>
+    <w:pPr>
+      <w:tabs>
+        <w:tab w:val="center" w:leader="none" w:pos="4680"/>
+        <w:tab w:val="right" w:leader="none" w:pos="9360"/>
+      </w:tabs>
+      <w:spacing w:after="0" w:line="240" w:lineRule="auto"/>
+    </w:pPr>
   </w:style>
-  <w:style w:type="character" w:styleId="FollowedHyperlink">
-    <w:name w:val="FollowedHyperlink"/>
-    <w:basedOn w:val="DefaultParagraphFont"/>
+  <w:style w:type="paragraph" w:styleId="Footer">
     <w:uiPriority w:val="99"/>
-    <w:semiHidden/>
+    <w:name w:val="footer"/>
+    <w:basedOn w:val="Normal"/>
     <w:unhideWhenUsed/>
-    <w:rsid w:val="00EE0BB7"/>
-    <w:rPr>
-      <w:color w:val="96607D" w:themeColor="followedHyperlink"/>
-      <w:u w:val="single"/>
-    </w:rPr>
+    <w:rsid w:val="242249BD"/>
+    <w:pPr>
+      <w:tabs>
+        <w:tab w:val="center" w:leader="none" w:pos="4680"/>
+        <w:tab w:val="right" w:leader="none" w:pos="9360"/>
+      </w:tabs>
+      <w:spacing w:after="0" w:line="240" w:lineRule="auto"/>
+    </w:pPr>
   </w:style>
 </w:styles>
 </file>
 
 <file path=word/theme/theme1.xml><?xml version="1.0" encoding="utf-8"?>
-<a:theme xmlns:a="http://schemas.openxmlformats.org/drawingml/2006/main" name="Office Theme">
+<a:theme xmlns:a="http://schemas.openxmlformats.org/drawingml/2006/main" xmlns:thm15="http://schemas.microsoft.com/office/thememl/2012/main" name="Office Theme">
   <a:themeElements>
     <a:clrScheme name="Office">
       <a:dk1>
@@ -1666,4 +5282,193 @@
     </a:ext>
   </a:extLst>
 </a:theme>
+</file>
+
+<file path=customXml/item1.xml><?xml version="1.0" encoding="utf-8"?>
+<ct:contentTypeSchema xmlns:ct="http://schemas.microsoft.com/office/2006/metadata/contentType" xmlns:ma="http://schemas.microsoft.com/office/2006/metadata/properties/metaAttributes" ct:_="" ma:_="" ma:contentTypeName="Document" ma:contentTypeID="0x0101002E8EE1EEEA181B4C82279C600A57E32B" ma:contentTypeVersion="7" ma:contentTypeDescription="Crée un document." ma:contentTypeScope="" ma:versionID="674de56a7d00a8c25958f97ace5c678c">
+  <xsd:schema xmlns:xsd="http://www.w3.org/2001/XMLSchema" xmlns:xs="http://www.w3.org/2001/XMLSchema" xmlns:p="http://schemas.microsoft.com/office/2006/metadata/properties" xmlns:ns2="1783ab14-2ad7-4561-80a6-32e1dbf69b2a" targetNamespace="http://schemas.microsoft.com/office/2006/metadata/properties" ma:root="true" ma:fieldsID="a8adf49dd58b88f46d0c7f676a2a25a2" ns2:_="">
+    <xsd:import namespace="1783ab14-2ad7-4561-80a6-32e1dbf69b2a"/>
+    <xsd:element name="properties">
+      <xsd:complexType>
+        <xsd:sequence>
+          <xsd:element name="documentManagement">
+            <xsd:complexType>
+              <xsd:all>
+                <xsd:element ref="ns2:MediaServiceMetadata" minOccurs="0"/>
+                <xsd:element ref="ns2:MediaServiceFastMetadata" minOccurs="0"/>
+                <xsd:element ref="ns2:MediaServiceSearchProperties" minOccurs="0"/>
+                <xsd:element ref="ns2:MediaServiceDateTaken" minOccurs="0"/>
+                <xsd:element ref="ns2:MediaServiceGenerationTime" minOccurs="0"/>
+                <xsd:element ref="ns2:MediaServiceEventHashCode" minOccurs="0"/>
+                <xsd:element ref="ns2:MediaLengthInSeconds" minOccurs="0"/>
+              </xsd:all>
+            </xsd:complexType>
+          </xsd:element>
+        </xsd:sequence>
+      </xsd:complexType>
+    </xsd:element>
+  </xsd:schema>
+  <xsd:schema xmlns:xsd="http://www.w3.org/2001/XMLSchema" xmlns:xs="http://www.w3.org/2001/XMLSchema" xmlns:dms="http://schemas.microsoft.com/office/2006/documentManagement/types" xmlns:pc="http://schemas.microsoft.com/office/infopath/2007/PartnerControls" targetNamespace="1783ab14-2ad7-4561-80a6-32e1dbf69b2a" elementFormDefault="qualified">
+    <xsd:import namespace="http://schemas.microsoft.com/office/2006/documentManagement/types"/>
+    <xsd:import namespace="http://schemas.microsoft.com/office/infopath/2007/PartnerControls"/>
+    <xsd:element name="MediaServiceMetadata" ma:index="8" nillable="true" ma:displayName="MediaServiceMetadata" ma:hidden="true" ma:internalName="MediaServiceMetadata" ma:readOnly="true">
+      <xsd:simpleType>
+        <xsd:restriction base="dms:Note"/>
+      </xsd:simpleType>
+    </xsd:element>
+    <xsd:element name="MediaServiceFastMetadata" ma:index="9" nillable="true" ma:displayName="MediaServiceFastMetadata" ma:hidden="true" ma:internalName="MediaServiceFastMetadata" ma:readOnly="true">
+      <xsd:simpleType>
+        <xsd:restriction base="dms:Note"/>
+      </xsd:simpleType>
+    </xsd:element>
+    <xsd:element name="MediaServiceSearchProperties" ma:index="10" nillable="true" ma:displayName="MediaServiceSearchProperties" ma:hidden="true" ma:internalName="MediaServiceSearchProperties" ma:readOnly="true">
+      <xsd:simpleType>
+        <xsd:restriction base="dms:Note"/>
+      </xsd:simpleType>
+    </xsd:element>
+    <xsd:element name="MediaServiceDateTaken" ma:index="11" nillable="true" ma:displayName="MediaServiceDateTaken" ma:hidden="true" ma:indexed="true" ma:internalName="MediaServiceDateTaken" ma:readOnly="true">
+      <xsd:simpleType>
+        <xsd:restriction base="dms:Text"/>
+      </xsd:simpleType>
+    </xsd:element>
+    <xsd:element name="MediaServiceGenerationTime" ma:index="12" nillable="true" ma:displayName="MediaServiceGenerationTime" ma:hidden="true" ma:internalName="MediaServiceGenerationTime" ma:readOnly="true">
+      <xsd:simpleType>
+        <xsd:restriction base="dms:Text"/>
+      </xsd:simpleType>
+    </xsd:element>
+    <xsd:element name="MediaServiceEventHashCode" ma:index="13" nillable="true" ma:displayName="MediaServiceEventHashCode" ma:hidden="true" ma:internalName="MediaServiceEventHashCode" ma:readOnly="true">
+      <xsd:simpleType>
+        <xsd:restriction base="dms:Text"/>
+      </xsd:simpleType>
+    </xsd:element>
+    <xsd:element name="MediaLengthInSeconds" ma:index="14" nillable="true" ma:displayName="MediaLengthInSeconds" ma:hidden="true" ma:internalName="MediaLengthInSeconds" ma:readOnly="true">
+      <xsd:simpleType>
+        <xsd:restriction base="dms:Unknown"/>
+      </xsd:simpleType>
+    </xsd:element>
+  </xsd:schema>
+  <xsd:schema xmlns="http://schemas.openxmlformats.org/package/2006/metadata/core-properties" xmlns:xsd="http://www.w3.org/2001/XMLSchema" xmlns:xsi="http://www.w3.org/2001/XMLSchema-instance" xmlns:dc="http://purl.org/dc/elements/1.1/" xmlns:dcterms="http://purl.org/dc/terms/" xmlns:odoc="http://schemas.microsoft.com/internal/obd" targetNamespace="http://schemas.openxmlformats.org/package/2006/metadata/core-properties" elementFormDefault="qualified" attributeFormDefault="unqualified" blockDefault="#all">
+    <xsd:import namespace="http://purl.org/dc/elements/1.1/" schemaLocation="http://dublincore.org/schemas/xmls/qdc/2003/04/02/dc.xsd"/>
+    <xsd:import namespace="http://purl.org/dc/terms/" schemaLocation="http://dublincore.org/schemas/xmls/qdc/2003/04/02/dcterms.xsd"/>
+    <xsd:element name="coreProperties" type="CT_coreProperties"/>
+    <xsd:complexType name="CT_coreProperties">
+      <xsd:all>
+        <xsd:element ref="dc:creator" minOccurs="0" maxOccurs="1"/>
+        <xsd:element ref="dcterms:created" minOccurs="0" maxOccurs="1"/>
+        <xsd:element ref="dc:identifier" minOccurs="0" maxOccurs="1"/>
+        <xsd:element name="contentType" minOccurs="0" maxOccurs="1" type="xsd:string" ma:index="0" ma:displayName="Type de contenu"/>
+        <xsd:element ref="dc:title" minOccurs="0" maxOccurs="1" ma:index="4" ma:displayName="Titre"/>
+        <xsd:element ref="dc:subject" minOccurs="0" maxOccurs="1"/>
+        <xsd:element ref="dc:description" minOccurs="0" maxOccurs="1"/>
+        <xsd:element name="keywords" minOccurs="0" maxOccurs="1" type="xsd:string"/>
+        <xsd:element ref="dc:language" minOccurs="0" maxOccurs="1"/>
+        <xsd:element name="category" minOccurs="0" maxOccurs="1" type="xsd:string"/>
+        <xsd:element name="version" minOccurs="0" maxOccurs="1" type="xsd:string"/>
+        <xsd:element name="revision" minOccurs="0" maxOccurs="1" type="xsd:string">
+          <xsd:annotation>
+            <xsd:documentation>
+                        This value indicates the number of saves or revisions. The application is responsible for updating this value after each revision.
+                    </xsd:documentation>
+          </xsd:annotation>
+        </xsd:element>
+        <xsd:element name="lastModifiedBy" minOccurs="0" maxOccurs="1" type="xsd:string"/>
+        <xsd:element ref="dcterms:modified" minOccurs="0" maxOccurs="1"/>
+        <xsd:element name="contentStatus" minOccurs="0" maxOccurs="1" type="xsd:string"/>
+      </xsd:all>
+    </xsd:complexType>
+  </xsd:schema>
+  <xs:schema xmlns:pc="http://schemas.microsoft.com/office/infopath/2007/PartnerControls" xmlns:xs="http://www.w3.org/2001/XMLSchema" targetNamespace="http://schemas.microsoft.com/office/infopath/2007/PartnerControls" elementFormDefault="qualified" attributeFormDefault="unqualified">
+    <xs:element name="Person">
+      <xs:complexType>
+        <xs:sequence>
+          <xs:element ref="pc:DisplayName" minOccurs="0"/>
+          <xs:element ref="pc:AccountId" minOccurs="0"/>
+          <xs:element ref="pc:AccountType" minOccurs="0"/>
+        </xs:sequence>
+      </xs:complexType>
+    </xs:element>
+    <xs:element name="DisplayName" type="xs:string"/>
+    <xs:element name="AccountId" type="xs:string"/>
+    <xs:element name="AccountType" type="xs:string"/>
+    <xs:element name="BDCAssociatedEntity">
+      <xs:complexType>
+        <xs:sequence>
+          <xs:element ref="pc:BDCEntity" minOccurs="0" maxOccurs="unbounded"/>
+        </xs:sequence>
+        <xs:attribute ref="pc:EntityNamespace"/>
+        <xs:attribute ref="pc:EntityName"/>
+        <xs:attribute ref="pc:SystemInstanceName"/>
+        <xs:attribute ref="pc:AssociationName"/>
+      </xs:complexType>
+    </xs:element>
+    <xs:attribute name="EntityNamespace" type="xs:string"/>
+    <xs:attribute name="EntityName" type="xs:string"/>
+    <xs:attribute name="SystemInstanceName" type="xs:string"/>
+    <xs:attribute name="AssociationName" type="xs:string"/>
+    <xs:element name="BDCEntity">
+      <xs:complexType>
+        <xs:sequence>
+          <xs:element ref="pc:EntityDisplayName" minOccurs="0"/>
+          <xs:element ref="pc:EntityInstanceReference" minOccurs="0"/>
+          <xs:element ref="pc:EntityId1" minOccurs="0"/>
+          <xs:element ref="pc:EntityId2" minOccurs="0"/>
+          <xs:element ref="pc:EntityId3" minOccurs="0"/>
+          <xs:element ref="pc:EntityId4" minOccurs="0"/>
+          <xs:element ref="pc:EntityId5" minOccurs="0"/>
+        </xs:sequence>
+      </xs:complexType>
+    </xs:element>
+    <xs:element name="EntityDisplayName" type="xs:string"/>
+    <xs:element name="EntityInstanceReference" type="xs:string"/>
+    <xs:element name="EntityId1" type="xs:string"/>
+    <xs:element name="EntityId2" type="xs:string"/>
+    <xs:element name="EntityId3" type="xs:string"/>
+    <xs:element name="EntityId4" type="xs:string"/>
+    <xs:element name="EntityId5" type="xs:string"/>
+    <xs:element name="Terms">
+      <xs:complexType>
+        <xs:sequence>
+          <xs:element ref="pc:TermInfo" minOccurs="0" maxOccurs="unbounded"/>
+        </xs:sequence>
+      </xs:complexType>
+    </xs:element>
+    <xs:element name="TermInfo">
+      <xs:complexType>
+        <xs:sequence>
+          <xs:element ref="pc:TermName" minOccurs="0"/>
+          <xs:element ref="pc:TermId" minOccurs="0"/>
+        </xs:sequence>
+      </xs:complexType>
+    </xs:element>
+    <xs:element name="TermName" type="xs:string"/>
+    <xs:element name="TermId" type="xs:string"/>
+  </xs:schema>
+</ct:contentTypeSchema>
+</file>
+
+<file path=customXml/item2.xml><?xml version="1.0" encoding="utf-8"?>
+<?mso-contentType ?>
+<FormTemplates xmlns="http://schemas.microsoft.com/sharepoint/v3/contenttype/forms">
+  <Display>DocumentLibraryForm</Display>
+  <Edit>DocumentLibraryForm</Edit>
+  <New>DocumentLibraryForm</New>
+</FormTemplates>
+</file>
+
+<file path=customXml/item3.xml><?xml version="1.0" encoding="utf-8"?>
+<p:properties xmlns:p="http://schemas.microsoft.com/office/2006/metadata/properties" xmlns:xsi="http://www.w3.org/2001/XMLSchema-instance" xmlns:pc="http://schemas.microsoft.com/office/infopath/2007/PartnerControls">
+  <documentManagement/>
+</p:properties>
+</file>
+
+<file path=customXml/itemProps1.xml><?xml version="1.0" encoding="utf-8"?>
+<ds:datastoreItem xmlns:ds="http://schemas.openxmlformats.org/officeDocument/2006/customXml" ds:itemID="{996958E4-8DA6-487B-9D54-FD87475D31F2}"/>
+</file>
+
+<file path=customXml/itemProps2.xml><?xml version="1.0" encoding="utf-8"?>
+<ds:datastoreItem xmlns:ds="http://schemas.openxmlformats.org/officeDocument/2006/customXml" ds:itemID="{B2C3069E-3F34-4BC8-B2D2-7C334E81B7DA}"/>
+</file>
+
+<file path=customXml/itemProps3.xml><?xml version="1.0" encoding="utf-8"?>
+<ds:datastoreItem xmlns:ds="http://schemas.openxmlformats.org/officeDocument/2006/customXml" ds:itemID="{93E87C3D-73F5-4A5B-A08B-53ED5AFADD08}"/>
 </file>